--- a/09-通信电路/04-有线通信接口电路/光纤通信接口电路/光纤通信接口电路.docx
+++ b/09-通信电路/04-有线通信接口电路/光纤通信接口电路/光纤通信接口电路.docx
@@ -2774,6 +2774,20 @@
     </w:p>
     <w:bookmarkEnd w:id="26"/>
     <w:bookmarkEnd w:id="27"/>
+    <w:p>
+      <w:pPr>
+        <w:spacing w:before="360"/>
+        <w:jc w:val="center"/>
+      </w:pPr>
+      <w:r>
+        <w:rPr>
+          <w:rFonts w:ascii="Times New Roman" w:hAnsi="Times New Roman"/>
+          <w:color w:val="555555"/>
+          <w:sz w:val="21"/>
+        </w:rPr>
+        <w:t>材料收集者：杜文杰</w:t>
+      </w:r>
+    </w:p>
     <w:sectPr>
       <w:headerReference r:id="rId9" w:type="default"/>
       <w:footerReference r:id="rId10" w:type="default"/>

--- a/09-通信电路/04-有线通信接口电路/光纤通信接口电路/光纤通信接口电路.docx
+++ b/09-通信电路/04-有线通信接口电路/光纤通信接口电路/光纤通信接口电路.docx
@@ -1,6 +1,6 @@
 
 <file path=word/document.xml><?xml version="1.0" encoding="utf-8"?>
-<w:document xmlns:w="http://schemas.openxmlformats.org/wordprocessingml/2006/main" xmlns:m="http://schemas.openxmlformats.org/officeDocument/2006/math" xmlns:r="http://schemas.openxmlformats.org/officeDocument/2006/relationships" xmlns:o="urn:schemas-microsoft-com:office:office" xmlns:v="urn:schemas-microsoft-com:vml" xmlns:w10="urn:schemas-microsoft-com:office:word" xmlns:a="http://schemas.openxmlformats.org/drawingml/2006/main" xmlns:pic="http://schemas.openxmlformats.org/drawingml/2006/picture" xmlns:wp="http://schemas.openxmlformats.org/drawingml/2006/wordprocessingDrawing">
+<w:document xmlns:m="http://schemas.openxmlformats.org/officeDocument/2006/math" xmlns:r="http://schemas.openxmlformats.org/officeDocument/2006/relationships" xmlns:w="http://schemas.openxmlformats.org/wordprocessingml/2006/main" xmlns:o="urn:schemas-microsoft-com:office:office" xmlns:v="urn:schemas-microsoft-com:vml" xmlns:w10="urn:schemas-microsoft-com:office:word" xmlns:a="http://schemas.openxmlformats.org/drawingml/2006/main" xmlns:pic="http://schemas.openxmlformats.org/drawingml/2006/picture" xmlns:wp="http://schemas.openxmlformats.org/drawingml/2006/wordprocessingDrawing">
   <w:body>
     <w:bookmarkStart w:id="27" w:name="光纤通信接口电路"/>
     <w:p>
@@ -9,7 +9,7 @@
       </w:pPr>
       <w:r>
         <w:rPr>
-          <w:rFonts w:hint="eastAsia"/>
+          <w:rFonts w:hint="eastAsia" w:eastAsia="黑体"/>
         </w:rPr>
         <w:t xml:space="preserve">光纤通信接口电路</w:t>
       </w:r>
@@ -21,7 +21,7 @@
       </w:pPr>
       <w:r>
         <w:rPr>
-          <w:rFonts w:hint="eastAsia"/>
+          <w:rFonts w:hint="eastAsia" w:eastAsia="黑体"/>
         </w:rPr>
         <w:t xml:space="preserve">拓扑描述</w:t>
       </w:r>
@@ -32,16 +32,19 @@
       </w:pPr>
       <w:r>
         <w:rPr>
-          <w:rFonts w:hint="eastAsia"/>
+          <w:rFonts w:hint="eastAsia" w:eastAsia="黑体"/>
         </w:rPr>
         <w:t xml:space="preserve">由</w:t>
       </w:r>
       <w:r>
+        <w:rPr>
+          <w:rFonts w:eastAsia="黑体"/>
+        </w:rPr>
         <w:t xml:space="preserve"> </w:t>
       </w:r>
       <w:r>
         <w:rPr>
-          <w:rFonts w:hint="eastAsia"/>
+          <w:rFonts w:hint="eastAsia" w:eastAsia="黑体"/>
           <w:b/>
           <w:bCs/>
         </w:rPr>
@@ -49,30 +52,37 @@
       </w:r>
       <w:r>
         <w:rPr>
-          <w:rFonts w:hint="eastAsia"/>
+          <w:rFonts w:hint="eastAsia" w:eastAsia="黑体"/>
         </w:rPr>
         <w:t xml:space="preserve">（激光二极管</w:t>
       </w:r>
       <w:r>
+        <w:rPr>
+          <w:rFonts w:eastAsia="黑体"/>
+        </w:rPr>
         <w:t xml:space="preserve"> LD </w:t>
       </w:r>
       <w:r>
         <w:rPr>
-          <w:rFonts w:hint="eastAsia"/>
+          <w:rFonts w:hint="eastAsia" w:eastAsia="黑体"/>
         </w:rPr>
         <w:t xml:space="preserve">或发光二极管</w:t>
       </w:r>
       <w:r>
+        <w:rPr>
+          <w:rFonts w:eastAsia="黑体"/>
+        </w:rPr>
         <w:t xml:space="preserve"> </w:t>
       </w:r>
       <w:r>
         <w:rPr>
-          <w:rFonts w:hint="eastAsia"/>
+          <w:rFonts w:hint="eastAsia" w:eastAsia="黑体"/>
         </w:rPr>
         <w:t xml:space="preserve">LED）、</w:t>
       </w:r>
       <w:r>
         <w:rPr>
+          <w:rFonts w:eastAsia="黑体"/>
           <w:b/>
           <w:bCs/>
         </w:rPr>
@@ -80,7 +90,7 @@
       </w:r>
       <w:r>
         <w:rPr>
-          <w:rFonts w:hint="eastAsia"/>
+          <w:rFonts w:hint="eastAsia" w:eastAsia="黑体"/>
           <w:b/>
           <w:bCs/>
         </w:rPr>
@@ -88,17 +98,21 @@
       </w:r>
       <w:r>
         <w:rPr>
+          <w:rFonts w:eastAsia="黑体"/>
           <w:b/>
           <w:bCs/>
         </w:rPr>
         <w:t xml:space="preserve"> A1</w:t>
       </w:r>
       <w:r>
+        <w:rPr>
+          <w:rFonts w:eastAsia="黑体"/>
+        </w:rPr>
         <w:t xml:space="preserve">、</w:t>
       </w:r>
       <w:r>
         <w:rPr>
-          <w:rFonts w:hint="eastAsia"/>
+          <w:rFonts w:hint="eastAsia" w:eastAsia="黑体"/>
           <w:b/>
           <w:bCs/>
         </w:rPr>
@@ -106,25 +120,31 @@
       </w:r>
       <w:r>
         <w:rPr>
-          <w:rFonts w:hint="eastAsia"/>
+          <w:rFonts w:hint="eastAsia" w:eastAsia="黑体"/>
         </w:rPr>
         <w:t xml:space="preserve">（PIN</w:t>
       </w:r>
       <w:r>
+        <w:rPr>
+          <w:rFonts w:eastAsia="黑体"/>
+        </w:rPr>
         <w:t xml:space="preserve"> </w:t>
       </w:r>
       <w:r>
         <w:rPr>
-          <w:rFonts w:hint="eastAsia"/>
+          <w:rFonts w:hint="eastAsia" w:eastAsia="黑体"/>
         </w:rPr>
         <w:t xml:space="preserve">光电二极管或</w:t>
       </w:r>
       <w:r>
+        <w:rPr>
+          <w:rFonts w:eastAsia="黑体"/>
+        </w:rPr>
         <w:t xml:space="preserve"> </w:t>
       </w:r>
       <w:r>
         <w:rPr>
-          <w:rFonts w:hint="eastAsia"/>
+          <w:rFonts w:hint="eastAsia" w:eastAsia="黑体"/>
         </w:rPr>
         <w:t xml:space="preserve">APD，</w:t>
       </w:r>
@@ -147,13 +167,13 @@
       </m:oMath>
       <w:r>
         <w:rPr>
-          <w:rFonts w:hint="eastAsia"/>
+          <w:rFonts w:hint="eastAsia" w:eastAsia="黑体"/>
         </w:rPr>
         <w:t xml:space="preserve">）、</w:t>
       </w:r>
       <w:r>
         <w:rPr>
-          <w:rFonts w:hint="eastAsia"/>
+          <w:rFonts w:hint="eastAsia" w:eastAsia="黑体"/>
           <w:b/>
           <w:bCs/>
         </w:rPr>
@@ -161,6 +181,7 @@
       </w:r>
       <w:r>
         <w:rPr>
+          <w:rFonts w:eastAsia="黑体"/>
           <w:b/>
           <w:bCs/>
         </w:rPr>
@@ -168,7 +189,7 @@
       </w:r>
       <w:r>
         <w:rPr>
-          <w:rFonts w:hint="eastAsia"/>
+          <w:rFonts w:hint="eastAsia" w:eastAsia="黑体"/>
           <w:b/>
           <w:bCs/>
         </w:rPr>
@@ -176,6 +197,7 @@
       </w:r>
       <w:r>
         <w:rPr>
+          <w:rFonts w:eastAsia="黑体"/>
           <w:b/>
           <w:bCs/>
         </w:rPr>
@@ -183,53 +205,65 @@
       </w:r>
       <w:r>
         <w:rPr>
-          <w:rFonts w:hint="eastAsia"/>
+          <w:rFonts w:hint="eastAsia" w:eastAsia="黑体"/>
           <w:b/>
           <w:bCs/>
         </w:rPr>
         <w:t xml:space="preserve">限幅放大器（A3）</w:t>
       </w:r>
       <w:r>
+        <w:rPr>
+          <w:rFonts w:eastAsia="黑体"/>
+        </w:rPr>
         <w:t xml:space="preserve"> </w:t>
       </w:r>
       <w:r>
         <w:rPr>
-          <w:rFonts w:hint="eastAsia"/>
+          <w:rFonts w:hint="eastAsia" w:eastAsia="黑体"/>
         </w:rPr>
         <w:t xml:space="preserve">与</w:t>
       </w:r>
       <w:r>
+        <w:rPr>
+          <w:rFonts w:eastAsia="黑体"/>
+        </w:rPr>
         <w:t xml:space="preserve"> </w:t>
       </w:r>
       <w:r>
         <w:rPr>
-          <w:rFonts w:hint="eastAsia"/>
+          <w:rFonts w:hint="eastAsia" w:eastAsia="黑体"/>
           <w:b/>
           <w:bCs/>
         </w:rPr>
         <w:t xml:space="preserve">光纤/连接器</w:t>
       </w:r>
       <w:r>
+        <w:rPr>
+          <w:rFonts w:eastAsia="黑体"/>
+        </w:rPr>
         <w:t xml:space="preserve"> </w:t>
       </w:r>
       <w:r>
         <w:rPr>
-          <w:rFonts w:hint="eastAsia"/>
+          <w:rFonts w:hint="eastAsia" w:eastAsia="黑体"/>
         </w:rPr>
         <w:t xml:space="preserve">组成。电路共有</w:t>
       </w:r>
       <w:r>
+        <w:rPr>
+          <w:rFonts w:eastAsia="黑体"/>
+        </w:rPr>
         <w:t xml:space="preserve"> 6 </w:t>
       </w:r>
       <w:r>
         <w:rPr>
-          <w:rFonts w:hint="eastAsia"/>
+          <w:rFonts w:hint="eastAsia" w:eastAsia="黑体"/>
         </w:rPr>
         <w:t xml:space="preserve">个关键节点：</w:t>
       </w:r>
       <w:r>
         <w:rPr>
-          <w:rFonts w:hint="eastAsia"/>
+          <w:rFonts w:hint="eastAsia" w:eastAsia="黑体"/>
           <w:b/>
           <w:bCs/>
         </w:rPr>
@@ -237,6 +271,7 @@
       </w:r>
       <w:r>
         <w:rPr>
+          <w:rFonts w:eastAsia="黑体"/>
           <w:b/>
           <w:bCs/>
         </w:rPr>
@@ -244,7 +279,7 @@
       </w:r>
       <w:r>
         <w:rPr>
-          <w:rFonts w:hint="eastAsia"/>
+          <w:rFonts w:hint="eastAsia" w:eastAsia="黑体"/>
           <w:b/>
           <w:bCs/>
         </w:rPr>
@@ -252,6 +287,7 @@
       </w:r>
       <w:r>
         <w:rPr>
+          <w:rFonts w:eastAsia="黑体"/>
           <w:b/>
           <w:bCs/>
         </w:rPr>
@@ -259,13 +295,13 @@
       </w:r>
       <w:r>
         <w:rPr>
-          <w:rFonts w:hint="eastAsia"/>
+          <w:rFonts w:hint="eastAsia" w:eastAsia="黑体"/>
         </w:rPr>
         <w:t xml:space="preserve">；</w:t>
       </w:r>
       <w:r>
         <w:rPr>
-          <w:rFonts w:hint="eastAsia"/>
+          <w:rFonts w:hint="eastAsia" w:eastAsia="黑体"/>
           <w:b/>
           <w:bCs/>
         </w:rPr>
@@ -273,6 +309,7 @@
       </w:r>
       <w:r>
         <w:rPr>
+          <w:rFonts w:eastAsia="黑体"/>
           <w:b/>
           <w:bCs/>
         </w:rPr>
@@ -280,7 +317,7 @@
       </w:r>
       <w:r>
         <w:rPr>
-          <w:rFonts w:hint="eastAsia"/>
+          <w:rFonts w:hint="eastAsia" w:eastAsia="黑体"/>
           <w:b/>
           <w:bCs/>
         </w:rPr>
@@ -288,22 +325,25 @@
       </w:r>
       <w:r>
         <w:rPr>
-          <w:rFonts w:hint="eastAsia"/>
+          <w:rFonts w:hint="eastAsia" w:eastAsia="黑体"/>
         </w:rPr>
         <w:t xml:space="preserve">（驱动器输出供给</w:t>
       </w:r>
       <w:r>
+        <w:rPr>
+          <w:rFonts w:eastAsia="黑体"/>
+        </w:rPr>
         <w:t xml:space="preserve"> LD </w:t>
       </w:r>
       <w:r>
         <w:rPr>
-          <w:rFonts w:hint="eastAsia"/>
+          <w:rFonts w:hint="eastAsia" w:eastAsia="黑体"/>
         </w:rPr>
         <w:t xml:space="preserve">的偏置/调制电流）；</w:t>
       </w:r>
       <w:r>
         <w:rPr>
-          <w:rFonts w:hint="eastAsia"/>
+          <w:rFonts w:hint="eastAsia" w:eastAsia="黑体"/>
           <w:b/>
           <w:bCs/>
         </w:rPr>
@@ -311,6 +351,7 @@
       </w:r>
       <w:r>
         <w:rPr>
+          <w:rFonts w:eastAsia="黑体"/>
           <w:b/>
           <w:bCs/>
         </w:rPr>
@@ -318,7 +359,7 @@
       </w:r>
       <w:r>
         <w:rPr>
-          <w:rFonts w:hint="eastAsia"/>
+          <w:rFonts w:hint="eastAsia" w:eastAsia="黑体"/>
           <w:b/>
           <w:bCs/>
         </w:rPr>
@@ -326,13 +367,13 @@
       </w:r>
       <w:r>
         <w:rPr>
-          <w:rFonts w:hint="eastAsia"/>
+          <w:rFonts w:hint="eastAsia" w:eastAsia="黑体"/>
         </w:rPr>
         <w:t xml:space="preserve">；</w:t>
       </w:r>
       <w:r>
         <w:rPr>
-          <w:rFonts w:hint="eastAsia"/>
+          <w:rFonts w:hint="eastAsia" w:eastAsia="黑体"/>
           <w:b/>
           <w:bCs/>
         </w:rPr>
@@ -340,6 +381,7 @@
       </w:r>
       <w:r>
         <w:rPr>
+          <w:rFonts w:eastAsia="黑体"/>
           <w:b/>
           <w:bCs/>
         </w:rPr>
@@ -347,7 +389,7 @@
       </w:r>
       <w:r>
         <w:rPr>
-          <w:rFonts w:hint="eastAsia"/>
+          <w:rFonts w:hint="eastAsia" w:eastAsia="黑体"/>
           <w:b/>
           <w:bCs/>
         </w:rPr>
@@ -355,11 +397,14 @@
       </w:r>
       <w:r>
         <w:rPr>
-          <w:rFonts w:hint="eastAsia"/>
+          <w:rFonts w:hint="eastAsia" w:eastAsia="黑体"/>
         </w:rPr>
         <w:t xml:space="preserve">（光电二极管输出</w:t>
       </w:r>
       <w:r>
+        <w:rPr>
+          <w:rFonts w:eastAsia="黑体"/>
+        </w:rPr>
         <w:t xml:space="preserve"> </w:t>
       </w:r>
       <m:oMath>
@@ -380,26 +425,32 @@
         </m:sSub>
       </m:oMath>
       <w:r>
+        <w:rPr>
+          <w:rFonts w:eastAsia="黑体"/>
+        </w:rPr>
         <w:t xml:space="preserve"> </w:t>
       </w:r>
       <w:r>
         <w:rPr>
-          <w:rFonts w:hint="eastAsia"/>
+          <w:rFonts w:hint="eastAsia" w:eastAsia="黑体"/>
         </w:rPr>
         <w:t xml:space="preserve">至</w:t>
       </w:r>
       <w:r>
+        <w:rPr>
+          <w:rFonts w:eastAsia="黑体"/>
+        </w:rPr>
         <w:t xml:space="preserve"> TIA </w:t>
       </w:r>
       <w:r>
         <w:rPr>
-          <w:rFonts w:hint="eastAsia"/>
+          <w:rFonts w:hint="eastAsia" w:eastAsia="黑体"/>
         </w:rPr>
         <w:t xml:space="preserve">输入）；</w:t>
       </w:r>
       <w:r>
         <w:rPr>
-          <w:rFonts w:hint="eastAsia"/>
+          <w:rFonts w:hint="eastAsia" w:eastAsia="黑体"/>
           <w:b/>
           <w:bCs/>
         </w:rPr>
@@ -407,6 +458,7 @@
       </w:r>
       <w:r>
         <w:rPr>
+          <w:rFonts w:eastAsia="黑体"/>
           <w:b/>
           <w:bCs/>
         </w:rPr>
@@ -414,7 +466,7 @@
       </w:r>
       <w:r>
         <w:rPr>
-          <w:rFonts w:hint="eastAsia"/>
+          <w:rFonts w:hint="eastAsia" w:eastAsia="黑体"/>
           <w:b/>
           <w:bCs/>
         </w:rPr>
@@ -422,22 +474,25 @@
       </w:r>
       <w:r>
         <w:rPr>
-          <w:rFonts w:hint="eastAsia"/>
+          <w:rFonts w:hint="eastAsia" w:eastAsia="黑体"/>
         </w:rPr>
         <w:t xml:space="preserve">（TIA</w:t>
       </w:r>
       <w:r>
+        <w:rPr>
+          <w:rFonts w:eastAsia="黑体"/>
+        </w:rPr>
         <w:t xml:space="preserve"> </w:t>
       </w:r>
       <w:r>
         <w:rPr>
-          <w:rFonts w:hint="eastAsia"/>
+          <w:rFonts w:hint="eastAsia" w:eastAsia="黑体"/>
         </w:rPr>
         <w:t xml:space="preserve">输出接限幅放大器输入）；</w:t>
       </w:r>
       <w:r>
         <w:rPr>
-          <w:rFonts w:hint="eastAsia"/>
+          <w:rFonts w:hint="eastAsia" w:eastAsia="黑体"/>
           <w:b/>
           <w:bCs/>
         </w:rPr>
@@ -445,6 +500,7 @@
       </w:r>
       <w:r>
         <w:rPr>
+          <w:rFonts w:eastAsia="黑体"/>
           <w:b/>
           <w:bCs/>
         </w:rPr>
@@ -452,7 +508,7 @@
       </w:r>
       <w:r>
         <w:rPr>
-          <w:rFonts w:hint="eastAsia"/>
+          <w:rFonts w:hint="eastAsia" w:eastAsia="黑体"/>
           <w:b/>
           <w:bCs/>
         </w:rPr>
@@ -460,16 +516,19 @@
       </w:r>
       <w:r>
         <w:rPr>
-          <w:rFonts w:hint="eastAsia"/>
+          <w:rFonts w:hint="eastAsia" w:eastAsia="黑体"/>
         </w:rPr>
         <w:t xml:space="preserve">（VCC）与</w:t>
       </w:r>
       <w:r>
+        <w:rPr>
+          <w:rFonts w:eastAsia="黑体"/>
+        </w:rPr>
         <w:t xml:space="preserve"> </w:t>
       </w:r>
       <w:r>
         <w:rPr>
-          <w:rFonts w:hint="eastAsia"/>
+          <w:rFonts w:hint="eastAsia" w:eastAsia="黑体"/>
           <w:b/>
           <w:bCs/>
         </w:rPr>
@@ -477,6 +536,7 @@
       </w:r>
       <w:r>
         <w:rPr>
+          <w:rFonts w:eastAsia="黑体"/>
           <w:b/>
           <w:bCs/>
         </w:rPr>
@@ -484,7 +544,7 @@
       </w:r>
       <w:r>
         <w:rPr>
-          <w:rFonts w:hint="eastAsia"/>
+          <w:rFonts w:hint="eastAsia" w:eastAsia="黑体"/>
           <w:b/>
           <w:bCs/>
         </w:rPr>
@@ -492,7 +552,7 @@
       </w:r>
       <w:r>
         <w:rPr>
-          <w:rFonts w:hint="eastAsia"/>
+          <w:rFonts w:hint="eastAsia" w:eastAsia="黑体"/>
         </w:rPr>
         <w:t xml:space="preserve">（GND）。</w:t>
       </w:r>
@@ -501,13 +561,13 @@
       <w:pPr/>
       <w:r>
         <w:rPr>
-          <w:rFonts w:hint="eastAsia"/>
+          <w:rFonts w:hint="eastAsia" w:eastAsia="黑体"/>
         </w:rPr>
         <w:t xml:space="preserve">各器件管脚连接：</w:t>
       </w:r>
       <w:r>
         <w:rPr>
-          <w:rFonts w:hint="eastAsia"/>
+          <w:rFonts w:hint="eastAsia" w:eastAsia="黑体"/>
           <w:b/>
           <w:bCs/>
         </w:rPr>
@@ -515,34 +575,45 @@
       </w:r>
       <w:r>
         <w:rPr>
+          <w:rFonts w:eastAsia="黑体"/>
           <w:b/>
           <w:bCs/>
         </w:rPr>
         <w:t xml:space="preserve"> A1</w:t>
       </w:r>
       <w:r>
+        <w:rPr>
+          <w:rFonts w:eastAsia="黑体"/>
+        </w:rPr>
         <w:t xml:space="preserve"> </w:t>
       </w:r>
       <w:r>
         <w:rPr>
-          <w:rFonts w:hint="eastAsia"/>
+          <w:rFonts w:hint="eastAsia" w:eastAsia="黑体"/>
         </w:rPr>
         <w:t xml:space="preserve">的输入接节点①（TX</w:t>
       </w:r>
       <w:r>
+        <w:rPr>
+          <w:rFonts w:eastAsia="黑体"/>
+        </w:rPr>
         <w:t xml:space="preserve"> </w:t>
       </w:r>
       <w:r>
         <w:rPr>
-          <w:rFonts w:hint="eastAsia"/>
+          <w:rFonts w:hint="eastAsia" w:eastAsia="黑体"/>
         </w:rPr>
         <w:t xml:space="preserve">DATA）、输出经耦合电感/电容接</w:t>
       </w:r>
       <w:r>
+        <w:rPr>
+          <w:rFonts w:eastAsia="黑体"/>
+        </w:rPr>
         <w:t xml:space="preserve"> </w:t>
       </w:r>
       <w:r>
         <w:rPr>
+          <w:rFonts w:eastAsia="黑体"/>
           <w:b/>
           <w:bCs/>
         </w:rPr>
@@ -550,7 +621,7 @@
       </w:r>
       <w:r>
         <w:rPr>
-          <w:rFonts w:hint="eastAsia"/>
+          <w:rFonts w:hint="eastAsia" w:eastAsia="黑体"/>
           <w:b/>
           <w:bCs/>
         </w:rPr>
@@ -558,31 +629,37 @@
       </w:r>
       <w:r>
         <w:rPr>
-          <w:rFonts w:hint="eastAsia"/>
+          <w:rFonts w:hint="eastAsia" w:eastAsia="黑体"/>
         </w:rPr>
         <w:t xml:space="preserve">（LD</w:t>
       </w:r>
       <w:r>
+        <w:rPr>
+          <w:rFonts w:eastAsia="黑体"/>
+        </w:rPr>
         <w:t xml:space="preserve"> </w:t>
       </w:r>
       <w:r>
         <w:rPr>
-          <w:rFonts w:hint="eastAsia"/>
+          <w:rFonts w:hint="eastAsia" w:eastAsia="黑体"/>
         </w:rPr>
         <w:t xml:space="preserve">阴极接地或接驱动级）供给偏置与调制电流，并以监测光电二极管取反馈实现</w:t>
       </w:r>
       <w:r>
+        <w:rPr>
+          <w:rFonts w:eastAsia="黑体"/>
+        </w:rPr>
         <w:t xml:space="preserve"> </w:t>
       </w:r>
       <w:r>
         <w:rPr>
-          <w:rFonts w:hint="eastAsia"/>
+          <w:rFonts w:hint="eastAsia" w:eastAsia="黑体"/>
         </w:rPr>
         <w:t xml:space="preserve">APC（自动功率控制）；</w:t>
       </w:r>
       <w:r>
         <w:rPr>
-          <w:rFonts w:hint="eastAsia"/>
+          <w:rFonts w:hint="eastAsia" w:eastAsia="黑体"/>
           <w:b/>
           <w:bCs/>
         </w:rPr>
@@ -590,6 +667,7 @@
       </w:r>
       <w:r>
         <w:rPr>
+          <w:rFonts w:eastAsia="黑体"/>
           <w:b/>
           <w:bCs/>
         </w:rPr>
@@ -597,22 +675,28 @@
       </w:r>
       <w:r>
         <w:rPr>
-          <w:rFonts w:hint="eastAsia"/>
+          <w:rFonts w:hint="eastAsia" w:eastAsia="黑体"/>
           <w:b/>
           <w:bCs/>
         </w:rPr>
         <w:t xml:space="preserve">LED）</w:t>
       </w:r>
       <w:r>
+        <w:rPr>
+          <w:rFonts w:eastAsia="黑体"/>
+        </w:rPr>
         <w:t xml:space="preserve"> </w:t>
       </w:r>
       <w:r>
         <w:rPr>
-          <w:rFonts w:hint="eastAsia"/>
+          <w:rFonts w:hint="eastAsia" w:eastAsia="黑体"/>
         </w:rPr>
         <w:t xml:space="preserve">阳极接高电位、阴极接地，受激后输出光功率</w:t>
       </w:r>
       <w:r>
+        <w:rPr>
+          <w:rFonts w:eastAsia="黑体"/>
+        </w:rPr>
         <w:t xml:space="preserve"> </w:t>
       </w:r>
       <m:oMath>
@@ -736,11 +820,14 @@
       </m:oMath>
       <w:r>
         <w:rPr>
-          <w:rFonts w:hint="eastAsia"/>
+          <w:rFonts w:hint="eastAsia" w:eastAsia="黑体"/>
         </w:rPr>
         <w:t xml:space="preserve">，光经光纤/连接器（节点③）传输。接收端</w:t>
       </w:r>
       <w:r>
+        <w:rPr>
+          <w:rFonts w:eastAsia="黑体"/>
+        </w:rPr>
         <w:t xml:space="preserve"> </w:t>
       </w:r>
       <m:oMath>
@@ -761,24 +848,33 @@
         </m:sSub>
       </m:oMath>
       <w:r>
+        <w:rPr>
+          <w:rFonts w:eastAsia="黑体"/>
+        </w:rPr>
         <w:t xml:space="preserve"> </w:t>
       </w:r>
       <w:r>
         <w:rPr>
-          <w:rFonts w:hint="eastAsia"/>
+          <w:rFonts w:hint="eastAsia" w:eastAsia="黑体"/>
         </w:rPr>
         <w:t xml:space="preserve">反偏（阴极接电源、阳极接节点④/TIA</w:t>
       </w:r>
       <w:r>
+        <w:rPr>
+          <w:rFonts w:eastAsia="黑体"/>
+        </w:rPr>
         <w:t xml:space="preserve"> </w:t>
       </w:r>
       <w:r>
         <w:rPr>
-          <w:rFonts w:hint="eastAsia"/>
+          <w:rFonts w:hint="eastAsia" w:eastAsia="黑体"/>
         </w:rPr>
         <w:t xml:space="preserve">输入端），把光功率转为光电流</w:t>
       </w:r>
       <w:r>
+        <w:rPr>
+          <w:rFonts w:eastAsia="黑体"/>
+        </w:rPr>
         <w:t xml:space="preserve"> </w:t>
       </w:r>
       <m:oMath>
@@ -834,28 +930,34 @@
       </m:oMath>
       <w:r>
         <w:rPr>
-          <w:rFonts w:hint="eastAsia"/>
+          <w:rFonts w:hint="eastAsia" w:eastAsia="黑体"/>
         </w:rPr>
         <w:t xml:space="preserve">；</w:t>
       </w:r>
       <w:r>
         <w:rPr>
-          <w:rFonts w:hint="eastAsia"/>
+          <w:rFonts w:hint="eastAsia" w:eastAsia="黑体"/>
           <w:b/>
           <w:bCs/>
         </w:rPr>
         <w:t xml:space="preserve">TIA（A2）</w:t>
       </w:r>
       <w:r>
+        <w:rPr>
+          <w:rFonts w:eastAsia="黑体"/>
+        </w:rPr>
         <w:t xml:space="preserve"> </w:t>
       </w:r>
       <w:r>
         <w:rPr>
-          <w:rFonts w:hint="eastAsia"/>
+          <w:rFonts w:hint="eastAsia" w:eastAsia="黑体"/>
         </w:rPr>
         <w:t xml:space="preserve">反相输入端接节点④、跨阻反馈电阻</w:t>
       </w:r>
       <w:r>
+        <w:rPr>
+          <w:rFonts w:eastAsia="黑体"/>
+        </w:rPr>
         <w:t xml:space="preserve"> </w:t>
       </w:r>
       <m:oMath>
@@ -873,15 +975,21 @@
         </m:sSub>
       </m:oMath>
       <w:r>
+        <w:rPr>
+          <w:rFonts w:eastAsia="黑体"/>
+        </w:rPr>
         <w:t xml:space="preserve"> </w:t>
       </w:r>
       <w:r>
         <w:rPr>
-          <w:rFonts w:hint="eastAsia"/>
+          <w:rFonts w:hint="eastAsia" w:eastAsia="黑体"/>
         </w:rPr>
         <w:t xml:space="preserve">跨接在反相输入与输出之间、输出接节点⑤，得</w:t>
       </w:r>
       <w:r>
+        <w:rPr>
+          <w:rFonts w:eastAsia="黑体"/>
+        </w:rPr>
         <w:t xml:space="preserve"> </w:t>
       </w:r>
       <m:oMath>
@@ -939,13 +1047,13 @@
       </m:oMath>
       <w:r>
         <w:rPr>
-          <w:rFonts w:hint="eastAsia"/>
+          <w:rFonts w:hint="eastAsia" w:eastAsia="黑体"/>
         </w:rPr>
         <w:t xml:space="preserve">；</w:t>
       </w:r>
       <w:r>
         <w:rPr>
-          <w:rFonts w:hint="eastAsia"/>
+          <w:rFonts w:hint="eastAsia" w:eastAsia="黑体"/>
           <w:b/>
           <w:bCs/>
         </w:rPr>
@@ -953,35 +1061,45 @@
       </w:r>
       <w:r>
         <w:rPr>
+          <w:rFonts w:eastAsia="黑体"/>
           <w:b/>
           <w:bCs/>
         </w:rPr>
         <w:t xml:space="preserve"> A3</w:t>
       </w:r>
       <w:r>
+        <w:rPr>
+          <w:rFonts w:eastAsia="黑体"/>
+        </w:rPr>
         <w:t xml:space="preserve"> </w:t>
       </w:r>
       <w:r>
         <w:rPr>
-          <w:rFonts w:hint="eastAsia"/>
+          <w:rFonts w:hint="eastAsia" w:eastAsia="黑体"/>
         </w:rPr>
         <w:t xml:space="preserve">输入接节点⑤、输出为恢复的接收数据</w:t>
       </w:r>
       <w:r>
+        <w:rPr>
+          <w:rFonts w:eastAsia="黑体"/>
+        </w:rPr>
         <w:t xml:space="preserve"> RX </w:t>
       </w:r>
       <w:r>
         <w:rPr>
-          <w:rFonts w:hint="eastAsia"/>
+          <w:rFonts w:hint="eastAsia" w:eastAsia="黑体"/>
         </w:rPr>
         <w:t xml:space="preserve">DATA。电源</w:t>
       </w:r>
       <w:r>
+        <w:rPr>
+          <w:rFonts w:eastAsia="黑体"/>
+        </w:rPr>
         <w:t xml:space="preserve"> </w:t>
       </w:r>
       <w:r>
         <w:rPr>
-          <w:rFonts w:hint="eastAsia"/>
+          <w:rFonts w:hint="eastAsia" w:eastAsia="黑体"/>
         </w:rPr>
         <w:t xml:space="preserve">VCC/GND（节点⑥/⑦）按各自连接并去耦。</w:t>
       </w:r>
@@ -990,25 +1108,31 @@
       <w:pPr/>
       <w:r>
         <w:rPr>
-          <w:rFonts w:hint="eastAsia"/>
+          <w:rFonts w:hint="eastAsia" w:eastAsia="黑体"/>
         </w:rPr>
         <w:t xml:space="preserve">由此构成”发射端调制电流驱动</w:t>
       </w:r>
       <w:r>
+        <w:rPr>
+          <w:rFonts w:eastAsia="黑体"/>
+        </w:rPr>
         <w:t xml:space="preserve"> LD/LED </w:t>
       </w:r>
       <w:r>
         <w:rPr>
-          <w:rFonts w:hint="eastAsia"/>
+          <w:rFonts w:hint="eastAsia" w:eastAsia="黑体"/>
         </w:rPr>
         <w:t xml:space="preserve">电光转换、光经光纤传输、接收端光电二极管加</w:t>
       </w:r>
       <w:r>
+        <w:rPr>
+          <w:rFonts w:eastAsia="黑体"/>
+        </w:rPr>
         <w:t xml:space="preserve"> </w:t>
       </w:r>
       <w:r>
         <w:rPr>
-          <w:rFonts w:hint="eastAsia"/>
+          <w:rFonts w:hint="eastAsia" w:eastAsia="黑体"/>
         </w:rPr>
         <w:t xml:space="preserve">TIA/限幅放大器光电转换还原”的高速光通信链路，抗电磁干扰、适合高速长距离传输。</w:t>
       </w:r>
@@ -1021,7 +1145,7 @@
       </w:pPr>
       <w:r>
         <w:rPr>
-          <w:rFonts w:hint="eastAsia"/>
+          <w:rFonts w:hint="eastAsia" w:eastAsia="黑体"/>
         </w:rPr>
         <w:t xml:space="preserve">工作原理</w:t>
       </w:r>
@@ -1032,16 +1156,19 @@
       </w:pPr>
       <w:r>
         <w:rPr>
-          <w:rFonts w:hint="eastAsia"/>
+          <w:rFonts w:hint="eastAsia" w:eastAsia="黑体"/>
         </w:rPr>
         <w:t xml:space="preserve">发射端偏置电流使</w:t>
       </w:r>
       <w:r>
+        <w:rPr>
+          <w:rFonts w:eastAsia="黑体"/>
+        </w:rPr>
         <w:t xml:space="preserve"> LD </w:t>
       </w:r>
       <w:r>
         <w:rPr>
-          <w:rFonts w:hint="eastAsia"/>
+          <w:rFonts w:hint="eastAsia" w:eastAsia="黑体"/>
         </w:rPr>
         <w:t xml:space="preserve">工作在线性（或开关）区，调制电流叠加在偏置上改变出光强度，光沿光纤传输；接收端光电二极管把光功率转换为光电流，经跨阻放大器转为电压、限幅后恢复逻辑电平。</w:t>
       </w:r>
@@ -1054,7 +1181,7 @@
       </w:pPr>
       <w:r>
         <w:rPr>
-          <w:rFonts w:hint="eastAsia"/>
+          <w:rFonts w:hint="eastAsia" w:eastAsia="黑体"/>
         </w:rPr>
         <w:t xml:space="preserve">关键计算公式</w:t>
       </w:r>
@@ -1068,7 +1195,7 @@
       </w:pPr>
       <w:r>
         <w:rPr>
-          <w:rFonts w:hint="eastAsia"/>
+          <w:rFonts w:hint="eastAsia" w:eastAsia="黑体"/>
         </w:rPr>
         <w:t xml:space="preserve">跨阻放大器输出电压：</w:t>
       </w:r>
@@ -1152,7 +1279,7 @@
       </w:pPr>
       <w:r>
         <w:rPr>
-          <w:rFonts w:hint="eastAsia"/>
+          <w:rFonts w:hint="eastAsia" w:eastAsia="黑体"/>
         </w:rPr>
         <w:t xml:space="preserve">光电流与光功率关系（响应度）：</w:t>
       </w:r>
@@ -1228,7 +1355,7 @@
       </w:pPr>
       <w:r>
         <w:rPr>
-          <w:rFonts w:hint="eastAsia"/>
+          <w:rFonts w:hint="eastAsia" w:eastAsia="黑体"/>
         </w:rPr>
         <w:t xml:space="preserve">光纤损耗预算：</w:t>
       </w:r>
@@ -1378,7 +1505,7 @@
       </w:pPr>
       <w:r>
         <w:rPr>
-          <w:rFonts w:hint="eastAsia"/>
+          <w:rFonts w:hint="eastAsia" w:eastAsia="黑体"/>
         </w:rPr>
         <w:t xml:space="preserve">光功率电平（dBm）：</w:t>
       </w:r>
@@ -1481,11 +1608,14 @@
         </w:numPr>
       </w:pPr>
       <w:r>
+        <w:rPr>
+          <w:rFonts w:eastAsia="黑体"/>
+        </w:rPr>
         <w:t xml:space="preserve">LD </w:t>
       </w:r>
       <w:r>
         <w:rPr>
-          <w:rFonts w:hint="eastAsia"/>
+          <w:rFonts w:hint="eastAsia" w:eastAsia="黑体"/>
         </w:rPr>
         <w:t xml:space="preserve">激光阈值与斜率效率（近似线性区）：</w:t>
       </w:r>
@@ -1651,7 +1781,7 @@
             </w:pPr>
             <w:r>
               <w:rPr>
-                <w:rFonts w:hint="eastAsia"/>
+                <w:rFonts w:hint="eastAsia" w:eastAsia="黑体"/>
               </w:rPr>
               <w:t xml:space="preserve">符号</w:t>
             </w:r>
@@ -1665,7 +1795,7 @@
             </w:pPr>
             <w:r>
               <w:rPr>
-                <w:rFonts w:hint="eastAsia"/>
+                <w:rFonts w:hint="eastAsia" w:eastAsia="黑体"/>
               </w:rPr>
               <w:t xml:space="preserve">含义</w:t>
             </w:r>
@@ -1679,7 +1809,7 @@
             </w:pPr>
             <w:r>
               <w:rPr>
-                <w:rFonts w:hint="eastAsia"/>
+                <w:rFonts w:hint="eastAsia" w:eastAsia="黑体"/>
               </w:rPr>
               <w:t xml:space="preserve">单位</w:t>
             </w:r>
@@ -1708,6 +1838,9 @@
               </m:sSub>
             </m:oMath>
             <w:r>
+              <w:rPr>
+                <w:rFonts w:eastAsia="黑体"/>
+              </w:rPr>
               <w:t xml:space="preserve">​</w:t>
             </w:r>
           </w:p>
@@ -1720,7 +1853,7 @@
             </w:pPr>
             <w:r>
               <w:rPr>
-                <w:rFonts w:hint="eastAsia"/>
+                <w:rFonts w:hint="eastAsia" w:eastAsia="黑体"/>
               </w:rPr>
               <w:t xml:space="preserve">跨阻电阻</w:t>
             </w:r>
@@ -1733,6 +1866,9 @@
               <w:pStyle w:val="Compact"/>
             </w:pPr>
             <w:r>
+              <w:rPr>
+                <w:rFonts w:eastAsia="黑体"/>
+              </w:rPr>
               <w:t xml:space="preserve">Ω</w:t>
             </w:r>
           </w:p>
@@ -1763,6 +1899,9 @@
               </m:sSub>
             </m:oMath>
             <w:r>
+              <w:rPr>
+                <w:rFonts w:eastAsia="黑体"/>
+              </w:rPr>
               <w:t xml:space="preserve">​</w:t>
             </w:r>
           </w:p>
@@ -1775,7 +1914,7 @@
             </w:pPr>
             <w:r>
               <w:rPr>
-                <w:rFonts w:hint="eastAsia"/>
+                <w:rFonts w:hint="eastAsia" w:eastAsia="黑体"/>
               </w:rPr>
               <w:t xml:space="preserve">光电流</w:t>
             </w:r>
@@ -1788,6 +1927,9 @@
               <w:pStyle w:val="Compact"/>
             </w:pPr>
             <w:r>
+              <w:rPr>
+                <w:rFonts w:eastAsia="黑体"/>
+              </w:rPr>
               <w:t xml:space="preserve">A</w:t>
             </w:r>
           </w:p>
@@ -1810,6 +1952,9 @@
               </m:r>
             </m:oMath>
             <w:r>
+              <w:rPr>
+                <w:rFonts w:eastAsia="黑体"/>
+              </w:rPr>
               <w:t xml:space="preserve">​</w:t>
             </w:r>
           </w:p>
@@ -1822,7 +1967,7 @@
             </w:pPr>
             <w:r>
               <w:rPr>
-                <w:rFonts w:hint="eastAsia"/>
+                <w:rFonts w:hint="eastAsia" w:eastAsia="黑体"/>
               </w:rPr>
               <w:t xml:space="preserve">光电响应度</w:t>
             </w:r>
@@ -1835,6 +1980,9 @@
               <w:pStyle w:val="Compact"/>
             </w:pPr>
             <w:r>
+              <w:rPr>
+                <w:rFonts w:eastAsia="黑体"/>
+              </w:rPr>
               <w:t xml:space="preserve">A/W</w:t>
             </w:r>
           </w:p>
@@ -1853,6 +2001,9 @@
               </m:r>
             </m:oMath>
             <w:r>
+              <w:rPr>
+                <w:rFonts w:eastAsia="黑体"/>
+              </w:rPr>
               <w:t xml:space="preserve">​</w:t>
             </w:r>
           </w:p>
@@ -1865,7 +2016,7 @@
             </w:pPr>
             <w:r>
               <w:rPr>
-                <w:rFonts w:hint="eastAsia"/>
+                <w:rFonts w:hint="eastAsia" w:eastAsia="黑体"/>
               </w:rPr>
               <w:t xml:space="preserve">光功率</w:t>
             </w:r>
@@ -1878,6 +2029,9 @@
               <w:pStyle w:val="Compact"/>
             </w:pPr>
             <w:r>
+              <w:rPr>
+                <w:rFonts w:eastAsia="黑体"/>
+              </w:rPr>
               <w:t xml:space="preserve">W</w:t>
             </w:r>
           </w:p>
@@ -1896,6 +2050,9 @@
               </m:r>
             </m:oMath>
             <w:r>
+              <w:rPr>
+                <w:rFonts w:eastAsia="黑体"/>
+              </w:rPr>
               <w:t xml:space="preserve">​</w:t>
             </w:r>
           </w:p>
@@ -1908,7 +2065,7 @@
             </w:pPr>
             <w:r>
               <w:rPr>
-                <w:rFonts w:hint="eastAsia"/>
+                <w:rFonts w:hint="eastAsia" w:eastAsia="黑体"/>
               </w:rPr>
               <w:t xml:space="preserve">光纤衰减系数</w:t>
             </w:r>
@@ -1921,6 +2078,9 @@
               <w:pStyle w:val="Compact"/>
             </w:pPr>
             <w:r>
+              <w:rPr>
+                <w:rFonts w:eastAsia="黑体"/>
+              </w:rPr>
               <w:t xml:space="preserve">dB/m</w:t>
             </w:r>
           </w:p>
@@ -1951,6 +2111,9 @@
               </m:sSub>
             </m:oMath>
             <w:r>
+              <w:rPr>
+                <w:rFonts w:eastAsia="黑体"/>
+              </w:rPr>
               <w:t xml:space="preserve">​</w:t>
             </w:r>
           </w:p>
@@ -1963,7 +2126,7 @@
             </w:pPr>
             <w:r>
               <w:rPr>
-                <w:rFonts w:hint="eastAsia"/>
+                <w:rFonts w:hint="eastAsia" w:eastAsia="黑体"/>
               </w:rPr>
               <w:t xml:space="preserve">斜率效率</w:t>
             </w:r>
@@ -1976,6 +2139,9 @@
               <w:pStyle w:val="Compact"/>
             </w:pPr>
             <w:r>
+              <w:rPr>
+                <w:rFonts w:eastAsia="黑体"/>
+              </w:rPr>
               <w:t xml:space="preserve">W/A</w:t>
             </w:r>
           </w:p>
@@ -1990,7 +2156,7 @@
       </w:pPr>
       <w:r>
         <w:rPr>
-          <w:rFonts w:hint="eastAsia"/>
+          <w:rFonts w:hint="eastAsia" w:eastAsia="黑体"/>
         </w:rPr>
         <w:t xml:space="preserve">元件调整影响</w:t>
       </w:r>
@@ -2005,20 +2171,27 @@
       </w:pPr>
       <w:r>
         <w:rPr>
+          <w:rFonts w:eastAsia="黑体"/>
           <w:b/>
           <w:bCs/>
         </w:rPr>
         <w:t xml:space="preserve">R_f ↑</w:t>
       </w:r>
       <w:r>
+        <w:rPr>
+          <w:rFonts w:eastAsia="黑体"/>
+        </w:rPr>
         <w:t xml:space="preserve"> </w:t>
       </w:r>
       <w:r>
+        <w:rPr>
+          <w:rFonts w:eastAsia="黑体"/>
+        </w:rPr>
         <w:t xml:space="preserve">→ </w:t>
       </w:r>
       <w:r>
         <w:rPr>
-          <w:rFonts w:hint="eastAsia"/>
+          <w:rFonts w:hint="eastAsia" w:eastAsia="黑体"/>
         </w:rPr>
         <w:t xml:space="preserve">跨阻增益增大、接收灵敏度提高，但带宽下降、噪声增大。</w:t>
       </w:r>
@@ -2033,6 +2206,7 @@
       </w:pPr>
       <w:r>
         <w:rPr>
+          <w:rFonts w:eastAsia="黑体"/>
           <w:b/>
           <w:bCs/>
         </w:rPr>
@@ -2040,7 +2214,7 @@
       </w:r>
       <w:r>
         <w:rPr>
-          <w:rFonts w:hint="eastAsia"/>
+          <w:rFonts w:hint="eastAsia" w:eastAsia="黑体"/>
           <w:b/>
           <w:bCs/>
         </w:rPr>
@@ -2048,20 +2222,27 @@
       </w:r>
       <w:r>
         <w:rPr>
+          <w:rFonts w:eastAsia="黑体"/>
           <w:b/>
           <w:bCs/>
         </w:rPr>
         <w:t xml:space="preserve"> ↑</w:t>
       </w:r>
       <w:r>
+        <w:rPr>
+          <w:rFonts w:eastAsia="黑体"/>
+        </w:rPr>
         <w:t xml:space="preserve"> </w:t>
       </w:r>
       <w:r>
+        <w:rPr>
+          <w:rFonts w:eastAsia="黑体"/>
+        </w:rPr>
         <w:t xml:space="preserve">→ </w:t>
       </w:r>
       <w:r>
         <w:rPr>
-          <w:rFonts w:hint="eastAsia"/>
+          <w:rFonts w:hint="eastAsia" w:eastAsia="黑体"/>
         </w:rPr>
         <w:t xml:space="preserve">低于阈值时不发光；超过阈值后输出光功率线性增大，但过大会缩短寿命。</w:t>
       </w:r>
@@ -2076,7 +2257,7 @@
       </w:pPr>
       <w:r>
         <w:rPr>
-          <w:rFonts w:hint="eastAsia"/>
+          <w:rFonts w:hint="eastAsia" w:eastAsia="黑体"/>
           <w:b/>
           <w:bCs/>
         </w:rPr>
@@ -2084,29 +2265,39 @@
       </w:r>
       <w:r>
         <w:rPr>
+          <w:rFonts w:eastAsia="黑体"/>
           <w:b/>
           <w:bCs/>
         </w:rPr>
         <w:t xml:space="preserve"> ↑</w:t>
       </w:r>
       <w:r>
+        <w:rPr>
+          <w:rFonts w:eastAsia="黑体"/>
+        </w:rPr>
         <w:t xml:space="preserve"> </w:t>
       </w:r>
       <w:r>
+        <w:rPr>
+          <w:rFonts w:eastAsia="黑体"/>
+        </w:rPr>
         <w:t xml:space="preserve">→ </w:t>
       </w:r>
       <w:r>
         <w:rPr>
-          <w:rFonts w:hint="eastAsia"/>
+          <w:rFonts w:hint="eastAsia" w:eastAsia="黑体"/>
         </w:rPr>
         <w:t xml:space="preserve">光调制深度增大、眼图张开，但可能过冲或加速</w:t>
       </w:r>
       <w:r>
+        <w:rPr>
+          <w:rFonts w:eastAsia="黑体"/>
+        </w:rPr>
         <w:t xml:space="preserve"> LD </w:t>
       </w:r>
       <w:r>
         <w:rPr>
-          <w:rFonts w:hint="eastAsia"/>
+          <w:rFonts w:hint="eastAsia" w:eastAsia="黑体"/>
         </w:rPr>
         <w:t xml:space="preserve">老化。</w:t>
       </w:r>
@@ -2121,7 +2312,7 @@
       </w:pPr>
       <w:r>
         <w:rPr>
-          <w:rFonts w:hint="eastAsia"/>
+          <w:rFonts w:hint="eastAsia" w:eastAsia="黑体"/>
           <w:b/>
           <w:bCs/>
         </w:rPr>
@@ -2129,6 +2320,7 @@
       </w:r>
       <w:r>
         <w:rPr>
+          <w:rFonts w:eastAsia="黑体"/>
           <w:b/>
           <w:bCs/>
         </w:rPr>
@@ -2136,21 +2328,27 @@
       </w:r>
       <w:r>
         <w:rPr>
-          <w:rFonts w:hint="eastAsia"/>
+          <w:rFonts w:hint="eastAsia" w:eastAsia="黑体"/>
           <w:b/>
           <w:bCs/>
         </w:rPr>
         <w:t xml:space="preserve">接收面积</w:t>
       </w:r>
       <w:r>
+        <w:rPr>
+          <w:rFonts w:eastAsia="黑体"/>
+        </w:rPr>
         <w:t xml:space="preserve"> </w:t>
       </w:r>
       <w:r>
+        <w:rPr>
+          <w:rFonts w:eastAsia="黑体"/>
+        </w:rPr>
         <w:t xml:space="preserve">→ </w:t>
       </w:r>
       <w:r>
         <w:rPr>
-          <w:rFonts w:hint="eastAsia"/>
+          <w:rFonts w:hint="eastAsia" w:eastAsia="黑体"/>
         </w:rPr>
         <w:t xml:space="preserve">决定单位光功率下的光电流，越大灵敏度越高。</w:t>
       </w:r>
@@ -2163,7 +2361,7 @@
       </w:pPr>
       <w:r>
         <w:rPr>
-          <w:rFonts w:hint="eastAsia"/>
+          <w:rFonts w:hint="eastAsia" w:eastAsia="黑体"/>
         </w:rPr>
         <w:t xml:space="preserve">典型参数示例</w:t>
       </w:r>
@@ -2178,11 +2376,14 @@
       </w:pPr>
       <w:r>
         <w:rPr>
-          <w:rFonts w:hint="eastAsia"/>
+          <w:rFonts w:hint="eastAsia" w:eastAsia="黑体"/>
         </w:rPr>
         <w:t xml:space="preserve">取</w:t>
       </w:r>
       <w:r>
+        <w:rPr>
+          <w:rFonts w:eastAsia="黑体"/>
+        </w:rPr>
         <w:t xml:space="preserve"> </w:t>
       </w:r>
       <m:oMath>
@@ -2204,9 +2405,15 @@
         </m:r>
       </m:oMath>
       <w:r>
+        <w:rPr>
+          <w:rFonts w:eastAsia="黑体"/>
+        </w:rPr>
         <w:t xml:space="preserve"> </w:t>
       </w:r>
       <w:r>
+        <w:rPr>
+          <w:rFonts w:eastAsia="黑体"/>
+        </w:rPr>
         <w:t xml:space="preserve">A/W、</w:t>
       </w:r>
       <m:oMath>
@@ -2275,7 +2482,7 @@
       </m:oMath>
       <w:r>
         <w:rPr>
-          <w:rFonts w:hint="eastAsia"/>
+          <w:rFonts w:hint="eastAsia" w:eastAsia="黑体"/>
         </w:rPr>
         <w:t xml:space="preserve">：</w:t>
       </w:r>
@@ -2352,6 +2559,9 @@
         </m:r>
       </m:oMath>
       <w:r>
+        <w:rPr>
+          <w:rFonts w:eastAsia="黑体"/>
+        </w:rPr>
         <w:t xml:space="preserve">。</w:t>
       </w:r>
     </w:p>
@@ -2365,11 +2575,14 @@
       </w:pPr>
       <w:r>
         <w:rPr>
-          <w:rFonts w:hint="eastAsia"/>
+          <w:rFonts w:hint="eastAsia" w:eastAsia="黑体"/>
         </w:rPr>
         <w:t xml:space="preserve">取</w:t>
       </w:r>
       <w:r>
+        <w:rPr>
+          <w:rFonts w:eastAsia="黑体"/>
+        </w:rPr>
         <w:t xml:space="preserve"> </w:t>
       </w:r>
       <m:oMath>
@@ -2407,7 +2620,7 @@
       </m:oMath>
       <w:r>
         <w:rPr>
-          <w:rFonts w:hint="eastAsia"/>
+          <w:rFonts w:hint="eastAsia" w:eastAsia="黑体"/>
         </w:rPr>
         <w:t xml:space="preserve">：</w:t>
       </w:r>
@@ -2503,7 +2716,7 @@
       </m:oMath>
       <w:r>
         <w:rPr>
-          <w:rFonts w:hint="eastAsia"/>
+          <w:rFonts w:hint="eastAsia" w:eastAsia="黑体"/>
         </w:rPr>
         <w:t xml:space="preserve">（限幅前典型量级）。</w:t>
       </w:r>
@@ -2516,7 +2729,7 @@
       </w:pPr>
       <w:r>
         <w:rPr>
-          <w:rFonts w:hint="eastAsia"/>
+          <w:rFonts w:hint="eastAsia" w:eastAsia="黑体"/>
         </w:rPr>
         <w:t xml:space="preserve">常见器件型号</w:t>
       </w:r>
@@ -2531,7 +2744,7 @@
       </w:pPr>
       <w:r>
         <w:rPr>
-          <w:rFonts w:hint="eastAsia"/>
+          <w:rFonts w:hint="eastAsia" w:eastAsia="黑体"/>
         </w:rPr>
         <w:t xml:space="preserve">跨阻放大器：OPA855、AD8015、MAX3964。</w:t>
       </w:r>
@@ -2546,7 +2759,7 @@
       </w:pPr>
       <w:r>
         <w:rPr>
-          <w:rFonts w:hint="eastAsia"/>
+          <w:rFonts w:hint="eastAsia" w:eastAsia="黑体"/>
         </w:rPr>
         <w:t xml:space="preserve">限幅放大器：MAX3748、ONET8501。</w:t>
       </w:r>
@@ -2561,25 +2774,31 @@
       </w:pPr>
       <w:r>
         <w:rPr>
-          <w:rFonts w:hint="eastAsia"/>
+          <w:rFonts w:hint="eastAsia" w:eastAsia="黑体"/>
         </w:rPr>
         <w:t xml:space="preserve">光模块：SFP/SFP+</w:t>
       </w:r>
       <w:r>
+        <w:rPr>
+          <w:rFonts w:eastAsia="黑体"/>
+        </w:rPr>
         <w:t xml:space="preserve"> </w:t>
       </w:r>
       <w:r>
         <w:rPr>
-          <w:rFonts w:hint="eastAsia"/>
+          <w:rFonts w:hint="eastAsia" w:eastAsia="黑体"/>
         </w:rPr>
         <w:t xml:space="preserve">通用模块（如</w:t>
       </w:r>
       <w:r>
+        <w:rPr>
+          <w:rFonts w:eastAsia="黑体"/>
+        </w:rPr>
         <w:t xml:space="preserve"> AFBR-xxx </w:t>
       </w:r>
       <w:r>
         <w:rPr>
-          <w:rFonts w:hint="eastAsia"/>
+          <w:rFonts w:hint="eastAsia" w:eastAsia="黑体"/>
         </w:rPr>
         <w:t xml:space="preserve">系列）。</w:t>
       </w:r>
@@ -2592,7 +2811,7 @@
       </w:pPr>
       <w:r>
         <w:rPr>
-          <w:rFonts w:hint="eastAsia"/>
+          <w:rFonts w:hint="eastAsia" w:eastAsia="黑体"/>
         </w:rPr>
         <w:t xml:space="preserve">注意事项</w:t>
       </w:r>
@@ -2606,29 +2825,38 @@
         </w:numPr>
       </w:pPr>
       <w:r>
+        <w:rPr>
+          <w:rFonts w:eastAsia="黑体"/>
+        </w:rPr>
         <w:t xml:space="preserve">LD </w:t>
       </w:r>
       <w:r>
         <w:rPr>
-          <w:rFonts w:hint="eastAsia"/>
+          <w:rFonts w:hint="eastAsia" w:eastAsia="黑体"/>
         </w:rPr>
         <w:t xml:space="preserve">对</w:t>
       </w:r>
       <w:r>
+        <w:rPr>
+          <w:rFonts w:eastAsia="黑体"/>
+        </w:rPr>
         <w:t xml:space="preserve"> </w:t>
       </w:r>
       <w:r>
         <w:rPr>
-          <w:rFonts w:hint="eastAsia"/>
+          <w:rFonts w:hint="eastAsia" w:eastAsia="黑体"/>
         </w:rPr>
         <w:t xml:space="preserve">ESD、过流极度敏感，必须做软启动与</w:t>
       </w:r>
       <w:r>
+        <w:rPr>
+          <w:rFonts w:eastAsia="黑体"/>
+        </w:rPr>
         <w:t xml:space="preserve"> </w:t>
       </w:r>
       <w:r>
         <w:rPr>
-          <w:rFonts w:hint="eastAsia"/>
+          <w:rFonts w:hint="eastAsia" w:eastAsia="黑体"/>
         </w:rPr>
         <w:t xml:space="preserve">APC（自动功率控制）偏置。</w:t>
       </w:r>
@@ -2643,25 +2871,31 @@
       </w:pPr>
       <w:r>
         <w:rPr>
-          <w:rFonts w:hint="eastAsia"/>
+          <w:rFonts w:hint="eastAsia" w:eastAsia="黑体"/>
         </w:rPr>
         <w:t xml:space="preserve">收发模块需注意光波长与光纤类型匹配（多模</w:t>
       </w:r>
       <w:r>
+        <w:rPr>
+          <w:rFonts w:eastAsia="黑体"/>
+        </w:rPr>
         <w:t xml:space="preserve"> 850/1310 </w:t>
       </w:r>
       <w:r>
         <w:rPr>
-          <w:rFonts w:hint="eastAsia"/>
+          <w:rFonts w:hint="eastAsia" w:eastAsia="黑体"/>
         </w:rPr>
         <w:t xml:space="preserve">nm，单模</w:t>
       </w:r>
       <w:r>
+        <w:rPr>
+          <w:rFonts w:eastAsia="黑体"/>
+        </w:rPr>
         <w:t xml:space="preserve"> 1310/1550 </w:t>
       </w:r>
       <w:r>
         <w:rPr>
-          <w:rFonts w:hint="eastAsia"/>
+          <w:rFonts w:hint="eastAsia" w:eastAsia="黑体"/>
         </w:rPr>
         <w:t xml:space="preserve">nm）。</w:t>
       </w:r>
@@ -2676,25 +2910,31 @@
       </w:pPr>
       <w:r>
         <w:rPr>
-          <w:rFonts w:hint="eastAsia"/>
+          <w:rFonts w:hint="eastAsia" w:eastAsia="黑体"/>
         </w:rPr>
         <w:t xml:space="preserve">高速</w:t>
       </w:r>
       <w:r>
+        <w:rPr>
+          <w:rFonts w:eastAsia="黑体"/>
+        </w:rPr>
         <w:t xml:space="preserve"> TIA </w:t>
       </w:r>
       <w:r>
         <w:rPr>
-          <w:rFonts w:hint="eastAsia"/>
+          <w:rFonts w:hint="eastAsia" w:eastAsia="黑体"/>
         </w:rPr>
         <w:t xml:space="preserve">布线要低寄生电容，光电管尽量靠近</w:t>
       </w:r>
       <w:r>
+        <w:rPr>
+          <w:rFonts w:eastAsia="黑体"/>
+        </w:rPr>
         <w:t xml:space="preserve"> TIA </w:t>
       </w:r>
       <w:r>
         <w:rPr>
-          <w:rFonts w:hint="eastAsia"/>
+          <w:rFonts w:hint="eastAsia" w:eastAsia="黑体"/>
         </w:rPr>
         <w:t xml:space="preserve">输入。</w:t>
       </w:r>
@@ -2709,7 +2949,7 @@
       </w:pPr>
       <w:r>
         <w:rPr>
-          <w:rFonts w:hint="eastAsia"/>
+          <w:rFonts w:hint="eastAsia" w:eastAsia="黑体"/>
         </w:rPr>
         <w:t xml:space="preserve">连接器端面清洁与插损直接影响链路预算。</w:t>
       </w:r>
@@ -2722,7 +2962,7 @@
       </w:pPr>
       <w:r>
         <w:rPr>
-          <w:rFonts w:hint="eastAsia"/>
+          <w:rFonts w:hint="eastAsia" w:eastAsia="黑体"/>
         </w:rPr>
         <w:t xml:space="preserve">参考资料</w:t>
       </w:r>
@@ -2736,6 +2976,9 @@
         </w:numPr>
       </w:pPr>
       <w:r>
+        <w:rPr>
+          <w:rFonts w:eastAsia="黑体"/>
+        </w:rPr>
         <w:t xml:space="preserve">Wikipedia: Optical fiber communication。</w:t>
       </w:r>
     </w:p>
@@ -2748,11 +2991,14 @@
         </w:numPr>
       </w:pPr>
       <w:r>
+        <w:rPr>
+          <w:rFonts w:eastAsia="黑体"/>
+        </w:rPr>
         <w:t xml:space="preserve">TI </w:t>
       </w:r>
       <w:r>
         <w:rPr>
-          <w:rFonts w:hint="eastAsia"/>
+          <w:rFonts w:hint="eastAsia" w:eastAsia="黑体"/>
         </w:rPr>
         <w:t xml:space="preserve">AN-1803（光电二极管放大器应用）。</w:t>
       </w:r>
@@ -2767,7 +3013,7 @@
       </w:pPr>
       <w:r>
         <w:rPr>
-          <w:rFonts w:hint="eastAsia"/>
+          <w:rFonts w:hint="eastAsia" w:eastAsia="黑体"/>
         </w:rPr>
         <w:t xml:space="preserve">《光纤通信系统》（相关教材）。</w:t>
       </w:r>
@@ -2781,11 +3027,11 @@
       </w:pPr>
       <w:r>
         <w:rPr>
-          <w:rFonts w:ascii="Times New Roman" w:hAnsi="Times New Roman"/>
+          <w:rFonts w:ascii="Times New Roman" w:hAnsi="Times New Roman" w:eastAsia="黑体"/>
           <w:color w:val="555555"/>
           <w:sz w:val="21"/>
         </w:rPr>
-        <w:t>材料收集者：杜文杰</w:t>
+        <w:t>材料收集者：杜文杰，WX手机：19519196569，QQ:3478827729</w:t>
       </w:r>
     </w:p>
     <w:sectPr>
@@ -2805,7 +3051,7 @@
 </file>
 
 <file path=word/footer1.xml><?xml version="1.0" encoding="utf-8"?>
-<w:ftr xmlns:m="http://schemas.openxmlformats.org/officeDocument/2006/math" xmlns:mc="http://schemas.openxmlformats.org/markup-compatibility/2006" xmlns:mo="http://schemas.microsoft.com/office/mac/office/2008/main" xmlns:mv="urn:schemas-microsoft-com:mac:vml" xmlns:o="urn:schemas-microsoft-com:office:office" xmlns:r="http://schemas.openxmlformats.org/officeDocument/2006/relationships" xmlns:v="urn:schemas-microsoft-com:vml" xmlns:w10="urn:schemas-microsoft-com:office:word" xmlns:w14="http://schemas.microsoft.com/office/word/2010/wordml" xmlns:w="http://schemas.openxmlformats.org/wordprocessingml/2006/main" xmlns:wne="http://schemas.microsoft.com/office/word/2006/wordml" xmlns:wp14="http://schemas.microsoft.com/office/word/2010/wordprocessingDrawing" xmlns:wp="http://schemas.openxmlformats.org/drawingml/2006/wordprocessingDrawing" xmlns:wpc="http://schemas.microsoft.com/office/word/2010/wordprocessingCanvas" xmlns:wpg="http://schemas.microsoft.com/office/word/2010/wordprocessingGroup" xmlns:wpi="http://schemas.microsoft.com/office/word/2010/wordprocessingInk" xmlns:wps="http://schemas.microsoft.com/office/word/2010/wordprocessingShape" mc:Ignorable="w14 wp14">
+<w:ftr xmlns:mc="http://schemas.openxmlformats.org/markup-compatibility/2006" xmlns:w="http://schemas.openxmlformats.org/wordprocessingml/2006/main" xmlns:m="http://schemas.openxmlformats.org/officeDocument/2006/math" xmlns:mo="http://schemas.microsoft.com/office/mac/office/2008/main" xmlns:mv="urn:schemas-microsoft-com:mac:vml" xmlns:o="urn:schemas-microsoft-com:office:office" xmlns:r="http://schemas.openxmlformats.org/officeDocument/2006/relationships" xmlns:v="urn:schemas-microsoft-com:vml" xmlns:w10="urn:schemas-microsoft-com:office:word" xmlns:w14="http://schemas.microsoft.com/office/word/2010/wordml" xmlns:wne="http://schemas.microsoft.com/office/word/2006/wordml" xmlns:wp14="http://schemas.microsoft.com/office/word/2010/wordprocessingDrawing" xmlns:wp="http://schemas.openxmlformats.org/drawingml/2006/wordprocessingDrawing" xmlns:wpc="http://schemas.microsoft.com/office/word/2010/wordprocessingCanvas" xmlns:wpg="http://schemas.microsoft.com/office/word/2010/wordprocessingGroup" xmlns:wpi="http://schemas.microsoft.com/office/word/2010/wordprocessingInk" xmlns:wps="http://schemas.microsoft.com/office/word/2010/wordprocessingShape" mc:Ignorable="w14 wp14">
   <w:p>
     <w:pPr>
       <w:pStyle w:val="Footer"/>
@@ -2813,12 +3059,14 @@
     </w:pPr>
     <w:r>
       <w:rPr>
+        <w:rFonts w:eastAsia="黑体"/>
         <w:sz w:val="18"/>
       </w:rPr>
       <w:t xml:space="preserve">第 </w:t>
     </w:r>
     <w:r>
       <w:rPr>
+        <w:rFonts w:eastAsia="黑体"/>
         <w:sz w:val="18"/>
       </w:rPr>
       <w:fldChar w:fldCharType="begin"/>
@@ -2827,6 +3075,7 @@
     </w:r>
     <w:r>
       <w:rPr>
+        <w:rFonts w:eastAsia="黑体"/>
         <w:sz w:val="18"/>
       </w:rPr>
       <w:t xml:space="preserve"> 页</w:t>
@@ -2840,6 +3089,9 @@
   <w:footnote w:type="continuationSeparator" w:id="0">
     <w:p>
       <w:r>
+        <w:rPr>
+          <w:rFonts w:eastAsia="黑体"/>
+        </w:rPr>
         <w:continuationSeparator/>
       </w:r>
     </w:p>
@@ -2847,6 +3099,9 @@
   <w:footnote w:type="separator" w:id="-1">
     <w:p>
       <w:r>
+        <w:rPr>
+          <w:rFonts w:eastAsia="黑体"/>
+        </w:rPr>
         <w:separator/>
       </w:r>
     </w:p>
@@ -2855,7 +3110,7 @@
 </file>
 
 <file path=word/header1.xml><?xml version="1.0" encoding="utf-8"?>
-<w:hdr xmlns:m="http://schemas.openxmlformats.org/officeDocument/2006/math" xmlns:mc="http://schemas.openxmlformats.org/markup-compatibility/2006" xmlns:mo="http://schemas.microsoft.com/office/mac/office/2008/main" xmlns:mv="urn:schemas-microsoft-com:mac:vml" xmlns:o="urn:schemas-microsoft-com:office:office" xmlns:r="http://schemas.openxmlformats.org/officeDocument/2006/relationships" xmlns:v="urn:schemas-microsoft-com:vml" xmlns:w10="urn:schemas-microsoft-com:office:word" xmlns:w14="http://schemas.microsoft.com/office/word/2010/wordml" xmlns:w="http://schemas.openxmlformats.org/wordprocessingml/2006/main" xmlns:wne="http://schemas.microsoft.com/office/word/2006/wordml" xmlns:wp14="http://schemas.microsoft.com/office/word/2010/wordprocessingDrawing" xmlns:wp="http://schemas.openxmlformats.org/drawingml/2006/wordprocessingDrawing" xmlns:wpc="http://schemas.microsoft.com/office/word/2010/wordprocessingCanvas" xmlns:wpg="http://schemas.microsoft.com/office/word/2010/wordprocessingGroup" xmlns:wpi="http://schemas.microsoft.com/office/word/2010/wordprocessingInk" xmlns:wps="http://schemas.microsoft.com/office/word/2010/wordprocessingShape" mc:Ignorable="w14 wp14">
+<w:hdr xmlns:mc="http://schemas.openxmlformats.org/markup-compatibility/2006" xmlns:w="http://schemas.openxmlformats.org/wordprocessingml/2006/main" xmlns:m="http://schemas.openxmlformats.org/officeDocument/2006/math" xmlns:mo="http://schemas.microsoft.com/office/mac/office/2008/main" xmlns:mv="urn:schemas-microsoft-com:mac:vml" xmlns:o="urn:schemas-microsoft-com:office:office" xmlns:r="http://schemas.openxmlformats.org/officeDocument/2006/relationships" xmlns:v="urn:schemas-microsoft-com:vml" xmlns:w10="urn:schemas-microsoft-com:office:word" xmlns:w14="http://schemas.microsoft.com/office/word/2010/wordml" xmlns:wne="http://schemas.microsoft.com/office/word/2006/wordml" xmlns:wp14="http://schemas.microsoft.com/office/word/2010/wordprocessingDrawing" xmlns:wp="http://schemas.openxmlformats.org/drawingml/2006/wordprocessingDrawing" xmlns:wpc="http://schemas.microsoft.com/office/word/2010/wordprocessingCanvas" xmlns:wpg="http://schemas.microsoft.com/office/word/2010/wordprocessingGroup" xmlns:wpi="http://schemas.microsoft.com/office/word/2010/wordprocessingInk" xmlns:wps="http://schemas.microsoft.com/office/word/2010/wordprocessingShape" mc:Ignorable="w14 wp14">
   <w:p>
     <w:pPr>
       <w:pStyle w:val="Header"/>
@@ -2863,7 +3118,7 @@
     </w:pPr>
     <w:r>
       <w:rPr>
-        <w:rFonts w:ascii="Times New Roman" w:hAnsi="Times New Roman"/>
+        <w:rFonts w:ascii="Times New Roman" w:hAnsi="Times New Roman" w:eastAsia="黑体"/>
         <w:sz w:val="18"/>
         <w:rFonts w:eastAsia="黑体"/>
         <w:rFonts w:eastAsia="黑体"/>
@@ -2875,7 +3130,7 @@
 </file>
 
 <file path=word/numbering.xml><?xml version="1.0" encoding="utf-8"?>
-<w:numbering xmlns:m="http://schemas.openxmlformats.org/officeDocument/2006/math" xmlns:mc="http://schemas.openxmlformats.org/markup-compatibility/2006" xmlns:mo="http://schemas.microsoft.com/office/mac/office/2008/main" xmlns:mv="urn:schemas-microsoft-com:mac:vml" xmlns:o="urn:schemas-microsoft-com:office:office" xmlns:r="http://schemas.openxmlformats.org/officeDocument/2006/relationships" xmlns:v="urn:schemas-microsoft-com:vml" xmlns:w="http://schemas.openxmlformats.org/wordprocessingml/2006/main" xmlns:w10="urn:schemas-microsoft-com:office:word" xmlns:w14="http://schemas.microsoft.com/office/word/2010/wordml" xmlns:wne="http://schemas.microsoft.com/office/word/2006/wordml" xmlns:wp="http://schemas.openxmlformats.org/drawingml/2006/wordprocessingDrawing" xmlns:wp14="http://schemas.microsoft.com/office/word/2010/wordprocessingDrawing" xmlns:wpc="http://schemas.microsoft.com/office/word/2010/wordprocessingCanvas" xmlns:wpg="http://schemas.microsoft.com/office/word/2010/wordprocessingGroup" xmlns:wpi="http://schemas.microsoft.com/office/word/2010/wordprocessingInk" xmlns:wps="http://schemas.microsoft.com/office/word/2010/wordprocessingShape" mc:Ignorable="w14 wp14">
+<w:numbering xmlns:mc="http://schemas.openxmlformats.org/markup-compatibility/2006" xmlns:w="http://schemas.openxmlformats.org/wordprocessingml/2006/main" xmlns:m="http://schemas.openxmlformats.org/officeDocument/2006/math" xmlns:mo="http://schemas.microsoft.com/office/mac/office/2008/main" xmlns:mv="urn:schemas-microsoft-com:mac:vml" xmlns:o="urn:schemas-microsoft-com:office:office" xmlns:r="http://schemas.openxmlformats.org/officeDocument/2006/relationships" xmlns:v="urn:schemas-microsoft-com:vml" xmlns:w10="urn:schemas-microsoft-com:office:word" xmlns:w14="http://schemas.microsoft.com/office/word/2010/wordml" xmlns:wne="http://schemas.microsoft.com/office/word/2006/wordml" xmlns:wp="http://schemas.openxmlformats.org/drawingml/2006/wordprocessingDrawing" xmlns:wp14="http://schemas.microsoft.com/office/word/2010/wordprocessingDrawing" xmlns:wpc="http://schemas.microsoft.com/office/word/2010/wordprocessingCanvas" xmlns:wpg="http://schemas.microsoft.com/office/word/2010/wordprocessingGroup" xmlns:wpi="http://schemas.microsoft.com/office/word/2010/wordprocessingInk" xmlns:wps="http://schemas.microsoft.com/office/word/2010/wordprocessingShape" mc:Ignorable="w14 wp14">
   <w:abstractNum w:abstractNumId="0">
     <w:nsid w:val="FFFFFF7C"/>
     <w:multiLevelType w:val="singleLevel"/>
@@ -2962,7 +3217,7 @@
         <w:ind w:hanging="360" w:left="1440"/>
       </w:pPr>
       <w:rPr>
-        <w:rFonts w:ascii="Symbol" w:hAnsi="Symbol" w:hint="default"/>
+        <w:rFonts w:ascii="Symbol" w:hAnsi="Symbol" w:hint="default" w:eastAsia="黑体"/>
       </w:rPr>
     </w:lvl>
   </w:abstractNum>
@@ -2983,7 +3238,7 @@
         <w:ind w:hanging="360" w:left="1080"/>
       </w:pPr>
       <w:rPr>
-        <w:rFonts w:ascii="Symbol" w:hAnsi="Symbol" w:hint="default"/>
+        <w:rFonts w:ascii="Symbol" w:hAnsi="Symbol" w:hint="default" w:eastAsia="黑体"/>
       </w:rPr>
     </w:lvl>
   </w:abstractNum>
@@ -3004,7 +3259,7 @@
         <w:ind w:hanging="360" w:left="720"/>
       </w:pPr>
       <w:rPr>
-        <w:rFonts w:ascii="Symbol" w:hAnsi="Symbol" w:hint="default"/>
+        <w:rFonts w:ascii="Symbol" w:hAnsi="Symbol" w:hint="default" w:eastAsia="黑体"/>
       </w:rPr>
     </w:lvl>
   </w:abstractNum>
@@ -3043,7 +3298,7 @@
         <w:ind w:hanging="360" w:left="360"/>
       </w:pPr>
       <w:rPr>
-        <w:rFonts w:ascii="Symbol" w:hAnsi="Symbol" w:hint="default"/>
+        <w:rFonts w:ascii="Symbol" w:hAnsi="Symbol" w:hint="default" w:eastAsia="黑体"/>
       </w:rPr>
     </w:lvl>
   </w:abstractNum>
@@ -3134,7 +3389,7 @@
         <w:ind w:left="720" w:hanging="360"/>
       </w:pPr>
       <w:rPr>
-        <w:rFonts w:ascii="Symbol" w:hAnsi="Symbol" w:cs="Symbol" w:hint="default"/>
+        <w:rFonts w:ascii="Symbol" w:hAnsi="Symbol" w:cs="Symbol" w:hint="default" w:eastAsia="黑体"/>
       </w:rPr>
     </w:lvl>
     <w:lvl w:ilvl="1">
@@ -3145,7 +3400,7 @@
         <w:ind w:left="1440" w:hanging="360"/>
       </w:pPr>
       <w:rPr>
-        <w:rFonts w:ascii="Courier New" w:hAnsi="Courier New" w:cs="Courier New" w:hint="default"/>
+        <w:rFonts w:ascii="Courier New" w:hAnsi="Courier New" w:cs="Courier New" w:hint="default" w:eastAsia="黑体"/>
       </w:rPr>
     </w:lvl>
     <w:lvl w:ilvl="2">
@@ -3156,7 +3411,7 @@
         <w:ind w:left="2160" w:hanging="360"/>
       </w:pPr>
       <w:rPr>
-        <w:rFonts w:ascii="Wingdings" w:hAnsi="Wingdings" w:cs="Wingdings" w:hint="default"/>
+        <w:rFonts w:ascii="Wingdings" w:hAnsi="Wingdings" w:cs="Wingdings" w:hint="default" w:eastAsia="黑体"/>
       </w:rPr>
     </w:lvl>
     <w:lvl w:ilvl="3">
@@ -3167,7 +3422,7 @@
         <w:ind w:left="2880" w:hanging="360"/>
       </w:pPr>
       <w:rPr>
-        <w:rFonts w:ascii="Symbol" w:hAnsi="Symbol" w:cs="Symbol" w:hint="default"/>
+        <w:rFonts w:ascii="Symbol" w:hAnsi="Symbol" w:cs="Symbol" w:hint="default" w:eastAsia="黑体"/>
       </w:rPr>
     </w:lvl>
     <w:lvl w:ilvl="4">
@@ -3178,7 +3433,7 @@
         <w:ind w:left="3600" w:hanging="360"/>
       </w:pPr>
       <w:rPr>
-        <w:rFonts w:ascii="Courier New" w:hAnsi="Courier New" w:cs="Courier New" w:hint="default"/>
+        <w:rFonts w:ascii="Courier New" w:hAnsi="Courier New" w:cs="Courier New" w:hint="default" w:eastAsia="黑体"/>
       </w:rPr>
     </w:lvl>
     <w:lvl w:ilvl="5">
@@ -3189,7 +3444,7 @@
         <w:ind w:left="4320" w:hanging="360"/>
       </w:pPr>
       <w:rPr>
-        <w:rFonts w:ascii="Wingdings" w:hAnsi="Wingdings" w:cs="Wingdings" w:hint="default"/>
+        <w:rFonts w:ascii="Wingdings" w:hAnsi="Wingdings" w:cs="Wingdings" w:hint="default" w:eastAsia="黑体"/>
       </w:rPr>
     </w:lvl>
     <w:lvl w:ilvl="6">
@@ -3200,7 +3455,7 @@
         <w:ind w:left="5040" w:hanging="360"/>
       </w:pPr>
       <w:rPr>
-        <w:rFonts w:ascii="Symbol" w:hAnsi="Symbol" w:cs="Symbol" w:hint="default"/>
+        <w:rFonts w:ascii="Symbol" w:hAnsi="Symbol" w:cs="Symbol" w:hint="default" w:eastAsia="黑体"/>
       </w:rPr>
     </w:lvl>
     <w:lvl w:ilvl="7">
@@ -3211,7 +3466,7 @@
         <w:ind w:left="5760" w:hanging="360"/>
       </w:pPr>
       <w:rPr>
-        <w:rFonts w:ascii="Courier New" w:hAnsi="Courier New" w:cs="Courier New" w:hint="default"/>
+        <w:rFonts w:ascii="Courier New" w:hAnsi="Courier New" w:cs="Courier New" w:hint="default" w:eastAsia="黑体"/>
       </w:rPr>
     </w:lvl>
     <w:lvl w:ilvl="8">
@@ -3222,7 +3477,7 @@
         <w:ind w:left="6480" w:hanging="360"/>
       </w:pPr>
       <w:rPr>
-        <w:rFonts w:ascii="Wingdings" w:hAnsi="Wingdings" w:cs="Wingdings" w:hint="default"/>
+        <w:rFonts w:ascii="Wingdings" w:hAnsi="Wingdings" w:cs="Wingdings" w:hint="default" w:eastAsia="黑体"/>
       </w:rPr>
     </w:lvl>
   </w:abstractNum>
@@ -3278,11 +3533,11 @@
 </file>
 
 <file path=word/styles.xml><?xml version="1.0" encoding="utf-8"?>
-<w:styles xmlns:mc="http://schemas.openxmlformats.org/markup-compatibility/2006" xmlns:r="http://schemas.openxmlformats.org/officeDocument/2006/relationships" xmlns:w="http://schemas.openxmlformats.org/wordprocessingml/2006/main" xmlns:w14="http://schemas.microsoft.com/office/word/2010/wordml" mc:Ignorable="w14">
+<w:styles xmlns:mc="http://schemas.openxmlformats.org/markup-compatibility/2006" xmlns:w="http://schemas.openxmlformats.org/wordprocessingml/2006/main" xmlns:r="http://schemas.openxmlformats.org/officeDocument/2006/relationships" xmlns:w14="http://schemas.microsoft.com/office/word/2010/wordml" mc:Ignorable="w14">
   <w:docDefaults>
     <w:rPrDefault>
       <w:rPr>
-        <w:rFonts w:asciiTheme="minorHAnsi" w:cstheme="minorBidi" w:eastAsiaTheme="minorEastAsia" w:hAnsiTheme="minorHAnsi"/>
+        <w:rFonts w:asciiTheme="minorHAnsi" w:cstheme="minorBidi" w:hAnsiTheme="minorHAnsi" w:eastAsia="黑体"/>
         <w:sz w:val="22"/>
         <w:szCs w:val="22"/>
         <w:lang w:bidi="ar-SA" w:eastAsia="en-US" w:val="en-US"/>
@@ -3504,7 +3759,7 @@
       <w:outlineLvl w:val="0"/>
     </w:pPr>
     <w:rPr>
-      <w:rFonts w:ascii="Times New Roman" w:asciiTheme="majorHAnsi" w:cstheme="majorBidi" w:eastAsia="黑体" w:eastAsiaTheme="majorEastAsia" w:hAnsi="Times New Roman" w:hAnsiTheme="majorHAnsi"/>
+      <w:rFonts w:ascii="Times New Roman" w:asciiTheme="majorHAnsi" w:cstheme="majorBidi" w:eastAsia="黑体" w:hAnsi="Times New Roman" w:hAnsiTheme="majorHAnsi"/>
       <w:b/>
       <w:bCs/>
       <w:color w:val="1F3864"/>
@@ -3528,7 +3783,7 @@
       <w:outlineLvl w:val="1"/>
     </w:pPr>
     <w:rPr>
-      <w:rFonts w:ascii="Times New Roman" w:asciiTheme="majorHAnsi" w:cstheme="majorBidi" w:eastAsia="黑体" w:eastAsiaTheme="majorEastAsia" w:hAnsi="Times New Roman" w:hAnsiTheme="majorHAnsi"/>
+      <w:rFonts w:ascii="Times New Roman" w:asciiTheme="majorHAnsi" w:cstheme="majorBidi" w:eastAsia="黑体" w:hAnsi="Times New Roman" w:hAnsiTheme="majorHAnsi"/>
       <w:b/>
       <w:bCs/>
       <w:color w:val="2E4E7E"/>
@@ -3552,7 +3807,7 @@
       <w:outlineLvl w:val="2"/>
     </w:pPr>
     <w:rPr>
-      <w:rFonts w:ascii="Times New Roman" w:asciiTheme="majorHAnsi" w:cstheme="majorBidi" w:eastAsia="黑体" w:eastAsiaTheme="majorEastAsia" w:hAnsi="Times New Roman" w:hAnsiTheme="majorHAnsi"/>
+      <w:rFonts w:ascii="Times New Roman" w:asciiTheme="majorHAnsi" w:cstheme="majorBidi" w:eastAsia="黑体" w:hAnsi="Times New Roman" w:hAnsiTheme="majorHAnsi"/>
       <w:b/>
       <w:bCs/>
       <w:color w:val="2E4E7E"/>
@@ -3576,7 +3831,7 @@
       <w:outlineLvl w:val="3"/>
     </w:pPr>
     <w:rPr>
-      <w:rFonts w:ascii="Times New Roman" w:asciiTheme="majorHAnsi" w:cstheme="majorBidi" w:eastAsia="黑体" w:eastAsiaTheme="majorEastAsia" w:hAnsi="Times New Roman" w:hAnsiTheme="majorHAnsi"/>
+      <w:rFonts w:ascii="Times New Roman" w:asciiTheme="majorHAnsi" w:cstheme="majorBidi" w:eastAsia="黑体" w:hAnsi="Times New Roman" w:hAnsiTheme="majorHAnsi"/>
       <w:b/>
       <w:bCs/>
       <w:i/>
@@ -3602,7 +3857,7 @@
       <w:outlineLvl w:val="4"/>
     </w:pPr>
     <w:rPr>
-      <w:rFonts w:ascii="Times New Roman" w:asciiTheme="majorHAnsi" w:cstheme="majorBidi" w:eastAsia="黑体" w:eastAsiaTheme="majorEastAsia" w:hAnsi="Times New Roman" w:hAnsiTheme="majorHAnsi"/>
+      <w:rFonts w:ascii="Times New Roman" w:asciiTheme="majorHAnsi" w:cstheme="majorBidi" w:eastAsia="黑体" w:hAnsi="Times New Roman" w:hAnsiTheme="majorHAnsi"/>
       <w:b/>
       <w:color w:val="333333"/>
       <w:sz w:val="22"/>
@@ -3625,7 +3880,7 @@
       <w:outlineLvl w:val="5"/>
     </w:pPr>
     <w:rPr>
-      <w:rFonts w:asciiTheme="majorHAnsi" w:cstheme="majorBidi" w:eastAsiaTheme="majorEastAsia" w:hAnsiTheme="majorHAnsi"/>
+      <w:rFonts w:asciiTheme="majorHAnsi" w:cstheme="majorBidi" w:hAnsiTheme="majorHAnsi" w:eastAsia="黑体"/>
       <w:i/>
       <w:iCs/>
       <w:color w:themeColor="accent1" w:themeShade="7F" w:val="243F60"/>
@@ -3648,7 +3903,7 @@
       <w:outlineLvl w:val="6"/>
     </w:pPr>
     <w:rPr>
-      <w:rFonts w:asciiTheme="majorHAnsi" w:cstheme="majorBidi" w:eastAsiaTheme="majorEastAsia" w:hAnsiTheme="majorHAnsi"/>
+      <w:rFonts w:asciiTheme="majorHAnsi" w:cstheme="majorBidi" w:hAnsiTheme="majorHAnsi" w:eastAsia="黑体"/>
       <w:i/>
       <w:iCs/>
       <w:color w:themeColor="text1" w:themeTint="BF" w:val="404040"/>
@@ -3671,7 +3926,7 @@
       <w:outlineLvl w:val="7"/>
     </w:pPr>
     <w:rPr>
-      <w:rFonts w:asciiTheme="majorHAnsi" w:cstheme="majorBidi" w:eastAsiaTheme="majorEastAsia" w:hAnsiTheme="majorHAnsi"/>
+      <w:rFonts w:asciiTheme="majorHAnsi" w:cstheme="majorBidi" w:hAnsiTheme="majorHAnsi" w:eastAsia="黑体"/>
       <w:color w:themeColor="accent1" w:val="4F81BD"/>
       <w:sz w:val="20"/>
       <w:szCs w:val="20"/>
@@ -3694,7 +3949,7 @@
       <w:outlineLvl w:val="8"/>
     </w:pPr>
     <w:rPr>
-      <w:rFonts w:asciiTheme="majorHAnsi" w:cstheme="majorBidi" w:eastAsiaTheme="majorEastAsia" w:hAnsiTheme="majorHAnsi"/>
+      <w:rFonts w:asciiTheme="majorHAnsi" w:cstheme="majorBidi" w:hAnsiTheme="majorHAnsi" w:eastAsia="黑体"/>
       <w:i/>
       <w:iCs/>
       <w:color w:themeColor="text1" w:themeTint="BF" w:val="404040"/>
@@ -3745,7 +4000,7 @@
     <w:uiPriority w:val="9"/>
     <w:rsid w:val="00FC693F"/>
     <w:rPr>
-      <w:rFonts w:asciiTheme="majorHAnsi" w:cstheme="majorBidi" w:eastAsiaTheme="majorEastAsia" w:hAnsiTheme="majorHAnsi"/>
+      <w:rFonts w:asciiTheme="majorHAnsi" w:cstheme="majorBidi" w:hAnsiTheme="majorHAnsi" w:eastAsia="黑体"/>
       <w:b/>
       <w:bCs/>
       <w:color w:themeColor="accent1" w:themeShade="BF" w:val="365F91"/>
@@ -3760,7 +4015,7 @@
     <w:uiPriority w:val="9"/>
     <w:rsid w:val="00FC693F"/>
     <w:rPr>
-      <w:rFonts w:asciiTheme="majorHAnsi" w:cstheme="majorBidi" w:eastAsiaTheme="majorEastAsia" w:hAnsiTheme="majorHAnsi"/>
+      <w:rFonts w:asciiTheme="majorHAnsi" w:cstheme="majorBidi" w:hAnsiTheme="majorHAnsi" w:eastAsia="黑体"/>
       <w:b/>
       <w:bCs/>
       <w:color w:themeColor="accent1" w:val="4F81BD"/>
@@ -3775,7 +4030,7 @@
     <w:uiPriority w:val="9"/>
     <w:rsid w:val="00FC693F"/>
     <w:rPr>
-      <w:rFonts w:asciiTheme="majorHAnsi" w:cstheme="majorBidi" w:eastAsiaTheme="majorEastAsia" w:hAnsiTheme="majorHAnsi"/>
+      <w:rFonts w:asciiTheme="majorHAnsi" w:cstheme="majorBidi" w:hAnsiTheme="majorHAnsi" w:eastAsia="黑体"/>
       <w:b/>
       <w:bCs/>
       <w:color w:themeColor="accent1" w:val="4F81BD"/>
@@ -3798,7 +4053,7 @@
       <w:contextualSpacing/>
     </w:pPr>
     <w:rPr>
-      <w:rFonts w:ascii="Times New Roman" w:asciiTheme="majorHAnsi" w:cstheme="majorBidi" w:eastAsia="黑体" w:eastAsiaTheme="majorEastAsia" w:hAnsi="Times New Roman" w:hAnsiTheme="majorHAnsi"/>
+      <w:rFonts w:ascii="Times New Roman" w:asciiTheme="majorHAnsi" w:cstheme="majorBidi" w:eastAsia="黑体" w:hAnsi="Times New Roman" w:hAnsiTheme="majorHAnsi"/>
       <w:b/>
       <w:color w:val="1F3864"/>
       <w:spacing w:val="5"/>
@@ -3814,7 +4069,7 @@
     <w:uiPriority w:val="10"/>
     <w:rsid w:val="00FC693F"/>
     <w:rPr>
-      <w:rFonts w:asciiTheme="majorHAnsi" w:cstheme="majorBidi" w:eastAsiaTheme="majorEastAsia" w:hAnsiTheme="majorHAnsi"/>
+      <w:rFonts w:asciiTheme="majorHAnsi" w:cstheme="majorBidi" w:hAnsiTheme="majorHAnsi" w:eastAsia="黑体"/>
       <w:color w:themeColor="text2" w:themeShade="BF" w:val="17365D"/>
       <w:spacing w:val="5"/>
       <w:kern w:val="28"/>
@@ -3836,7 +4091,7 @@
       </w:numPr>
     </w:pPr>
     <w:rPr>
-      <w:rFonts w:asciiTheme="majorHAnsi" w:cstheme="majorBidi" w:eastAsiaTheme="majorEastAsia" w:hAnsiTheme="majorHAnsi"/>
+      <w:rFonts w:asciiTheme="majorHAnsi" w:cstheme="majorBidi" w:hAnsiTheme="majorHAnsi" w:eastAsia="黑体"/>
       <w:i/>
       <w:iCs/>
       <w:color w:themeColor="accent1" w:val="4F81BD"/>
@@ -3852,7 +4107,7 @@
     <w:uiPriority w:val="11"/>
     <w:rsid w:val="00FC693F"/>
     <w:rPr>
-      <w:rFonts w:asciiTheme="majorHAnsi" w:cstheme="majorBidi" w:eastAsiaTheme="majorEastAsia" w:hAnsiTheme="majorHAnsi"/>
+      <w:rFonts w:asciiTheme="majorHAnsi" w:cstheme="majorBidi" w:hAnsiTheme="majorHAnsi" w:eastAsia="黑体"/>
       <w:i/>
       <w:iCs/>
       <w:color w:themeColor="accent1" w:val="4F81BD"/>
@@ -3919,6 +4174,7 @@
       <w:spacing w:after="120"/>
     </w:pPr>
     <w:rPr>
+      <w:rFonts w:eastAsia="黑体"/>
       <w:sz w:val="16"/>
       <w:szCs w:val="16"/>
     </w:rPr>
@@ -3930,6 +4186,7 @@
     <w:uiPriority w:val="99"/>
     <w:rsid w:val="00AA1D8D"/>
     <w:rPr>
+      <w:rFonts w:eastAsia="黑体"/>
       <w:sz w:val="16"/>
       <w:szCs w:val="16"/>
     </w:rPr>
@@ -4099,7 +4356,7 @@
       </w:tabs>
     </w:pPr>
     <w:rPr>
-      <w:rFonts w:ascii="Courier" w:hAnsi="Courier"/>
+      <w:rFonts w:ascii="Courier" w:hAnsi="Courier" w:eastAsia="黑体"/>
       <w:sz w:val="20"/>
       <w:szCs w:val="20"/>
     </w:rPr>
@@ -4111,7 +4368,7 @@
     <w:uiPriority w:val="99"/>
     <w:rsid w:val="0029639D"/>
     <w:rPr>
-      <w:rFonts w:ascii="Courier" w:hAnsi="Courier"/>
+      <w:rFonts w:ascii="Courier" w:hAnsi="Courier" w:eastAsia="黑体"/>
       <w:sz w:val="20"/>
       <w:szCs w:val="20"/>
     </w:rPr>
@@ -4147,6 +4404,7 @@
     <w:uiPriority w:val="29"/>
     <w:rsid w:val="00FC693F"/>
     <w:rPr>
+      <w:rFonts w:eastAsia="黑体"/>
       <w:i/>
       <w:iCs/>
       <w:color w:themeColor="text1" w:val="000000"/>
@@ -4160,7 +4418,7 @@
     <w:semiHidden/>
     <w:rsid w:val="00FC693F"/>
     <w:rPr>
-      <w:rFonts w:asciiTheme="majorHAnsi" w:cstheme="majorBidi" w:eastAsiaTheme="majorEastAsia" w:hAnsiTheme="majorHAnsi"/>
+      <w:rFonts w:asciiTheme="majorHAnsi" w:cstheme="majorBidi" w:hAnsiTheme="majorHAnsi" w:eastAsia="黑体"/>
       <w:b/>
       <w:bCs/>
       <w:i/>
@@ -4176,7 +4434,7 @@
     <w:semiHidden/>
     <w:rsid w:val="00FC693F"/>
     <w:rPr>
-      <w:rFonts w:asciiTheme="majorHAnsi" w:cstheme="majorBidi" w:eastAsiaTheme="majorEastAsia" w:hAnsiTheme="majorHAnsi"/>
+      <w:rFonts w:asciiTheme="majorHAnsi" w:cstheme="majorBidi" w:hAnsiTheme="majorHAnsi" w:eastAsia="黑体"/>
       <w:color w:themeColor="accent1" w:themeShade="7F" w:val="243F60"/>
     </w:rPr>
   </w:style>
@@ -4188,7 +4446,7 @@
     <w:semiHidden/>
     <w:rsid w:val="00FC693F"/>
     <w:rPr>
-      <w:rFonts w:asciiTheme="majorHAnsi" w:cstheme="majorBidi" w:eastAsiaTheme="majorEastAsia" w:hAnsiTheme="majorHAnsi"/>
+      <w:rFonts w:asciiTheme="majorHAnsi" w:cstheme="majorBidi" w:hAnsiTheme="majorHAnsi" w:eastAsia="黑体"/>
       <w:i/>
       <w:iCs/>
       <w:color w:themeColor="accent1" w:themeShade="7F" w:val="243F60"/>
@@ -4202,7 +4460,7 @@
     <w:semiHidden/>
     <w:rsid w:val="00FC693F"/>
     <w:rPr>
-      <w:rFonts w:asciiTheme="majorHAnsi" w:cstheme="majorBidi" w:eastAsiaTheme="majorEastAsia" w:hAnsiTheme="majorHAnsi"/>
+      <w:rFonts w:asciiTheme="majorHAnsi" w:cstheme="majorBidi" w:hAnsiTheme="majorHAnsi" w:eastAsia="黑体"/>
       <w:i/>
       <w:iCs/>
       <w:color w:themeColor="text1" w:themeTint="BF" w:val="404040"/>
@@ -4216,7 +4474,7 @@
     <w:semiHidden/>
     <w:rsid w:val="00FC693F"/>
     <w:rPr>
-      <w:rFonts w:asciiTheme="majorHAnsi" w:cstheme="majorBidi" w:eastAsiaTheme="majorEastAsia" w:hAnsiTheme="majorHAnsi"/>
+      <w:rFonts w:asciiTheme="majorHAnsi" w:cstheme="majorBidi" w:hAnsiTheme="majorHAnsi" w:eastAsia="黑体"/>
       <w:color w:themeColor="accent1" w:val="4F81BD"/>
       <w:sz w:val="20"/>
       <w:szCs w:val="20"/>
@@ -4230,7 +4488,7 @@
     <w:semiHidden/>
     <w:rsid w:val="00FC693F"/>
     <w:rPr>
-      <w:rFonts w:asciiTheme="majorHAnsi" w:cstheme="majorBidi" w:eastAsiaTheme="majorEastAsia" w:hAnsiTheme="majorHAnsi"/>
+      <w:rFonts w:asciiTheme="majorHAnsi" w:cstheme="majorBidi" w:hAnsiTheme="majorHAnsi" w:eastAsia="黑体"/>
       <w:i/>
       <w:iCs/>
       <w:color w:themeColor="text1" w:themeTint="BF" w:val="404040"/>
@@ -4251,6 +4509,7 @@
       <w:spacing w:line="240" w:lineRule="auto"/>
     </w:pPr>
     <w:rPr>
+      <w:rFonts w:eastAsia="黑体"/>
       <w:b/>
       <w:bCs/>
       <w:color w:themeColor="accent1" w:val="4F81BD"/>
@@ -4265,6 +4524,7 @@
     <w:qFormat/>
     <w:rsid w:val="00FC693F"/>
     <w:rPr>
+      <w:rFonts w:eastAsia="黑体"/>
       <w:b/>
       <w:bCs/>
     </w:rPr>
@@ -4276,6 +4536,7 @@
     <w:qFormat/>
     <w:rsid w:val="00FC693F"/>
     <w:rPr>
+      <w:rFonts w:eastAsia="黑体"/>
       <w:i/>
       <w:iCs/>
     </w:rPr>
@@ -4296,6 +4557,7 @@
       <w:ind w:left="936" w:right="936"/>
     </w:pPr>
     <w:rPr>
+      <w:rFonts w:eastAsia="黑体"/>
       <w:b/>
       <w:bCs/>
       <w:i/>
@@ -4310,6 +4572,7 @@
     <w:uiPriority w:val="30"/>
     <w:rsid w:val="00FC693F"/>
     <w:rPr>
+      <w:rFonts w:eastAsia="黑体"/>
       <w:b/>
       <w:bCs/>
       <w:i/>
@@ -4324,6 +4587,7 @@
     <w:qFormat/>
     <w:rsid w:val="00FC693F"/>
     <w:rPr>
+      <w:rFonts w:eastAsia="黑体"/>
       <w:i/>
       <w:iCs/>
       <w:color w:themeColor="text1" w:themeTint="7F" w:val="808080"/>
@@ -4336,6 +4600,7 @@
     <w:qFormat/>
     <w:rsid w:val="00FC693F"/>
     <w:rPr>
+      <w:rFonts w:eastAsia="黑体"/>
       <w:b/>
       <w:bCs/>
       <w:i/>
@@ -4350,6 +4615,7 @@
     <w:qFormat/>
     <w:rsid w:val="00FC693F"/>
     <w:rPr>
+      <w:rFonts w:eastAsia="黑体"/>
       <w:smallCaps/>
       <w:color w:themeColor="accent2" w:val="C0504D"/>
       <w:u w:val="single"/>
@@ -4362,6 +4628,7 @@
     <w:qFormat/>
     <w:rsid w:val="00FC693F"/>
     <w:rPr>
+      <w:rFonts w:eastAsia="黑体"/>
       <w:b/>
       <w:bCs/>
       <w:smallCaps/>
@@ -4377,6 +4644,7 @@
     <w:qFormat/>
     <w:rsid w:val="00FC693F"/>
     <w:rPr>
+      <w:rFonts w:eastAsia="黑体"/>
       <w:b/>
       <w:bCs/>
       <w:smallCaps/>
@@ -4431,6 +4699,7 @@
       <w:spacing w:after="0" w:line="240" w:lineRule="auto"/>
     </w:pPr>
     <w:rPr>
+      <w:rFonts w:eastAsia="黑体"/>
       <w:color w:themeColor="text1" w:themeShade="BF" w:val="000000"/>
     </w:rPr>
     <w:tblPr>
@@ -4453,6 +4722,7 @@
         <w:spacing w:after="0" w:before="0" w:line="240" w:lineRule="auto"/>
       </w:pPr>
       <w:rPr>
+        <w:rFonts w:eastAsia="黑体"/>
         <w:b/>
         <w:bCs/>
       </w:rPr>
@@ -4473,6 +4743,7 @@
         <w:spacing w:after="0" w:before="0" w:line="240" w:lineRule="auto"/>
       </w:pPr>
       <w:rPr>
+        <w:rFonts w:eastAsia="黑体"/>
         <w:b/>
         <w:bCs/>
       </w:rPr>
@@ -4490,12 +4761,14 @@
     </w:tblStylePr>
     <w:tblStylePr w:type="firstCol">
       <w:rPr>
+        <w:rFonts w:eastAsia="黑体"/>
         <w:b/>
         <w:bCs/>
       </w:rPr>
     </w:tblStylePr>
     <w:tblStylePr w:type="lastCol">
       <w:rPr>
+        <w:rFonts w:eastAsia="黑体"/>
         <w:b/>
         <w:bCs/>
       </w:rPr>
@@ -4534,6 +4807,7 @@
       <w:spacing w:after="0" w:line="240" w:lineRule="auto"/>
     </w:pPr>
     <w:rPr>
+      <w:rFonts w:eastAsia="黑体"/>
       <w:color w:themeColor="accent1" w:themeShade="BF" w:val="365F91"/>
     </w:rPr>
     <w:tblPr>
@@ -4556,6 +4830,7 @@
         <w:spacing w:after="0" w:before="0" w:line="240" w:lineRule="auto"/>
       </w:pPr>
       <w:rPr>
+        <w:rFonts w:eastAsia="黑体"/>
         <w:b/>
         <w:bCs/>
       </w:rPr>
@@ -4576,6 +4851,7 @@
         <w:spacing w:after="0" w:before="0" w:line="240" w:lineRule="auto"/>
       </w:pPr>
       <w:rPr>
+        <w:rFonts w:eastAsia="黑体"/>
         <w:b/>
         <w:bCs/>
       </w:rPr>
@@ -4593,12 +4869,14 @@
     </w:tblStylePr>
     <w:tblStylePr w:type="firstCol">
       <w:rPr>
+        <w:rFonts w:eastAsia="黑体"/>
         <w:b/>
         <w:bCs/>
       </w:rPr>
     </w:tblStylePr>
     <w:tblStylePr w:type="lastCol">
       <w:rPr>
+        <w:rFonts w:eastAsia="黑体"/>
         <w:b/>
         <w:bCs/>
       </w:rPr>
@@ -4637,6 +4915,7 @@
       <w:spacing w:after="0" w:line="240" w:lineRule="auto"/>
     </w:pPr>
     <w:rPr>
+      <w:rFonts w:eastAsia="黑体"/>
       <w:color w:themeColor="accent2" w:themeShade="BF" w:val="943634"/>
     </w:rPr>
     <w:tblPr>
@@ -4659,6 +4938,7 @@
         <w:spacing w:after="0" w:before="0" w:line="240" w:lineRule="auto"/>
       </w:pPr>
       <w:rPr>
+        <w:rFonts w:eastAsia="黑体"/>
         <w:b/>
         <w:bCs/>
       </w:rPr>
@@ -4679,6 +4959,7 @@
         <w:spacing w:after="0" w:before="0" w:line="240" w:lineRule="auto"/>
       </w:pPr>
       <w:rPr>
+        <w:rFonts w:eastAsia="黑体"/>
         <w:b/>
         <w:bCs/>
       </w:rPr>
@@ -4696,12 +4977,14 @@
     </w:tblStylePr>
     <w:tblStylePr w:type="firstCol">
       <w:rPr>
+        <w:rFonts w:eastAsia="黑体"/>
         <w:b/>
         <w:bCs/>
       </w:rPr>
     </w:tblStylePr>
     <w:tblStylePr w:type="lastCol">
       <w:rPr>
+        <w:rFonts w:eastAsia="黑体"/>
         <w:b/>
         <w:bCs/>
       </w:rPr>
@@ -4740,6 +5023,7 @@
       <w:spacing w:after="0" w:line="240" w:lineRule="auto"/>
     </w:pPr>
     <w:rPr>
+      <w:rFonts w:eastAsia="黑体"/>
       <w:color w:themeColor="accent3" w:themeShade="BF" w:val="76923C"/>
     </w:rPr>
     <w:tblPr>
@@ -4762,6 +5046,7 @@
         <w:spacing w:after="0" w:before="0" w:line="240" w:lineRule="auto"/>
       </w:pPr>
       <w:rPr>
+        <w:rFonts w:eastAsia="黑体"/>
         <w:b/>
         <w:bCs/>
       </w:rPr>
@@ -4782,6 +5067,7 @@
         <w:spacing w:after="0" w:before="0" w:line="240" w:lineRule="auto"/>
       </w:pPr>
       <w:rPr>
+        <w:rFonts w:eastAsia="黑体"/>
         <w:b/>
         <w:bCs/>
       </w:rPr>
@@ -4799,12 +5085,14 @@
     </w:tblStylePr>
     <w:tblStylePr w:type="firstCol">
       <w:rPr>
+        <w:rFonts w:eastAsia="黑体"/>
         <w:b/>
         <w:bCs/>
       </w:rPr>
     </w:tblStylePr>
     <w:tblStylePr w:type="lastCol">
       <w:rPr>
+        <w:rFonts w:eastAsia="黑体"/>
         <w:b/>
         <w:bCs/>
       </w:rPr>
@@ -4843,6 +5131,7 @@
       <w:spacing w:after="0" w:line="240" w:lineRule="auto"/>
     </w:pPr>
     <w:rPr>
+      <w:rFonts w:eastAsia="黑体"/>
       <w:color w:themeColor="accent4" w:themeShade="BF" w:val="5F497A"/>
     </w:rPr>
     <w:tblPr>
@@ -4865,6 +5154,7 @@
         <w:spacing w:after="0" w:before="0" w:line="240" w:lineRule="auto"/>
       </w:pPr>
       <w:rPr>
+        <w:rFonts w:eastAsia="黑体"/>
         <w:b/>
         <w:bCs/>
       </w:rPr>
@@ -4885,6 +5175,7 @@
         <w:spacing w:after="0" w:before="0" w:line="240" w:lineRule="auto"/>
       </w:pPr>
       <w:rPr>
+        <w:rFonts w:eastAsia="黑体"/>
         <w:b/>
         <w:bCs/>
       </w:rPr>
@@ -4902,12 +5193,14 @@
     </w:tblStylePr>
     <w:tblStylePr w:type="firstCol">
       <w:rPr>
+        <w:rFonts w:eastAsia="黑体"/>
         <w:b/>
         <w:bCs/>
       </w:rPr>
     </w:tblStylePr>
     <w:tblStylePr w:type="lastCol">
       <w:rPr>
+        <w:rFonts w:eastAsia="黑体"/>
         <w:b/>
         <w:bCs/>
       </w:rPr>
@@ -4946,6 +5239,7 @@
       <w:spacing w:after="0" w:line="240" w:lineRule="auto"/>
     </w:pPr>
     <w:rPr>
+      <w:rFonts w:eastAsia="黑体"/>
       <w:color w:themeColor="accent5" w:themeShade="BF" w:val="31849B"/>
     </w:rPr>
     <w:tblPr>
@@ -4968,6 +5262,7 @@
         <w:spacing w:after="0" w:before="0" w:line="240" w:lineRule="auto"/>
       </w:pPr>
       <w:rPr>
+        <w:rFonts w:eastAsia="黑体"/>
         <w:b/>
         <w:bCs/>
       </w:rPr>
@@ -4988,6 +5283,7 @@
         <w:spacing w:after="0" w:before="0" w:line="240" w:lineRule="auto"/>
       </w:pPr>
       <w:rPr>
+        <w:rFonts w:eastAsia="黑体"/>
         <w:b/>
         <w:bCs/>
       </w:rPr>
@@ -5005,12 +5301,14 @@
     </w:tblStylePr>
     <w:tblStylePr w:type="firstCol">
       <w:rPr>
+        <w:rFonts w:eastAsia="黑体"/>
         <w:b/>
         <w:bCs/>
       </w:rPr>
     </w:tblStylePr>
     <w:tblStylePr w:type="lastCol">
       <w:rPr>
+        <w:rFonts w:eastAsia="黑体"/>
         <w:b/>
         <w:bCs/>
       </w:rPr>
@@ -5049,6 +5347,7 @@
       <w:spacing w:after="0" w:line="240" w:lineRule="auto"/>
     </w:pPr>
     <w:rPr>
+      <w:rFonts w:eastAsia="黑体"/>
       <w:color w:themeColor="accent6" w:themeShade="BF" w:val="E36C0A"/>
     </w:rPr>
     <w:tblPr>
@@ -5071,6 +5370,7 @@
         <w:spacing w:after="0" w:before="0" w:line="240" w:lineRule="auto"/>
       </w:pPr>
       <w:rPr>
+        <w:rFonts w:eastAsia="黑体"/>
         <w:b/>
         <w:bCs/>
       </w:rPr>
@@ -5091,6 +5391,7 @@
         <w:spacing w:after="0" w:before="0" w:line="240" w:lineRule="auto"/>
       </w:pPr>
       <w:rPr>
+        <w:rFonts w:eastAsia="黑体"/>
         <w:b/>
         <w:bCs/>
       </w:rPr>
@@ -5108,12 +5409,14 @@
     </w:tblStylePr>
     <w:tblStylePr w:type="firstCol">
       <w:rPr>
+        <w:rFonts w:eastAsia="黑体"/>
         <w:b/>
         <w:bCs/>
       </w:rPr>
     </w:tblStylePr>
     <w:tblStylePr w:type="lastCol">
       <w:rPr>
+        <w:rFonts w:eastAsia="黑体"/>
         <w:b/>
         <w:bCs/>
       </w:rPr>
@@ -5173,6 +5476,7 @@
         <w:spacing w:after="0" w:before="0" w:line="240" w:lineRule="auto"/>
       </w:pPr>
       <w:rPr>
+        <w:rFonts w:eastAsia="黑体"/>
         <w:b/>
         <w:bCs/>
         <w:color w:themeColor="background1" w:val="FFFFFF"/>
@@ -5187,6 +5491,7 @@
         <w:spacing w:after="0" w:before="0" w:line="240" w:lineRule="auto"/>
       </w:pPr>
       <w:rPr>
+        <w:rFonts w:eastAsia="黑体"/>
         <w:b/>
         <w:bCs/>
       </w:rPr>
@@ -5202,12 +5507,14 @@
     </w:tblStylePr>
     <w:tblStylePr w:type="firstCol">
       <w:rPr>
+        <w:rFonts w:eastAsia="黑体"/>
         <w:b/>
         <w:bCs/>
       </w:rPr>
     </w:tblStylePr>
     <w:tblStylePr w:type="lastCol">
       <w:rPr>
+        <w:rFonts w:eastAsia="黑体"/>
         <w:b/>
         <w:bCs/>
       </w:rPr>
@@ -5265,6 +5572,7 @@
         <w:spacing w:after="0" w:before="0" w:line="240" w:lineRule="auto"/>
       </w:pPr>
       <w:rPr>
+        <w:rFonts w:eastAsia="黑体"/>
         <w:b/>
         <w:bCs/>
         <w:color w:themeColor="background1" w:val="FFFFFF"/>
@@ -5279,6 +5587,7 @@
         <w:spacing w:after="0" w:before="0" w:line="240" w:lineRule="auto"/>
       </w:pPr>
       <w:rPr>
+        <w:rFonts w:eastAsia="黑体"/>
         <w:b/>
         <w:bCs/>
       </w:rPr>
@@ -5294,12 +5603,14 @@
     </w:tblStylePr>
     <w:tblStylePr w:type="firstCol">
       <w:rPr>
+        <w:rFonts w:eastAsia="黑体"/>
         <w:b/>
         <w:bCs/>
       </w:rPr>
     </w:tblStylePr>
     <w:tblStylePr w:type="lastCol">
       <w:rPr>
+        <w:rFonts w:eastAsia="黑体"/>
         <w:b/>
         <w:bCs/>
       </w:rPr>
@@ -5357,6 +5668,7 @@
         <w:spacing w:after="0" w:before="0" w:line="240" w:lineRule="auto"/>
       </w:pPr>
       <w:rPr>
+        <w:rFonts w:eastAsia="黑体"/>
         <w:b/>
         <w:bCs/>
         <w:color w:themeColor="background1" w:val="FFFFFF"/>
@@ -5371,6 +5683,7 @@
         <w:spacing w:after="0" w:before="0" w:line="240" w:lineRule="auto"/>
       </w:pPr>
       <w:rPr>
+        <w:rFonts w:eastAsia="黑体"/>
         <w:b/>
         <w:bCs/>
       </w:rPr>
@@ -5386,12 +5699,14 @@
     </w:tblStylePr>
     <w:tblStylePr w:type="firstCol">
       <w:rPr>
+        <w:rFonts w:eastAsia="黑体"/>
         <w:b/>
         <w:bCs/>
       </w:rPr>
     </w:tblStylePr>
     <w:tblStylePr w:type="lastCol">
       <w:rPr>
+        <w:rFonts w:eastAsia="黑体"/>
         <w:b/>
         <w:bCs/>
       </w:rPr>
@@ -5449,6 +5764,7 @@
         <w:spacing w:after="0" w:before="0" w:line="240" w:lineRule="auto"/>
       </w:pPr>
       <w:rPr>
+        <w:rFonts w:eastAsia="黑体"/>
         <w:b/>
         <w:bCs/>
         <w:color w:themeColor="background1" w:val="FFFFFF"/>
@@ -5463,6 +5779,7 @@
         <w:spacing w:after="0" w:before="0" w:line="240" w:lineRule="auto"/>
       </w:pPr>
       <w:rPr>
+        <w:rFonts w:eastAsia="黑体"/>
         <w:b/>
         <w:bCs/>
       </w:rPr>
@@ -5478,12 +5795,14 @@
     </w:tblStylePr>
     <w:tblStylePr w:type="firstCol">
       <w:rPr>
+        <w:rFonts w:eastAsia="黑体"/>
         <w:b/>
         <w:bCs/>
       </w:rPr>
     </w:tblStylePr>
     <w:tblStylePr w:type="lastCol">
       <w:rPr>
+        <w:rFonts w:eastAsia="黑体"/>
         <w:b/>
         <w:bCs/>
       </w:rPr>
@@ -5541,6 +5860,7 @@
         <w:spacing w:after="0" w:before="0" w:line="240" w:lineRule="auto"/>
       </w:pPr>
       <w:rPr>
+        <w:rFonts w:eastAsia="黑体"/>
         <w:b/>
         <w:bCs/>
         <w:color w:themeColor="background1" w:val="FFFFFF"/>
@@ -5555,6 +5875,7 @@
         <w:spacing w:after="0" w:before="0" w:line="240" w:lineRule="auto"/>
       </w:pPr>
       <w:rPr>
+        <w:rFonts w:eastAsia="黑体"/>
         <w:b/>
         <w:bCs/>
       </w:rPr>
@@ -5570,12 +5891,14 @@
     </w:tblStylePr>
     <w:tblStylePr w:type="firstCol">
       <w:rPr>
+        <w:rFonts w:eastAsia="黑体"/>
         <w:b/>
         <w:bCs/>
       </w:rPr>
     </w:tblStylePr>
     <w:tblStylePr w:type="lastCol">
       <w:rPr>
+        <w:rFonts w:eastAsia="黑体"/>
         <w:b/>
         <w:bCs/>
       </w:rPr>
@@ -5633,6 +5956,7 @@
         <w:spacing w:after="0" w:before="0" w:line="240" w:lineRule="auto"/>
       </w:pPr>
       <w:rPr>
+        <w:rFonts w:eastAsia="黑体"/>
         <w:b/>
         <w:bCs/>
         <w:color w:themeColor="background1" w:val="FFFFFF"/>
@@ -5647,6 +5971,7 @@
         <w:spacing w:after="0" w:before="0" w:line="240" w:lineRule="auto"/>
       </w:pPr>
       <w:rPr>
+        <w:rFonts w:eastAsia="黑体"/>
         <w:b/>
         <w:bCs/>
       </w:rPr>
@@ -5662,12 +5987,14 @@
     </w:tblStylePr>
     <w:tblStylePr w:type="firstCol">
       <w:rPr>
+        <w:rFonts w:eastAsia="黑体"/>
         <w:b/>
         <w:bCs/>
       </w:rPr>
     </w:tblStylePr>
     <w:tblStylePr w:type="lastCol">
       <w:rPr>
+        <w:rFonts w:eastAsia="黑体"/>
         <w:b/>
         <w:bCs/>
       </w:rPr>
@@ -5725,6 +6052,7 @@
         <w:spacing w:after="0" w:before="0" w:line="240" w:lineRule="auto"/>
       </w:pPr>
       <w:rPr>
+        <w:rFonts w:eastAsia="黑体"/>
         <w:b/>
         <w:bCs/>
         <w:color w:themeColor="background1" w:val="FFFFFF"/>
@@ -5739,6 +6067,7 @@
         <w:spacing w:after="0" w:before="0" w:line="240" w:lineRule="auto"/>
       </w:pPr>
       <w:rPr>
+        <w:rFonts w:eastAsia="黑体"/>
         <w:b/>
         <w:bCs/>
       </w:rPr>
@@ -5754,12 +6083,14 @@
     </w:tblStylePr>
     <w:tblStylePr w:type="firstCol">
       <w:rPr>
+        <w:rFonts w:eastAsia="黑体"/>
         <w:b/>
         <w:bCs/>
       </w:rPr>
     </w:tblStylePr>
     <w:tblStylePr w:type="lastCol">
       <w:rPr>
+        <w:rFonts w:eastAsia="黑体"/>
         <w:b/>
         <w:bCs/>
       </w:rPr>
@@ -5819,7 +6150,7 @@
         <w:spacing w:after="0" w:before="0" w:line="240" w:lineRule="auto"/>
       </w:pPr>
       <w:rPr>
-        <w:rFonts w:asciiTheme="majorHAnsi" w:cstheme="majorBidi" w:eastAsiaTheme="majorEastAsia" w:hAnsiTheme="majorHAnsi"/>
+        <w:rFonts w:asciiTheme="majorHAnsi" w:cstheme="majorBidi" w:hAnsiTheme="majorHAnsi" w:eastAsia="黑体"/>
         <w:b/>
         <w:bCs/>
       </w:rPr>
@@ -5840,7 +6171,7 @@
         <w:spacing w:after="0" w:before="0" w:line="240" w:lineRule="auto"/>
       </w:pPr>
       <w:rPr>
-        <w:rFonts w:asciiTheme="majorHAnsi" w:cstheme="majorBidi" w:eastAsiaTheme="majorEastAsia" w:hAnsiTheme="majorHAnsi"/>
+        <w:rFonts w:asciiTheme="majorHAnsi" w:cstheme="majorBidi" w:hAnsiTheme="majorHAnsi" w:eastAsia="黑体"/>
         <w:b/>
         <w:bCs/>
       </w:rPr>
@@ -5858,14 +6189,14 @@
     </w:tblStylePr>
     <w:tblStylePr w:type="firstCol">
       <w:rPr>
-        <w:rFonts w:asciiTheme="majorHAnsi" w:cstheme="majorBidi" w:eastAsiaTheme="majorEastAsia" w:hAnsiTheme="majorHAnsi"/>
+        <w:rFonts w:asciiTheme="majorHAnsi" w:cstheme="majorBidi" w:hAnsiTheme="majorHAnsi" w:eastAsia="黑体"/>
         <w:b/>
         <w:bCs/>
       </w:rPr>
     </w:tblStylePr>
     <w:tblStylePr w:type="lastCol">
       <w:rPr>
-        <w:rFonts w:asciiTheme="majorHAnsi" w:cstheme="majorBidi" w:eastAsiaTheme="majorEastAsia" w:hAnsiTheme="majorHAnsi"/>
+        <w:rFonts w:asciiTheme="majorHAnsi" w:cstheme="majorBidi" w:hAnsiTheme="majorHAnsi" w:eastAsia="黑体"/>
         <w:b/>
         <w:bCs/>
       </w:rPr>
@@ -5949,7 +6280,7 @@
         <w:spacing w:after="0" w:before="0" w:line="240" w:lineRule="auto"/>
       </w:pPr>
       <w:rPr>
-        <w:rFonts w:asciiTheme="majorHAnsi" w:cstheme="majorBidi" w:eastAsiaTheme="majorEastAsia" w:hAnsiTheme="majorHAnsi"/>
+        <w:rFonts w:asciiTheme="majorHAnsi" w:cstheme="majorBidi" w:hAnsiTheme="majorHAnsi" w:eastAsia="黑体"/>
         <w:b/>
         <w:bCs/>
       </w:rPr>
@@ -5970,7 +6301,7 @@
         <w:spacing w:after="0" w:before="0" w:line="240" w:lineRule="auto"/>
       </w:pPr>
       <w:rPr>
-        <w:rFonts w:asciiTheme="majorHAnsi" w:cstheme="majorBidi" w:eastAsiaTheme="majorEastAsia" w:hAnsiTheme="majorHAnsi"/>
+        <w:rFonts w:asciiTheme="majorHAnsi" w:cstheme="majorBidi" w:hAnsiTheme="majorHAnsi" w:eastAsia="黑体"/>
         <w:b/>
         <w:bCs/>
       </w:rPr>
@@ -5988,14 +6319,14 @@
     </w:tblStylePr>
     <w:tblStylePr w:type="firstCol">
       <w:rPr>
-        <w:rFonts w:asciiTheme="majorHAnsi" w:cstheme="majorBidi" w:eastAsiaTheme="majorEastAsia" w:hAnsiTheme="majorHAnsi"/>
+        <w:rFonts w:asciiTheme="majorHAnsi" w:cstheme="majorBidi" w:hAnsiTheme="majorHAnsi" w:eastAsia="黑体"/>
         <w:b/>
         <w:bCs/>
       </w:rPr>
     </w:tblStylePr>
     <w:tblStylePr w:type="lastCol">
       <w:rPr>
-        <w:rFonts w:asciiTheme="majorHAnsi" w:cstheme="majorBidi" w:eastAsiaTheme="majorEastAsia" w:hAnsiTheme="majorHAnsi"/>
+        <w:rFonts w:asciiTheme="majorHAnsi" w:cstheme="majorBidi" w:hAnsiTheme="majorHAnsi" w:eastAsia="黑体"/>
         <w:b/>
         <w:bCs/>
       </w:rPr>
@@ -6079,7 +6410,7 @@
         <w:spacing w:after="0" w:before="0" w:line="240" w:lineRule="auto"/>
       </w:pPr>
       <w:rPr>
-        <w:rFonts w:asciiTheme="majorHAnsi" w:cstheme="majorBidi" w:eastAsiaTheme="majorEastAsia" w:hAnsiTheme="majorHAnsi"/>
+        <w:rFonts w:asciiTheme="majorHAnsi" w:cstheme="majorBidi" w:hAnsiTheme="majorHAnsi" w:eastAsia="黑体"/>
         <w:b/>
         <w:bCs/>
       </w:rPr>
@@ -6100,7 +6431,7 @@
         <w:spacing w:after="0" w:before="0" w:line="240" w:lineRule="auto"/>
       </w:pPr>
       <w:rPr>
-        <w:rFonts w:asciiTheme="majorHAnsi" w:cstheme="majorBidi" w:eastAsiaTheme="majorEastAsia" w:hAnsiTheme="majorHAnsi"/>
+        <w:rFonts w:asciiTheme="majorHAnsi" w:cstheme="majorBidi" w:hAnsiTheme="majorHAnsi" w:eastAsia="黑体"/>
         <w:b/>
         <w:bCs/>
       </w:rPr>
@@ -6118,14 +6449,14 @@
     </w:tblStylePr>
     <w:tblStylePr w:type="firstCol">
       <w:rPr>
-        <w:rFonts w:asciiTheme="majorHAnsi" w:cstheme="majorBidi" w:eastAsiaTheme="majorEastAsia" w:hAnsiTheme="majorHAnsi"/>
+        <w:rFonts w:asciiTheme="majorHAnsi" w:cstheme="majorBidi" w:hAnsiTheme="majorHAnsi" w:eastAsia="黑体"/>
         <w:b/>
         <w:bCs/>
       </w:rPr>
     </w:tblStylePr>
     <w:tblStylePr w:type="lastCol">
       <w:rPr>
-        <w:rFonts w:asciiTheme="majorHAnsi" w:cstheme="majorBidi" w:eastAsiaTheme="majorEastAsia" w:hAnsiTheme="majorHAnsi"/>
+        <w:rFonts w:asciiTheme="majorHAnsi" w:cstheme="majorBidi" w:hAnsiTheme="majorHAnsi" w:eastAsia="黑体"/>
         <w:b/>
         <w:bCs/>
       </w:rPr>
@@ -6209,7 +6540,7 @@
         <w:spacing w:after="0" w:before="0" w:line="240" w:lineRule="auto"/>
       </w:pPr>
       <w:rPr>
-        <w:rFonts w:asciiTheme="majorHAnsi" w:cstheme="majorBidi" w:eastAsiaTheme="majorEastAsia" w:hAnsiTheme="majorHAnsi"/>
+        <w:rFonts w:asciiTheme="majorHAnsi" w:cstheme="majorBidi" w:hAnsiTheme="majorHAnsi" w:eastAsia="黑体"/>
         <w:b/>
         <w:bCs/>
       </w:rPr>
@@ -6230,7 +6561,7 @@
         <w:spacing w:after="0" w:before="0" w:line="240" w:lineRule="auto"/>
       </w:pPr>
       <w:rPr>
-        <w:rFonts w:asciiTheme="majorHAnsi" w:cstheme="majorBidi" w:eastAsiaTheme="majorEastAsia" w:hAnsiTheme="majorHAnsi"/>
+        <w:rFonts w:asciiTheme="majorHAnsi" w:cstheme="majorBidi" w:hAnsiTheme="majorHAnsi" w:eastAsia="黑体"/>
         <w:b/>
         <w:bCs/>
       </w:rPr>
@@ -6248,14 +6579,14 @@
     </w:tblStylePr>
     <w:tblStylePr w:type="firstCol">
       <w:rPr>
-        <w:rFonts w:asciiTheme="majorHAnsi" w:cstheme="majorBidi" w:eastAsiaTheme="majorEastAsia" w:hAnsiTheme="majorHAnsi"/>
+        <w:rFonts w:asciiTheme="majorHAnsi" w:cstheme="majorBidi" w:hAnsiTheme="majorHAnsi" w:eastAsia="黑体"/>
         <w:b/>
         <w:bCs/>
       </w:rPr>
     </w:tblStylePr>
     <w:tblStylePr w:type="lastCol">
       <w:rPr>
-        <w:rFonts w:asciiTheme="majorHAnsi" w:cstheme="majorBidi" w:eastAsiaTheme="majorEastAsia" w:hAnsiTheme="majorHAnsi"/>
+        <w:rFonts w:asciiTheme="majorHAnsi" w:cstheme="majorBidi" w:hAnsiTheme="majorHAnsi" w:eastAsia="黑体"/>
         <w:b/>
         <w:bCs/>
       </w:rPr>
@@ -6339,7 +6670,7 @@
         <w:spacing w:after="0" w:before="0" w:line="240" w:lineRule="auto"/>
       </w:pPr>
       <w:rPr>
-        <w:rFonts w:asciiTheme="majorHAnsi" w:cstheme="majorBidi" w:eastAsiaTheme="majorEastAsia" w:hAnsiTheme="majorHAnsi"/>
+        <w:rFonts w:asciiTheme="majorHAnsi" w:cstheme="majorBidi" w:hAnsiTheme="majorHAnsi" w:eastAsia="黑体"/>
         <w:b/>
         <w:bCs/>
       </w:rPr>
@@ -6360,7 +6691,7 @@
         <w:spacing w:after="0" w:before="0" w:line="240" w:lineRule="auto"/>
       </w:pPr>
       <w:rPr>
-        <w:rFonts w:asciiTheme="majorHAnsi" w:cstheme="majorBidi" w:eastAsiaTheme="majorEastAsia" w:hAnsiTheme="majorHAnsi"/>
+        <w:rFonts w:asciiTheme="majorHAnsi" w:cstheme="majorBidi" w:hAnsiTheme="majorHAnsi" w:eastAsia="黑体"/>
         <w:b/>
         <w:bCs/>
       </w:rPr>
@@ -6378,14 +6709,14 @@
     </w:tblStylePr>
     <w:tblStylePr w:type="firstCol">
       <w:rPr>
-        <w:rFonts w:asciiTheme="majorHAnsi" w:cstheme="majorBidi" w:eastAsiaTheme="majorEastAsia" w:hAnsiTheme="majorHAnsi"/>
+        <w:rFonts w:asciiTheme="majorHAnsi" w:cstheme="majorBidi" w:hAnsiTheme="majorHAnsi" w:eastAsia="黑体"/>
         <w:b/>
         <w:bCs/>
       </w:rPr>
     </w:tblStylePr>
     <w:tblStylePr w:type="lastCol">
       <w:rPr>
-        <w:rFonts w:asciiTheme="majorHAnsi" w:cstheme="majorBidi" w:eastAsiaTheme="majorEastAsia" w:hAnsiTheme="majorHAnsi"/>
+        <w:rFonts w:asciiTheme="majorHAnsi" w:cstheme="majorBidi" w:hAnsiTheme="majorHAnsi" w:eastAsia="黑体"/>
         <w:b/>
         <w:bCs/>
       </w:rPr>
@@ -6469,7 +6800,7 @@
         <w:spacing w:after="0" w:before="0" w:line="240" w:lineRule="auto"/>
       </w:pPr>
       <w:rPr>
-        <w:rFonts w:asciiTheme="majorHAnsi" w:cstheme="majorBidi" w:eastAsiaTheme="majorEastAsia" w:hAnsiTheme="majorHAnsi"/>
+        <w:rFonts w:asciiTheme="majorHAnsi" w:cstheme="majorBidi" w:hAnsiTheme="majorHAnsi" w:eastAsia="黑体"/>
         <w:b/>
         <w:bCs/>
       </w:rPr>
@@ -6490,7 +6821,7 @@
         <w:spacing w:after="0" w:before="0" w:line="240" w:lineRule="auto"/>
       </w:pPr>
       <w:rPr>
-        <w:rFonts w:asciiTheme="majorHAnsi" w:cstheme="majorBidi" w:eastAsiaTheme="majorEastAsia" w:hAnsiTheme="majorHAnsi"/>
+        <w:rFonts w:asciiTheme="majorHAnsi" w:cstheme="majorBidi" w:hAnsiTheme="majorHAnsi" w:eastAsia="黑体"/>
         <w:b/>
         <w:bCs/>
       </w:rPr>
@@ -6508,14 +6839,14 @@
     </w:tblStylePr>
     <w:tblStylePr w:type="firstCol">
       <w:rPr>
-        <w:rFonts w:asciiTheme="majorHAnsi" w:cstheme="majorBidi" w:eastAsiaTheme="majorEastAsia" w:hAnsiTheme="majorHAnsi"/>
+        <w:rFonts w:asciiTheme="majorHAnsi" w:cstheme="majorBidi" w:hAnsiTheme="majorHAnsi" w:eastAsia="黑体"/>
         <w:b/>
         <w:bCs/>
       </w:rPr>
     </w:tblStylePr>
     <w:tblStylePr w:type="lastCol">
       <w:rPr>
-        <w:rFonts w:asciiTheme="majorHAnsi" w:cstheme="majorBidi" w:eastAsiaTheme="majorEastAsia" w:hAnsiTheme="majorHAnsi"/>
+        <w:rFonts w:asciiTheme="majorHAnsi" w:cstheme="majorBidi" w:hAnsiTheme="majorHAnsi" w:eastAsia="黑体"/>
         <w:b/>
         <w:bCs/>
       </w:rPr>
@@ -6599,7 +6930,7 @@
         <w:spacing w:after="0" w:before="0" w:line="240" w:lineRule="auto"/>
       </w:pPr>
       <w:rPr>
-        <w:rFonts w:asciiTheme="majorHAnsi" w:cstheme="majorBidi" w:eastAsiaTheme="majorEastAsia" w:hAnsiTheme="majorHAnsi"/>
+        <w:rFonts w:asciiTheme="majorHAnsi" w:cstheme="majorBidi" w:hAnsiTheme="majorHAnsi" w:eastAsia="黑体"/>
         <w:b/>
         <w:bCs/>
       </w:rPr>
@@ -6620,7 +6951,7 @@
         <w:spacing w:after="0" w:before="0" w:line="240" w:lineRule="auto"/>
       </w:pPr>
       <w:rPr>
-        <w:rFonts w:asciiTheme="majorHAnsi" w:cstheme="majorBidi" w:eastAsiaTheme="majorEastAsia" w:hAnsiTheme="majorHAnsi"/>
+        <w:rFonts w:asciiTheme="majorHAnsi" w:cstheme="majorBidi" w:hAnsiTheme="majorHAnsi" w:eastAsia="黑体"/>
         <w:b/>
         <w:bCs/>
       </w:rPr>
@@ -6638,14 +6969,14 @@
     </w:tblStylePr>
     <w:tblStylePr w:type="firstCol">
       <w:rPr>
-        <w:rFonts w:asciiTheme="majorHAnsi" w:cstheme="majorBidi" w:eastAsiaTheme="majorEastAsia" w:hAnsiTheme="majorHAnsi"/>
+        <w:rFonts w:asciiTheme="majorHAnsi" w:cstheme="majorBidi" w:hAnsiTheme="majorHAnsi" w:eastAsia="黑体"/>
         <w:b/>
         <w:bCs/>
       </w:rPr>
     </w:tblStylePr>
     <w:tblStylePr w:type="lastCol">
       <w:rPr>
-        <w:rFonts w:asciiTheme="majorHAnsi" w:cstheme="majorBidi" w:eastAsiaTheme="majorEastAsia" w:hAnsiTheme="majorHAnsi"/>
+        <w:rFonts w:asciiTheme="majorHAnsi" w:cstheme="majorBidi" w:hAnsiTheme="majorHAnsi" w:eastAsia="黑体"/>
         <w:b/>
         <w:bCs/>
       </w:rPr>
@@ -6728,6 +7059,7 @@
         <w:spacing w:after="0" w:before="0" w:line="240" w:lineRule="auto"/>
       </w:pPr>
       <w:rPr>
+        <w:rFonts w:eastAsia="黑体"/>
         <w:b/>
         <w:bCs/>
         <w:color w:themeColor="background1" w:val="FFFFFF"/>
@@ -6750,6 +7082,7 @@
         <w:spacing w:after="0" w:before="0" w:line="240" w:lineRule="auto"/>
       </w:pPr>
       <w:rPr>
+        <w:rFonts w:eastAsia="黑体"/>
         <w:b/>
         <w:bCs/>
       </w:rPr>
@@ -6767,12 +7100,14 @@
     </w:tblStylePr>
     <w:tblStylePr w:type="firstCol">
       <w:rPr>
+        <w:rFonts w:eastAsia="黑体"/>
         <w:b/>
         <w:bCs/>
       </w:rPr>
     </w:tblStylePr>
     <w:tblStylePr w:type="lastCol">
       <w:rPr>
+        <w:rFonts w:eastAsia="黑体"/>
         <w:b/>
         <w:bCs/>
       </w:rPr>
@@ -6834,6 +7169,7 @@
         <w:spacing w:after="0" w:before="0" w:line="240" w:lineRule="auto"/>
       </w:pPr>
       <w:rPr>
+        <w:rFonts w:eastAsia="黑体"/>
         <w:b/>
         <w:bCs/>
         <w:color w:themeColor="background1" w:val="FFFFFF"/>
@@ -6856,6 +7192,7 @@
         <w:spacing w:after="0" w:before="0" w:line="240" w:lineRule="auto"/>
       </w:pPr>
       <w:rPr>
+        <w:rFonts w:eastAsia="黑体"/>
         <w:b/>
         <w:bCs/>
       </w:rPr>
@@ -6873,12 +7210,14 @@
     </w:tblStylePr>
     <w:tblStylePr w:type="firstCol">
       <w:rPr>
+        <w:rFonts w:eastAsia="黑体"/>
         <w:b/>
         <w:bCs/>
       </w:rPr>
     </w:tblStylePr>
     <w:tblStylePr w:type="lastCol">
       <w:rPr>
+        <w:rFonts w:eastAsia="黑体"/>
         <w:b/>
         <w:bCs/>
       </w:rPr>
@@ -6940,6 +7279,7 @@
         <w:spacing w:after="0" w:before="0" w:line="240" w:lineRule="auto"/>
       </w:pPr>
       <w:rPr>
+        <w:rFonts w:eastAsia="黑体"/>
         <w:b/>
         <w:bCs/>
         <w:color w:themeColor="background1" w:val="FFFFFF"/>
@@ -6962,6 +7302,7 @@
         <w:spacing w:after="0" w:before="0" w:line="240" w:lineRule="auto"/>
       </w:pPr>
       <w:rPr>
+        <w:rFonts w:eastAsia="黑体"/>
         <w:b/>
         <w:bCs/>
       </w:rPr>
@@ -6979,12 +7320,14 @@
     </w:tblStylePr>
     <w:tblStylePr w:type="firstCol">
       <w:rPr>
+        <w:rFonts w:eastAsia="黑体"/>
         <w:b/>
         <w:bCs/>
       </w:rPr>
     </w:tblStylePr>
     <w:tblStylePr w:type="lastCol">
       <w:rPr>
+        <w:rFonts w:eastAsia="黑体"/>
         <w:b/>
         <w:bCs/>
       </w:rPr>
@@ -7046,6 +7389,7 @@
         <w:spacing w:after="0" w:before="0" w:line="240" w:lineRule="auto"/>
       </w:pPr>
       <w:rPr>
+        <w:rFonts w:eastAsia="黑体"/>
         <w:b/>
         <w:bCs/>
         <w:color w:themeColor="background1" w:val="FFFFFF"/>
@@ -7068,6 +7412,7 @@
         <w:spacing w:after="0" w:before="0" w:line="240" w:lineRule="auto"/>
       </w:pPr>
       <w:rPr>
+        <w:rFonts w:eastAsia="黑体"/>
         <w:b/>
         <w:bCs/>
       </w:rPr>
@@ -7085,12 +7430,14 @@
     </w:tblStylePr>
     <w:tblStylePr w:type="firstCol">
       <w:rPr>
+        <w:rFonts w:eastAsia="黑体"/>
         <w:b/>
         <w:bCs/>
       </w:rPr>
     </w:tblStylePr>
     <w:tblStylePr w:type="lastCol">
       <w:rPr>
+        <w:rFonts w:eastAsia="黑体"/>
         <w:b/>
         <w:bCs/>
       </w:rPr>
@@ -7152,6 +7499,7 @@
         <w:spacing w:after="0" w:before="0" w:line="240" w:lineRule="auto"/>
       </w:pPr>
       <w:rPr>
+        <w:rFonts w:eastAsia="黑体"/>
         <w:b/>
         <w:bCs/>
         <w:color w:themeColor="background1" w:val="FFFFFF"/>
@@ -7174,6 +7522,7 @@
         <w:spacing w:after="0" w:before="0" w:line="240" w:lineRule="auto"/>
       </w:pPr>
       <w:rPr>
+        <w:rFonts w:eastAsia="黑体"/>
         <w:b/>
         <w:bCs/>
       </w:rPr>
@@ -7191,12 +7540,14 @@
     </w:tblStylePr>
     <w:tblStylePr w:type="firstCol">
       <w:rPr>
+        <w:rFonts w:eastAsia="黑体"/>
         <w:b/>
         <w:bCs/>
       </w:rPr>
     </w:tblStylePr>
     <w:tblStylePr w:type="lastCol">
       <w:rPr>
+        <w:rFonts w:eastAsia="黑体"/>
         <w:b/>
         <w:bCs/>
       </w:rPr>
@@ -7258,6 +7609,7 @@
         <w:spacing w:after="0" w:before="0" w:line="240" w:lineRule="auto"/>
       </w:pPr>
       <w:rPr>
+        <w:rFonts w:eastAsia="黑体"/>
         <w:b/>
         <w:bCs/>
         <w:color w:themeColor="background1" w:val="FFFFFF"/>
@@ -7280,6 +7632,7 @@
         <w:spacing w:after="0" w:before="0" w:line="240" w:lineRule="auto"/>
       </w:pPr>
       <w:rPr>
+        <w:rFonts w:eastAsia="黑体"/>
         <w:b/>
         <w:bCs/>
       </w:rPr>
@@ -7297,12 +7650,14 @@
     </w:tblStylePr>
     <w:tblStylePr w:type="firstCol">
       <w:rPr>
+        <w:rFonts w:eastAsia="黑体"/>
         <w:b/>
         <w:bCs/>
       </w:rPr>
     </w:tblStylePr>
     <w:tblStylePr w:type="lastCol">
       <w:rPr>
+        <w:rFonts w:eastAsia="黑体"/>
         <w:b/>
         <w:bCs/>
       </w:rPr>
@@ -7364,6 +7719,7 @@
         <w:spacing w:after="0" w:before="0" w:line="240" w:lineRule="auto"/>
       </w:pPr>
       <w:rPr>
+        <w:rFonts w:eastAsia="黑体"/>
         <w:b/>
         <w:bCs/>
         <w:color w:themeColor="background1" w:val="FFFFFF"/>
@@ -7386,6 +7742,7 @@
         <w:spacing w:after="0" w:before="0" w:line="240" w:lineRule="auto"/>
       </w:pPr>
       <w:rPr>
+        <w:rFonts w:eastAsia="黑体"/>
         <w:b/>
         <w:bCs/>
       </w:rPr>
@@ -7403,12 +7760,14 @@
     </w:tblStylePr>
     <w:tblStylePr w:type="firstCol">
       <w:rPr>
+        <w:rFonts w:eastAsia="黑体"/>
         <w:b/>
         <w:bCs/>
       </w:rPr>
     </w:tblStylePr>
     <w:tblStylePr w:type="lastCol">
       <w:rPr>
+        <w:rFonts w:eastAsia="黑体"/>
         <w:b/>
         <w:bCs/>
       </w:rPr>
@@ -7467,6 +7826,7 @@
         <w:spacing w:after="0" w:before="0" w:line="240" w:lineRule="auto"/>
       </w:pPr>
       <w:rPr>
+        <w:rFonts w:eastAsia="黑体"/>
         <w:b/>
         <w:bCs/>
         <w:color w:themeColor="background1" w:val="FFFFFF"/>
@@ -7489,6 +7849,7 @@
         <w:spacing w:after="0" w:before="0" w:line="240" w:lineRule="auto"/>
       </w:pPr>
       <w:rPr>
+        <w:rFonts w:eastAsia="黑体"/>
         <w:color w:val="auto"/>
       </w:rPr>
       <w:tblPr/>
@@ -7506,6 +7867,7 @@
     </w:tblStylePr>
     <w:tblStylePr w:type="firstCol">
       <w:rPr>
+        <w:rFonts w:eastAsia="黑体"/>
         <w:b/>
         <w:bCs/>
         <w:color w:themeColor="background1" w:val="FFFFFF"/>
@@ -7525,6 +7887,7 @@
     </w:tblStylePr>
     <w:tblStylePr w:type="lastCol">
       <w:rPr>
+        <w:rFonts w:eastAsia="黑体"/>
         <w:b/>
         <w:bCs/>
         <w:color w:themeColor="background1" w:val="FFFFFF"/>
@@ -7573,6 +7936,7 @@
     </w:tblStylePr>
     <w:tblStylePr w:type="nwCell">
       <w:rPr>
+        <w:rFonts w:eastAsia="黑体"/>
         <w:color w:themeColor="background1" w:val="FFFFFF"/>
       </w:rPr>
       <w:tblPr/>
@@ -7616,6 +7980,7 @@
         <w:spacing w:after="0" w:before="0" w:line="240" w:lineRule="auto"/>
       </w:pPr>
       <w:rPr>
+        <w:rFonts w:eastAsia="黑体"/>
         <w:b/>
         <w:bCs/>
         <w:color w:themeColor="background1" w:val="FFFFFF"/>
@@ -7638,6 +8003,7 @@
         <w:spacing w:after="0" w:before="0" w:line="240" w:lineRule="auto"/>
       </w:pPr>
       <w:rPr>
+        <w:rFonts w:eastAsia="黑体"/>
         <w:color w:val="auto"/>
       </w:rPr>
       <w:tblPr/>
@@ -7655,6 +8021,7 @@
     </w:tblStylePr>
     <w:tblStylePr w:type="firstCol">
       <w:rPr>
+        <w:rFonts w:eastAsia="黑体"/>
         <w:b/>
         <w:bCs/>
         <w:color w:themeColor="background1" w:val="FFFFFF"/>
@@ -7674,6 +8041,7 @@
     </w:tblStylePr>
     <w:tblStylePr w:type="lastCol">
       <w:rPr>
+        <w:rFonts w:eastAsia="黑体"/>
         <w:b/>
         <w:bCs/>
         <w:color w:themeColor="background1" w:val="FFFFFF"/>
@@ -7722,6 +8090,7 @@
     </w:tblStylePr>
     <w:tblStylePr w:type="nwCell">
       <w:rPr>
+        <w:rFonts w:eastAsia="黑体"/>
         <w:color w:themeColor="background1" w:val="FFFFFF"/>
       </w:rPr>
       <w:tblPr/>
@@ -7765,6 +8134,7 @@
         <w:spacing w:after="0" w:before="0" w:line="240" w:lineRule="auto"/>
       </w:pPr>
       <w:rPr>
+        <w:rFonts w:eastAsia="黑体"/>
         <w:b/>
         <w:bCs/>
         <w:color w:themeColor="background1" w:val="FFFFFF"/>
@@ -7787,6 +8157,7 @@
         <w:spacing w:after="0" w:before="0" w:line="240" w:lineRule="auto"/>
       </w:pPr>
       <w:rPr>
+        <w:rFonts w:eastAsia="黑体"/>
         <w:color w:val="auto"/>
       </w:rPr>
       <w:tblPr/>
@@ -7804,6 +8175,7 @@
     </w:tblStylePr>
     <w:tblStylePr w:type="firstCol">
       <w:rPr>
+        <w:rFonts w:eastAsia="黑体"/>
         <w:b/>
         <w:bCs/>
         <w:color w:themeColor="background1" w:val="FFFFFF"/>
@@ -7823,6 +8195,7 @@
     </w:tblStylePr>
     <w:tblStylePr w:type="lastCol">
       <w:rPr>
+        <w:rFonts w:eastAsia="黑体"/>
         <w:b/>
         <w:bCs/>
         <w:color w:themeColor="background1" w:val="FFFFFF"/>
@@ -7871,6 +8244,7 @@
     </w:tblStylePr>
     <w:tblStylePr w:type="nwCell">
       <w:rPr>
+        <w:rFonts w:eastAsia="黑体"/>
         <w:color w:themeColor="background1" w:val="FFFFFF"/>
       </w:rPr>
       <w:tblPr/>
@@ -7914,6 +8288,7 @@
         <w:spacing w:after="0" w:before="0" w:line="240" w:lineRule="auto"/>
       </w:pPr>
       <w:rPr>
+        <w:rFonts w:eastAsia="黑体"/>
         <w:b/>
         <w:bCs/>
         <w:color w:themeColor="background1" w:val="FFFFFF"/>
@@ -7936,6 +8311,7 @@
         <w:spacing w:after="0" w:before="0" w:line="240" w:lineRule="auto"/>
       </w:pPr>
       <w:rPr>
+        <w:rFonts w:eastAsia="黑体"/>
         <w:color w:val="auto"/>
       </w:rPr>
       <w:tblPr/>
@@ -7953,6 +8329,7 @@
     </w:tblStylePr>
     <w:tblStylePr w:type="firstCol">
       <w:rPr>
+        <w:rFonts w:eastAsia="黑体"/>
         <w:b/>
         <w:bCs/>
         <w:color w:themeColor="background1" w:val="FFFFFF"/>
@@ -7972,6 +8349,7 @@
     </w:tblStylePr>
     <w:tblStylePr w:type="lastCol">
       <w:rPr>
+        <w:rFonts w:eastAsia="黑体"/>
         <w:b/>
         <w:bCs/>
         <w:color w:themeColor="background1" w:val="FFFFFF"/>
@@ -8020,6 +8398,7 @@
     </w:tblStylePr>
     <w:tblStylePr w:type="nwCell">
       <w:rPr>
+        <w:rFonts w:eastAsia="黑体"/>
         <w:color w:themeColor="background1" w:val="FFFFFF"/>
       </w:rPr>
       <w:tblPr/>
@@ -8063,6 +8442,7 @@
         <w:spacing w:after="0" w:before="0" w:line="240" w:lineRule="auto"/>
       </w:pPr>
       <w:rPr>
+        <w:rFonts w:eastAsia="黑体"/>
         <w:b/>
         <w:bCs/>
         <w:color w:themeColor="background1" w:val="FFFFFF"/>
@@ -8085,6 +8465,7 @@
         <w:spacing w:after="0" w:before="0" w:line="240" w:lineRule="auto"/>
       </w:pPr>
       <w:rPr>
+        <w:rFonts w:eastAsia="黑体"/>
         <w:color w:val="auto"/>
       </w:rPr>
       <w:tblPr/>
@@ -8102,6 +8483,7 @@
     </w:tblStylePr>
     <w:tblStylePr w:type="firstCol">
       <w:rPr>
+        <w:rFonts w:eastAsia="黑体"/>
         <w:b/>
         <w:bCs/>
         <w:color w:themeColor="background1" w:val="FFFFFF"/>
@@ -8121,6 +8503,7 @@
     </w:tblStylePr>
     <w:tblStylePr w:type="lastCol">
       <w:rPr>
+        <w:rFonts w:eastAsia="黑体"/>
         <w:b/>
         <w:bCs/>
         <w:color w:themeColor="background1" w:val="FFFFFF"/>
@@ -8169,6 +8552,7 @@
     </w:tblStylePr>
     <w:tblStylePr w:type="nwCell">
       <w:rPr>
+        <w:rFonts w:eastAsia="黑体"/>
         <w:color w:themeColor="background1" w:val="FFFFFF"/>
       </w:rPr>
       <w:tblPr/>
@@ -8212,6 +8596,7 @@
         <w:spacing w:after="0" w:before="0" w:line="240" w:lineRule="auto"/>
       </w:pPr>
       <w:rPr>
+        <w:rFonts w:eastAsia="黑体"/>
         <w:b/>
         <w:bCs/>
         <w:color w:themeColor="background1" w:val="FFFFFF"/>
@@ -8234,6 +8619,7 @@
         <w:spacing w:after="0" w:before="0" w:line="240" w:lineRule="auto"/>
       </w:pPr>
       <w:rPr>
+        <w:rFonts w:eastAsia="黑体"/>
         <w:color w:val="auto"/>
       </w:rPr>
       <w:tblPr/>
@@ -8251,6 +8637,7 @@
     </w:tblStylePr>
     <w:tblStylePr w:type="firstCol">
       <w:rPr>
+        <w:rFonts w:eastAsia="黑体"/>
         <w:b/>
         <w:bCs/>
         <w:color w:themeColor="background1" w:val="FFFFFF"/>
@@ -8270,6 +8657,7 @@
     </w:tblStylePr>
     <w:tblStylePr w:type="lastCol">
       <w:rPr>
+        <w:rFonts w:eastAsia="黑体"/>
         <w:b/>
         <w:bCs/>
         <w:color w:themeColor="background1" w:val="FFFFFF"/>
@@ -8318,6 +8706,7 @@
     </w:tblStylePr>
     <w:tblStylePr w:type="nwCell">
       <w:rPr>
+        <w:rFonts w:eastAsia="黑体"/>
         <w:color w:themeColor="background1" w:val="FFFFFF"/>
       </w:rPr>
       <w:tblPr/>
@@ -8361,6 +8750,7 @@
         <w:spacing w:after="0" w:before="0" w:line="240" w:lineRule="auto"/>
       </w:pPr>
       <w:rPr>
+        <w:rFonts w:eastAsia="黑体"/>
         <w:b/>
         <w:bCs/>
         <w:color w:themeColor="background1" w:val="FFFFFF"/>
@@ -8383,6 +8773,7 @@
         <w:spacing w:after="0" w:before="0" w:line="240" w:lineRule="auto"/>
       </w:pPr>
       <w:rPr>
+        <w:rFonts w:eastAsia="黑体"/>
         <w:color w:val="auto"/>
       </w:rPr>
       <w:tblPr/>
@@ -8400,6 +8791,7 @@
     </w:tblStylePr>
     <w:tblStylePr w:type="firstCol">
       <w:rPr>
+        <w:rFonts w:eastAsia="黑体"/>
         <w:b/>
         <w:bCs/>
         <w:color w:themeColor="background1" w:val="FFFFFF"/>
@@ -8419,6 +8811,7 @@
     </w:tblStylePr>
     <w:tblStylePr w:type="lastCol">
       <w:rPr>
+        <w:rFonts w:eastAsia="黑体"/>
         <w:b/>
         <w:bCs/>
         <w:color w:themeColor="background1" w:val="FFFFFF"/>
@@ -8467,6 +8860,7 @@
     </w:tblStylePr>
     <w:tblStylePr w:type="nwCell">
       <w:rPr>
+        <w:rFonts w:eastAsia="黑体"/>
         <w:color w:themeColor="background1" w:val="FFFFFF"/>
       </w:rPr>
       <w:tblPr/>
@@ -8491,6 +8885,7 @@
       <w:spacing w:after="0" w:line="240" w:lineRule="auto"/>
     </w:pPr>
     <w:rPr>
+      <w:rFonts w:eastAsia="黑体"/>
       <w:color w:themeColor="text1" w:val="000000"/>
     </w:rPr>
     <w:tblPr>
@@ -8510,7 +8905,7 @@
     </w:tblPr>
     <w:tblStylePr w:type="firstRow">
       <w:rPr>
-        <w:rFonts w:asciiTheme="majorHAnsi" w:cstheme="majorBidi" w:eastAsiaTheme="majorEastAsia" w:hAnsiTheme="majorHAnsi"/>
+        <w:rFonts w:asciiTheme="majorHAnsi" w:cstheme="majorBidi" w:hAnsiTheme="majorHAnsi" w:eastAsia="黑体"/>
       </w:rPr>
       <w:tblPr/>
       <w:tcPr>
@@ -8522,6 +8917,7 @@
     </w:tblStylePr>
     <w:tblStylePr w:type="lastRow">
       <w:rPr>
+        <w:rFonts w:eastAsia="黑体"/>
         <w:b/>
         <w:bCs/>
         <w:color w:themeColor="text2" w:val="1F497D"/>
@@ -8536,12 +8932,14 @@
     </w:tblStylePr>
     <w:tblStylePr w:type="firstCol">
       <w:rPr>
+        <w:rFonts w:eastAsia="黑体"/>
         <w:b/>
         <w:bCs/>
       </w:rPr>
     </w:tblStylePr>
     <w:tblStylePr w:type="lastCol">
       <w:rPr>
+        <w:rFonts w:eastAsia="黑体"/>
         <w:b/>
         <w:bCs/>
       </w:rPr>
@@ -8575,6 +8973,7 @@
       <w:spacing w:after="0" w:line="240" w:lineRule="auto"/>
     </w:pPr>
     <w:rPr>
+      <w:rFonts w:eastAsia="黑体"/>
       <w:color w:themeColor="text1" w:val="000000"/>
     </w:rPr>
     <w:tblPr>
@@ -8594,7 +8993,7 @@
     </w:tblPr>
     <w:tblStylePr w:type="firstRow">
       <w:rPr>
-        <w:rFonts w:asciiTheme="majorHAnsi" w:cstheme="majorBidi" w:eastAsiaTheme="majorEastAsia" w:hAnsiTheme="majorHAnsi"/>
+        <w:rFonts w:asciiTheme="majorHAnsi" w:cstheme="majorBidi" w:hAnsiTheme="majorHAnsi" w:eastAsia="黑体"/>
       </w:rPr>
       <w:tblPr/>
       <w:tcPr>
@@ -8606,6 +9005,7 @@
     </w:tblStylePr>
     <w:tblStylePr w:type="lastRow">
       <w:rPr>
+        <w:rFonts w:eastAsia="黑体"/>
         <w:b/>
         <w:bCs/>
         <w:color w:themeColor="text2" w:val="1F497D"/>
@@ -8620,12 +9020,14 @@
     </w:tblStylePr>
     <w:tblStylePr w:type="firstCol">
       <w:rPr>
+        <w:rFonts w:eastAsia="黑体"/>
         <w:b/>
         <w:bCs/>
       </w:rPr>
     </w:tblStylePr>
     <w:tblStylePr w:type="lastCol">
       <w:rPr>
+        <w:rFonts w:eastAsia="黑体"/>
         <w:b/>
         <w:bCs/>
       </w:rPr>
@@ -8659,6 +9061,7 @@
       <w:spacing w:after="0" w:line="240" w:lineRule="auto"/>
     </w:pPr>
     <w:rPr>
+      <w:rFonts w:eastAsia="黑体"/>
       <w:color w:themeColor="text1" w:val="000000"/>
     </w:rPr>
     <w:tblPr>
@@ -8678,7 +9081,7 @@
     </w:tblPr>
     <w:tblStylePr w:type="firstRow">
       <w:rPr>
-        <w:rFonts w:asciiTheme="majorHAnsi" w:cstheme="majorBidi" w:eastAsiaTheme="majorEastAsia" w:hAnsiTheme="majorHAnsi"/>
+        <w:rFonts w:asciiTheme="majorHAnsi" w:cstheme="majorBidi" w:hAnsiTheme="majorHAnsi" w:eastAsia="黑体"/>
       </w:rPr>
       <w:tblPr/>
       <w:tcPr>
@@ -8690,6 +9093,7 @@
     </w:tblStylePr>
     <w:tblStylePr w:type="lastRow">
       <w:rPr>
+        <w:rFonts w:eastAsia="黑体"/>
         <w:b/>
         <w:bCs/>
         <w:color w:themeColor="text2" w:val="1F497D"/>
@@ -8704,12 +9108,14 @@
     </w:tblStylePr>
     <w:tblStylePr w:type="firstCol">
       <w:rPr>
+        <w:rFonts w:eastAsia="黑体"/>
         <w:b/>
         <w:bCs/>
       </w:rPr>
     </w:tblStylePr>
     <w:tblStylePr w:type="lastCol">
       <w:rPr>
+        <w:rFonts w:eastAsia="黑体"/>
         <w:b/>
         <w:bCs/>
       </w:rPr>
@@ -8743,6 +9149,7 @@
       <w:spacing w:after="0" w:line="240" w:lineRule="auto"/>
     </w:pPr>
     <w:rPr>
+      <w:rFonts w:eastAsia="黑体"/>
       <w:color w:themeColor="text1" w:val="000000"/>
     </w:rPr>
     <w:tblPr>
@@ -8762,7 +9169,7 @@
     </w:tblPr>
     <w:tblStylePr w:type="firstRow">
       <w:rPr>
-        <w:rFonts w:asciiTheme="majorHAnsi" w:cstheme="majorBidi" w:eastAsiaTheme="majorEastAsia" w:hAnsiTheme="majorHAnsi"/>
+        <w:rFonts w:asciiTheme="majorHAnsi" w:cstheme="majorBidi" w:hAnsiTheme="majorHAnsi" w:eastAsia="黑体"/>
       </w:rPr>
       <w:tblPr/>
       <w:tcPr>
@@ -8774,6 +9181,7 @@
     </w:tblStylePr>
     <w:tblStylePr w:type="lastRow">
       <w:rPr>
+        <w:rFonts w:eastAsia="黑体"/>
         <w:b/>
         <w:bCs/>
         <w:color w:themeColor="text2" w:val="1F497D"/>
@@ -8788,12 +9196,14 @@
     </w:tblStylePr>
     <w:tblStylePr w:type="firstCol">
       <w:rPr>
+        <w:rFonts w:eastAsia="黑体"/>
         <w:b/>
         <w:bCs/>
       </w:rPr>
     </w:tblStylePr>
     <w:tblStylePr w:type="lastCol">
       <w:rPr>
+        <w:rFonts w:eastAsia="黑体"/>
         <w:b/>
         <w:bCs/>
       </w:rPr>
@@ -8827,6 +9237,7 @@
       <w:spacing w:after="0" w:line="240" w:lineRule="auto"/>
     </w:pPr>
     <w:rPr>
+      <w:rFonts w:eastAsia="黑体"/>
       <w:color w:themeColor="text1" w:val="000000"/>
     </w:rPr>
     <w:tblPr>
@@ -8846,7 +9257,7 @@
     </w:tblPr>
     <w:tblStylePr w:type="firstRow">
       <w:rPr>
-        <w:rFonts w:asciiTheme="majorHAnsi" w:cstheme="majorBidi" w:eastAsiaTheme="majorEastAsia" w:hAnsiTheme="majorHAnsi"/>
+        <w:rFonts w:asciiTheme="majorHAnsi" w:cstheme="majorBidi" w:hAnsiTheme="majorHAnsi" w:eastAsia="黑体"/>
       </w:rPr>
       <w:tblPr/>
       <w:tcPr>
@@ -8858,6 +9269,7 @@
     </w:tblStylePr>
     <w:tblStylePr w:type="lastRow">
       <w:rPr>
+        <w:rFonts w:eastAsia="黑体"/>
         <w:b/>
         <w:bCs/>
         <w:color w:themeColor="text2" w:val="1F497D"/>
@@ -8872,12 +9284,14 @@
     </w:tblStylePr>
     <w:tblStylePr w:type="firstCol">
       <w:rPr>
+        <w:rFonts w:eastAsia="黑体"/>
         <w:b/>
         <w:bCs/>
       </w:rPr>
     </w:tblStylePr>
     <w:tblStylePr w:type="lastCol">
       <w:rPr>
+        <w:rFonts w:eastAsia="黑体"/>
         <w:b/>
         <w:bCs/>
       </w:rPr>
@@ -8911,6 +9325,7 @@
       <w:spacing w:after="0" w:line="240" w:lineRule="auto"/>
     </w:pPr>
     <w:rPr>
+      <w:rFonts w:eastAsia="黑体"/>
       <w:color w:themeColor="text1" w:val="000000"/>
     </w:rPr>
     <w:tblPr>
@@ -8930,7 +9345,7 @@
     </w:tblPr>
     <w:tblStylePr w:type="firstRow">
       <w:rPr>
-        <w:rFonts w:asciiTheme="majorHAnsi" w:cstheme="majorBidi" w:eastAsiaTheme="majorEastAsia" w:hAnsiTheme="majorHAnsi"/>
+        <w:rFonts w:asciiTheme="majorHAnsi" w:cstheme="majorBidi" w:hAnsiTheme="majorHAnsi" w:eastAsia="黑体"/>
       </w:rPr>
       <w:tblPr/>
       <w:tcPr>
@@ -8942,6 +9357,7 @@
     </w:tblStylePr>
     <w:tblStylePr w:type="lastRow">
       <w:rPr>
+        <w:rFonts w:eastAsia="黑体"/>
         <w:b/>
         <w:bCs/>
         <w:color w:themeColor="text2" w:val="1F497D"/>
@@ -8956,12 +9372,14 @@
     </w:tblStylePr>
     <w:tblStylePr w:type="firstCol">
       <w:rPr>
+        <w:rFonts w:eastAsia="黑体"/>
         <w:b/>
         <w:bCs/>
       </w:rPr>
     </w:tblStylePr>
     <w:tblStylePr w:type="lastCol">
       <w:rPr>
+        <w:rFonts w:eastAsia="黑体"/>
         <w:b/>
         <w:bCs/>
       </w:rPr>
@@ -8995,6 +9413,7 @@
       <w:spacing w:after="0" w:line="240" w:lineRule="auto"/>
     </w:pPr>
     <w:rPr>
+      <w:rFonts w:eastAsia="黑体"/>
       <w:color w:themeColor="text1" w:val="000000"/>
     </w:rPr>
     <w:tblPr>
@@ -9014,7 +9433,7 @@
     </w:tblPr>
     <w:tblStylePr w:type="firstRow">
       <w:rPr>
-        <w:rFonts w:asciiTheme="majorHAnsi" w:cstheme="majorBidi" w:eastAsiaTheme="majorEastAsia" w:hAnsiTheme="majorHAnsi"/>
+        <w:rFonts w:asciiTheme="majorHAnsi" w:cstheme="majorBidi" w:hAnsiTheme="majorHAnsi" w:eastAsia="黑体"/>
       </w:rPr>
       <w:tblPr/>
       <w:tcPr>
@@ -9026,6 +9445,7 @@
     </w:tblStylePr>
     <w:tblStylePr w:type="lastRow">
       <w:rPr>
+        <w:rFonts w:eastAsia="黑体"/>
         <w:b/>
         <w:bCs/>
         <w:color w:themeColor="text2" w:val="1F497D"/>
@@ -9040,12 +9460,14 @@
     </w:tblStylePr>
     <w:tblStylePr w:type="firstCol">
       <w:rPr>
+        <w:rFonts w:eastAsia="黑体"/>
         <w:b/>
         <w:bCs/>
       </w:rPr>
     </w:tblStylePr>
     <w:tblStylePr w:type="lastCol">
       <w:rPr>
+        <w:rFonts w:eastAsia="黑体"/>
         <w:b/>
         <w:bCs/>
       </w:rPr>
@@ -9079,7 +9501,7 @@
       <w:spacing w:after="0" w:line="240" w:lineRule="auto"/>
     </w:pPr>
     <w:rPr>
-      <w:rFonts w:asciiTheme="majorHAnsi" w:cstheme="majorBidi" w:eastAsiaTheme="majorEastAsia" w:hAnsiTheme="majorHAnsi"/>
+      <w:rFonts w:asciiTheme="majorHAnsi" w:cstheme="majorBidi" w:hAnsiTheme="majorHAnsi" w:eastAsia="黑体"/>
       <w:color w:themeColor="text1" w:val="000000"/>
     </w:rPr>
     <w:tblPr>
@@ -9101,6 +9523,7 @@
     </w:tblPr>
     <w:tblStylePr w:type="firstRow">
       <w:rPr>
+        <w:rFonts w:eastAsia="黑体"/>
         <w:sz w:val="24"/>
         <w:szCs w:val="24"/>
       </w:rPr>
@@ -9207,7 +9630,7 @@
       <w:spacing w:after="0" w:line="240" w:lineRule="auto"/>
     </w:pPr>
     <w:rPr>
-      <w:rFonts w:asciiTheme="majorHAnsi" w:cstheme="majorBidi" w:eastAsiaTheme="majorEastAsia" w:hAnsiTheme="majorHAnsi"/>
+      <w:rFonts w:asciiTheme="majorHAnsi" w:cstheme="majorBidi" w:hAnsiTheme="majorHAnsi" w:eastAsia="黑体"/>
       <w:color w:themeColor="text1" w:val="000000"/>
     </w:rPr>
     <w:tblPr>
@@ -9229,6 +9652,7 @@
     </w:tblPr>
     <w:tblStylePr w:type="firstRow">
       <w:rPr>
+        <w:rFonts w:eastAsia="黑体"/>
         <w:sz w:val="24"/>
         <w:szCs w:val="24"/>
       </w:rPr>
@@ -9335,7 +9759,7 @@
       <w:spacing w:after="0" w:line="240" w:lineRule="auto"/>
     </w:pPr>
     <w:rPr>
-      <w:rFonts w:asciiTheme="majorHAnsi" w:cstheme="majorBidi" w:eastAsiaTheme="majorEastAsia" w:hAnsiTheme="majorHAnsi"/>
+      <w:rFonts w:asciiTheme="majorHAnsi" w:cstheme="majorBidi" w:hAnsiTheme="majorHAnsi" w:eastAsia="黑体"/>
       <w:color w:themeColor="text1" w:val="000000"/>
     </w:rPr>
     <w:tblPr>
@@ -9357,6 +9781,7 @@
     </w:tblPr>
     <w:tblStylePr w:type="firstRow">
       <w:rPr>
+        <w:rFonts w:eastAsia="黑体"/>
         <w:sz w:val="24"/>
         <w:szCs w:val="24"/>
       </w:rPr>
@@ -9463,7 +9888,7 @@
       <w:spacing w:after="0" w:line="240" w:lineRule="auto"/>
     </w:pPr>
     <w:rPr>
-      <w:rFonts w:asciiTheme="majorHAnsi" w:cstheme="majorBidi" w:eastAsiaTheme="majorEastAsia" w:hAnsiTheme="majorHAnsi"/>
+      <w:rFonts w:asciiTheme="majorHAnsi" w:cstheme="majorBidi" w:hAnsiTheme="majorHAnsi" w:eastAsia="黑体"/>
       <w:color w:themeColor="text1" w:val="000000"/>
     </w:rPr>
     <w:tblPr>
@@ -9485,6 +9910,7 @@
     </w:tblPr>
     <w:tblStylePr w:type="firstRow">
       <w:rPr>
+        <w:rFonts w:eastAsia="黑体"/>
         <w:sz w:val="24"/>
         <w:szCs w:val="24"/>
       </w:rPr>
@@ -9591,7 +10017,7 @@
       <w:spacing w:after="0" w:line="240" w:lineRule="auto"/>
     </w:pPr>
     <w:rPr>
-      <w:rFonts w:asciiTheme="majorHAnsi" w:cstheme="majorBidi" w:eastAsiaTheme="majorEastAsia" w:hAnsiTheme="majorHAnsi"/>
+      <w:rFonts w:asciiTheme="majorHAnsi" w:cstheme="majorBidi" w:hAnsiTheme="majorHAnsi" w:eastAsia="黑体"/>
       <w:color w:themeColor="text1" w:val="000000"/>
     </w:rPr>
     <w:tblPr>
@@ -9613,6 +10039,7 @@
     </w:tblPr>
     <w:tblStylePr w:type="firstRow">
       <w:rPr>
+        <w:rFonts w:eastAsia="黑体"/>
         <w:sz w:val="24"/>
         <w:szCs w:val="24"/>
       </w:rPr>
@@ -9719,7 +10146,7 @@
       <w:spacing w:after="0" w:line="240" w:lineRule="auto"/>
     </w:pPr>
     <w:rPr>
-      <w:rFonts w:asciiTheme="majorHAnsi" w:cstheme="majorBidi" w:eastAsiaTheme="majorEastAsia" w:hAnsiTheme="majorHAnsi"/>
+      <w:rFonts w:asciiTheme="majorHAnsi" w:cstheme="majorBidi" w:hAnsiTheme="majorHAnsi" w:eastAsia="黑体"/>
       <w:color w:themeColor="text1" w:val="000000"/>
     </w:rPr>
     <w:tblPr>
@@ -9741,6 +10168,7 @@
     </w:tblPr>
     <w:tblStylePr w:type="firstRow">
       <w:rPr>
+        <w:rFonts w:eastAsia="黑体"/>
         <w:sz w:val="24"/>
         <w:szCs w:val="24"/>
       </w:rPr>
@@ -9847,7 +10275,7 @@
       <w:spacing w:after="0" w:line="240" w:lineRule="auto"/>
     </w:pPr>
     <w:rPr>
-      <w:rFonts w:asciiTheme="majorHAnsi" w:cstheme="majorBidi" w:eastAsiaTheme="majorEastAsia" w:hAnsiTheme="majorHAnsi"/>
+      <w:rFonts w:asciiTheme="majorHAnsi" w:cstheme="majorBidi" w:hAnsiTheme="majorHAnsi" w:eastAsia="黑体"/>
       <w:color w:themeColor="text1" w:val="000000"/>
     </w:rPr>
     <w:tblPr>
@@ -9869,6 +10297,7 @@
     </w:tblPr>
     <w:tblStylePr w:type="firstRow">
       <w:rPr>
+        <w:rFonts w:eastAsia="黑体"/>
         <w:sz w:val="24"/>
         <w:szCs w:val="24"/>
       </w:rPr>
@@ -9998,12 +10427,14 @@
     </w:tcPr>
     <w:tblStylePr w:type="firstRow">
       <w:rPr>
+        <w:rFonts w:eastAsia="黑体"/>
         <w:b/>
         <w:bCs/>
       </w:rPr>
     </w:tblStylePr>
     <w:tblStylePr w:type="lastRow">
       <w:rPr>
+        <w:rFonts w:eastAsia="黑体"/>
         <w:b/>
         <w:bCs/>
       </w:rPr>
@@ -10016,12 +10447,14 @@
     </w:tblStylePr>
     <w:tblStylePr w:type="firstCol">
       <w:rPr>
+        <w:rFonts w:eastAsia="黑体"/>
         <w:b/>
         <w:bCs/>
       </w:rPr>
     </w:tblStylePr>
     <w:tblStylePr w:type="lastCol">
       <w:rPr>
+        <w:rFonts w:eastAsia="黑体"/>
         <w:b/>
         <w:bCs/>
       </w:rPr>
@@ -10071,12 +10504,14 @@
     </w:tcPr>
     <w:tblStylePr w:type="firstRow">
       <w:rPr>
+        <w:rFonts w:eastAsia="黑体"/>
         <w:b/>
         <w:bCs/>
       </w:rPr>
     </w:tblStylePr>
     <w:tblStylePr w:type="lastRow">
       <w:rPr>
+        <w:rFonts w:eastAsia="黑体"/>
         <w:b/>
         <w:bCs/>
       </w:rPr>
@@ -10089,12 +10524,14 @@
     </w:tblStylePr>
     <w:tblStylePr w:type="firstCol">
       <w:rPr>
+        <w:rFonts w:eastAsia="黑体"/>
         <w:b/>
         <w:bCs/>
       </w:rPr>
     </w:tblStylePr>
     <w:tblStylePr w:type="lastCol">
       <w:rPr>
+        <w:rFonts w:eastAsia="黑体"/>
         <w:b/>
         <w:bCs/>
       </w:rPr>
@@ -10144,12 +10581,14 @@
     </w:tcPr>
     <w:tblStylePr w:type="firstRow">
       <w:rPr>
+        <w:rFonts w:eastAsia="黑体"/>
         <w:b/>
         <w:bCs/>
       </w:rPr>
     </w:tblStylePr>
     <w:tblStylePr w:type="lastRow">
       <w:rPr>
+        <w:rFonts w:eastAsia="黑体"/>
         <w:b/>
         <w:bCs/>
       </w:rPr>
@@ -10162,12 +10601,14 @@
     </w:tblStylePr>
     <w:tblStylePr w:type="firstCol">
       <w:rPr>
+        <w:rFonts w:eastAsia="黑体"/>
         <w:b/>
         <w:bCs/>
       </w:rPr>
     </w:tblStylePr>
     <w:tblStylePr w:type="lastCol">
       <w:rPr>
+        <w:rFonts w:eastAsia="黑体"/>
         <w:b/>
         <w:bCs/>
       </w:rPr>
@@ -10217,12 +10658,14 @@
     </w:tcPr>
     <w:tblStylePr w:type="firstRow">
       <w:rPr>
+        <w:rFonts w:eastAsia="黑体"/>
         <w:b/>
         <w:bCs/>
       </w:rPr>
     </w:tblStylePr>
     <w:tblStylePr w:type="lastRow">
       <w:rPr>
+        <w:rFonts w:eastAsia="黑体"/>
         <w:b/>
         <w:bCs/>
       </w:rPr>
@@ -10235,12 +10678,14 @@
     </w:tblStylePr>
     <w:tblStylePr w:type="firstCol">
       <w:rPr>
+        <w:rFonts w:eastAsia="黑体"/>
         <w:b/>
         <w:bCs/>
       </w:rPr>
     </w:tblStylePr>
     <w:tblStylePr w:type="lastCol">
       <w:rPr>
+        <w:rFonts w:eastAsia="黑体"/>
         <w:b/>
         <w:bCs/>
       </w:rPr>
@@ -10290,12 +10735,14 @@
     </w:tcPr>
     <w:tblStylePr w:type="firstRow">
       <w:rPr>
+        <w:rFonts w:eastAsia="黑体"/>
         <w:b/>
         <w:bCs/>
       </w:rPr>
     </w:tblStylePr>
     <w:tblStylePr w:type="lastRow">
       <w:rPr>
+        <w:rFonts w:eastAsia="黑体"/>
         <w:b/>
         <w:bCs/>
       </w:rPr>
@@ -10308,12 +10755,14 @@
     </w:tblStylePr>
     <w:tblStylePr w:type="firstCol">
       <w:rPr>
+        <w:rFonts w:eastAsia="黑体"/>
         <w:b/>
         <w:bCs/>
       </w:rPr>
     </w:tblStylePr>
     <w:tblStylePr w:type="lastCol">
       <w:rPr>
+        <w:rFonts w:eastAsia="黑体"/>
         <w:b/>
         <w:bCs/>
       </w:rPr>
@@ -10363,12 +10812,14 @@
     </w:tcPr>
     <w:tblStylePr w:type="firstRow">
       <w:rPr>
+        <w:rFonts w:eastAsia="黑体"/>
         <w:b/>
         <w:bCs/>
       </w:rPr>
     </w:tblStylePr>
     <w:tblStylePr w:type="lastRow">
       <w:rPr>
+        <w:rFonts w:eastAsia="黑体"/>
         <w:b/>
         <w:bCs/>
       </w:rPr>
@@ -10381,12 +10832,14 @@
     </w:tblStylePr>
     <w:tblStylePr w:type="firstCol">
       <w:rPr>
+        <w:rFonts w:eastAsia="黑体"/>
         <w:b/>
         <w:bCs/>
       </w:rPr>
     </w:tblStylePr>
     <w:tblStylePr w:type="lastCol">
       <w:rPr>
+        <w:rFonts w:eastAsia="黑体"/>
         <w:b/>
         <w:bCs/>
       </w:rPr>
@@ -10436,12 +10889,14 @@
     </w:tcPr>
     <w:tblStylePr w:type="firstRow">
       <w:rPr>
+        <w:rFonts w:eastAsia="黑体"/>
         <w:b/>
         <w:bCs/>
       </w:rPr>
     </w:tblStylePr>
     <w:tblStylePr w:type="lastRow">
       <w:rPr>
+        <w:rFonts w:eastAsia="黑体"/>
         <w:b/>
         <w:bCs/>
       </w:rPr>
@@ -10454,12 +10909,14 @@
     </w:tblStylePr>
     <w:tblStylePr w:type="firstCol">
       <w:rPr>
+        <w:rFonts w:eastAsia="黑体"/>
         <w:b/>
         <w:bCs/>
       </w:rPr>
     </w:tblStylePr>
     <w:tblStylePr w:type="lastCol">
       <w:rPr>
+        <w:rFonts w:eastAsia="黑体"/>
         <w:b/>
         <w:bCs/>
       </w:rPr>
@@ -10486,7 +10943,7 @@
       <w:spacing w:after="0" w:line="240" w:lineRule="auto"/>
     </w:pPr>
     <w:rPr>
-      <w:rFonts w:asciiTheme="majorHAnsi" w:cstheme="majorBidi" w:eastAsiaTheme="majorEastAsia" w:hAnsiTheme="majorHAnsi"/>
+      <w:rFonts w:asciiTheme="majorHAnsi" w:cstheme="majorBidi" w:hAnsiTheme="majorHAnsi" w:eastAsia="黑体"/>
       <w:color w:themeColor="text1" w:val="000000"/>
     </w:rPr>
     <w:tblPr>
@@ -10513,6 +10970,7 @@
     </w:tcPr>
     <w:tblStylePr w:type="firstRow">
       <w:rPr>
+        <w:rFonts w:eastAsia="黑体"/>
         <w:b/>
         <w:bCs/>
         <w:color w:themeColor="text1" w:val="000000"/>
@@ -10524,6 +10982,7 @@
     </w:tblStylePr>
     <w:tblStylePr w:type="lastRow">
       <w:rPr>
+        <w:rFonts w:eastAsia="黑体"/>
         <w:b/>
         <w:bCs/>
         <w:color w:themeColor="text1" w:val="000000"/>
@@ -10543,6 +11002,7 @@
     </w:tblStylePr>
     <w:tblStylePr w:type="firstCol">
       <w:rPr>
+        <w:rFonts w:eastAsia="黑体"/>
         <w:b/>
         <w:bCs/>
         <w:color w:themeColor="text1" w:val="000000"/>
@@ -10562,6 +11022,7 @@
     </w:tblStylePr>
     <w:tblStylePr w:type="lastCol">
       <w:rPr>
+        <w:rFonts w:eastAsia="黑体"/>
         <w:b w:val="0"/>
         <w:bCs w:val="0"/>
         <w:color w:themeColor="text1" w:val="000000"/>
@@ -10611,7 +11072,7 @@
       <w:spacing w:after="0" w:line="240" w:lineRule="auto"/>
     </w:pPr>
     <w:rPr>
-      <w:rFonts w:asciiTheme="majorHAnsi" w:cstheme="majorBidi" w:eastAsiaTheme="majorEastAsia" w:hAnsiTheme="majorHAnsi"/>
+      <w:rFonts w:asciiTheme="majorHAnsi" w:cstheme="majorBidi" w:hAnsiTheme="majorHAnsi" w:eastAsia="黑体"/>
       <w:color w:themeColor="text1" w:val="000000"/>
     </w:rPr>
     <w:tblPr>
@@ -10638,6 +11099,7 @@
     </w:tcPr>
     <w:tblStylePr w:type="firstRow">
       <w:rPr>
+        <w:rFonts w:eastAsia="黑体"/>
         <w:b/>
         <w:bCs/>
         <w:color w:themeColor="text1" w:val="000000"/>
@@ -10649,6 +11111,7 @@
     </w:tblStylePr>
     <w:tblStylePr w:type="lastRow">
       <w:rPr>
+        <w:rFonts w:eastAsia="黑体"/>
         <w:b/>
         <w:bCs/>
         <w:color w:themeColor="text1" w:val="000000"/>
@@ -10668,6 +11131,7 @@
     </w:tblStylePr>
     <w:tblStylePr w:type="firstCol">
       <w:rPr>
+        <w:rFonts w:eastAsia="黑体"/>
         <w:b/>
         <w:bCs/>
         <w:color w:themeColor="text1" w:val="000000"/>
@@ -10687,6 +11151,7 @@
     </w:tblStylePr>
     <w:tblStylePr w:type="lastCol">
       <w:rPr>
+        <w:rFonts w:eastAsia="黑体"/>
         <w:b w:val="0"/>
         <w:bCs w:val="0"/>
         <w:color w:themeColor="text1" w:val="000000"/>
@@ -10736,7 +11201,7 @@
       <w:spacing w:after="0" w:line="240" w:lineRule="auto"/>
     </w:pPr>
     <w:rPr>
-      <w:rFonts w:asciiTheme="majorHAnsi" w:cstheme="majorBidi" w:eastAsiaTheme="majorEastAsia" w:hAnsiTheme="majorHAnsi"/>
+      <w:rFonts w:asciiTheme="majorHAnsi" w:cstheme="majorBidi" w:hAnsiTheme="majorHAnsi" w:eastAsia="黑体"/>
       <w:color w:themeColor="text1" w:val="000000"/>
     </w:rPr>
     <w:tblPr>
@@ -10763,6 +11228,7 @@
     </w:tcPr>
     <w:tblStylePr w:type="firstRow">
       <w:rPr>
+        <w:rFonts w:eastAsia="黑体"/>
         <w:b/>
         <w:bCs/>
         <w:color w:themeColor="text1" w:val="000000"/>
@@ -10774,6 +11240,7 @@
     </w:tblStylePr>
     <w:tblStylePr w:type="lastRow">
       <w:rPr>
+        <w:rFonts w:eastAsia="黑体"/>
         <w:b/>
         <w:bCs/>
         <w:color w:themeColor="text1" w:val="000000"/>
@@ -10793,6 +11260,7 @@
     </w:tblStylePr>
     <w:tblStylePr w:type="firstCol">
       <w:rPr>
+        <w:rFonts w:eastAsia="黑体"/>
         <w:b/>
         <w:bCs/>
         <w:color w:themeColor="text1" w:val="000000"/>
@@ -10812,6 +11280,7 @@
     </w:tblStylePr>
     <w:tblStylePr w:type="lastCol">
       <w:rPr>
+        <w:rFonts w:eastAsia="黑体"/>
         <w:b w:val="0"/>
         <w:bCs w:val="0"/>
         <w:color w:themeColor="text1" w:val="000000"/>
@@ -10861,7 +11330,7 @@
       <w:spacing w:after="0" w:line="240" w:lineRule="auto"/>
     </w:pPr>
     <w:rPr>
-      <w:rFonts w:asciiTheme="majorHAnsi" w:cstheme="majorBidi" w:eastAsiaTheme="majorEastAsia" w:hAnsiTheme="majorHAnsi"/>
+      <w:rFonts w:asciiTheme="majorHAnsi" w:cstheme="majorBidi" w:hAnsiTheme="majorHAnsi" w:eastAsia="黑体"/>
       <w:color w:themeColor="text1" w:val="000000"/>
     </w:rPr>
     <w:tblPr>
@@ -10888,6 +11357,7 @@
     </w:tcPr>
     <w:tblStylePr w:type="firstRow">
       <w:rPr>
+        <w:rFonts w:eastAsia="黑体"/>
         <w:b/>
         <w:bCs/>
         <w:color w:themeColor="text1" w:val="000000"/>
@@ -10899,6 +11369,7 @@
     </w:tblStylePr>
     <w:tblStylePr w:type="lastRow">
       <w:rPr>
+        <w:rFonts w:eastAsia="黑体"/>
         <w:b/>
         <w:bCs/>
         <w:color w:themeColor="text1" w:val="000000"/>
@@ -10918,6 +11389,7 @@
     </w:tblStylePr>
     <w:tblStylePr w:type="firstCol">
       <w:rPr>
+        <w:rFonts w:eastAsia="黑体"/>
         <w:b/>
         <w:bCs/>
         <w:color w:themeColor="text1" w:val="000000"/>
@@ -10937,6 +11409,7 @@
     </w:tblStylePr>
     <w:tblStylePr w:type="lastCol">
       <w:rPr>
+        <w:rFonts w:eastAsia="黑体"/>
         <w:b w:val="0"/>
         <w:bCs w:val="0"/>
         <w:color w:themeColor="text1" w:val="000000"/>
@@ -10986,7 +11459,7 @@
       <w:spacing w:after="0" w:line="240" w:lineRule="auto"/>
     </w:pPr>
     <w:rPr>
-      <w:rFonts w:asciiTheme="majorHAnsi" w:cstheme="majorBidi" w:eastAsiaTheme="majorEastAsia" w:hAnsiTheme="majorHAnsi"/>
+      <w:rFonts w:asciiTheme="majorHAnsi" w:cstheme="majorBidi" w:hAnsiTheme="majorHAnsi" w:eastAsia="黑体"/>
       <w:color w:themeColor="text1" w:val="000000"/>
     </w:rPr>
     <w:tblPr>
@@ -11013,6 +11486,7 @@
     </w:tcPr>
     <w:tblStylePr w:type="firstRow">
       <w:rPr>
+        <w:rFonts w:eastAsia="黑体"/>
         <w:b/>
         <w:bCs/>
         <w:color w:themeColor="text1" w:val="000000"/>
@@ -11024,6 +11498,7 @@
     </w:tblStylePr>
     <w:tblStylePr w:type="lastRow">
       <w:rPr>
+        <w:rFonts w:eastAsia="黑体"/>
         <w:b/>
         <w:bCs/>
         <w:color w:themeColor="text1" w:val="000000"/>
@@ -11043,6 +11518,7 @@
     </w:tblStylePr>
     <w:tblStylePr w:type="firstCol">
       <w:rPr>
+        <w:rFonts w:eastAsia="黑体"/>
         <w:b/>
         <w:bCs/>
         <w:color w:themeColor="text1" w:val="000000"/>
@@ -11062,6 +11538,7 @@
     </w:tblStylePr>
     <w:tblStylePr w:type="lastCol">
       <w:rPr>
+        <w:rFonts w:eastAsia="黑体"/>
         <w:b w:val="0"/>
         <w:bCs w:val="0"/>
         <w:color w:themeColor="text1" w:val="000000"/>
@@ -11111,7 +11588,7 @@
       <w:spacing w:after="0" w:line="240" w:lineRule="auto"/>
     </w:pPr>
     <w:rPr>
-      <w:rFonts w:asciiTheme="majorHAnsi" w:cstheme="majorBidi" w:eastAsiaTheme="majorEastAsia" w:hAnsiTheme="majorHAnsi"/>
+      <w:rFonts w:asciiTheme="majorHAnsi" w:cstheme="majorBidi" w:hAnsiTheme="majorHAnsi" w:eastAsia="黑体"/>
       <w:color w:themeColor="text1" w:val="000000"/>
     </w:rPr>
     <w:tblPr>
@@ -11138,6 +11615,7 @@
     </w:tcPr>
     <w:tblStylePr w:type="firstRow">
       <w:rPr>
+        <w:rFonts w:eastAsia="黑体"/>
         <w:b/>
         <w:bCs/>
         <w:color w:themeColor="text1" w:val="000000"/>
@@ -11149,6 +11627,7 @@
     </w:tblStylePr>
     <w:tblStylePr w:type="lastRow">
       <w:rPr>
+        <w:rFonts w:eastAsia="黑体"/>
         <w:b/>
         <w:bCs/>
         <w:color w:themeColor="text1" w:val="000000"/>
@@ -11168,6 +11647,7 @@
     </w:tblStylePr>
     <w:tblStylePr w:type="firstCol">
       <w:rPr>
+        <w:rFonts w:eastAsia="黑体"/>
         <w:b/>
         <w:bCs/>
         <w:color w:themeColor="text1" w:val="000000"/>
@@ -11187,6 +11667,7 @@
     </w:tblStylePr>
     <w:tblStylePr w:type="lastCol">
       <w:rPr>
+        <w:rFonts w:eastAsia="黑体"/>
         <w:b w:val="0"/>
         <w:bCs w:val="0"/>
         <w:color w:themeColor="text1" w:val="000000"/>
@@ -11236,7 +11717,7 @@
       <w:spacing w:after="0" w:line="240" w:lineRule="auto"/>
     </w:pPr>
     <w:rPr>
-      <w:rFonts w:asciiTheme="majorHAnsi" w:cstheme="majorBidi" w:eastAsiaTheme="majorEastAsia" w:hAnsiTheme="majorHAnsi"/>
+      <w:rFonts w:asciiTheme="majorHAnsi" w:cstheme="majorBidi" w:hAnsiTheme="majorHAnsi" w:eastAsia="黑体"/>
       <w:color w:themeColor="text1" w:val="000000"/>
     </w:rPr>
     <w:tblPr>
@@ -11263,6 +11744,7 @@
     </w:tcPr>
     <w:tblStylePr w:type="firstRow">
       <w:rPr>
+        <w:rFonts w:eastAsia="黑体"/>
         <w:b/>
         <w:bCs/>
         <w:color w:themeColor="text1" w:val="000000"/>
@@ -11274,6 +11756,7 @@
     </w:tblStylePr>
     <w:tblStylePr w:type="lastRow">
       <w:rPr>
+        <w:rFonts w:eastAsia="黑体"/>
         <w:b/>
         <w:bCs/>
         <w:color w:themeColor="text1" w:val="000000"/>
@@ -11293,6 +11776,7 @@
     </w:tblStylePr>
     <w:tblStylePr w:type="firstCol">
       <w:rPr>
+        <w:rFonts w:eastAsia="黑体"/>
         <w:b/>
         <w:bCs/>
         <w:color w:themeColor="text1" w:val="000000"/>
@@ -11312,6 +11796,7 @@
     </w:tblStylePr>
     <w:tblStylePr w:type="lastCol">
       <w:rPr>
+        <w:rFonts w:eastAsia="黑体"/>
         <w:b w:val="0"/>
         <w:bCs w:val="0"/>
         <w:color w:themeColor="text1" w:val="000000"/>
@@ -11384,6 +11869,7 @@
     </w:tcPr>
     <w:tblStylePr w:type="firstRow">
       <w:rPr>
+        <w:rFonts w:eastAsia="黑体"/>
         <w:b/>
         <w:bCs/>
         <w:i w:val="0"/>
@@ -11405,6 +11891,7 @@
     </w:tblStylePr>
     <w:tblStylePr w:type="lastRow">
       <w:rPr>
+        <w:rFonts w:eastAsia="黑体"/>
         <w:b/>
         <w:bCs/>
         <w:i w:val="0"/>
@@ -11426,6 +11913,7 @@
     </w:tblStylePr>
     <w:tblStylePr w:type="firstCol">
       <w:rPr>
+        <w:rFonts w:eastAsia="黑体"/>
         <w:b/>
         <w:bCs/>
         <w:i w:val="0"/>
@@ -11445,6 +11933,7 @@
     </w:tblStylePr>
     <w:tblStylePr w:type="lastCol">
       <w:rPr>
+        <w:rFonts w:eastAsia="黑体"/>
         <w:b/>
         <w:bCs/>
         <w:i w:val="0"/>
@@ -11525,6 +12014,7 @@
     </w:tcPr>
     <w:tblStylePr w:type="firstRow">
       <w:rPr>
+        <w:rFonts w:eastAsia="黑体"/>
         <w:b/>
         <w:bCs/>
         <w:i w:val="0"/>
@@ -11546,6 +12036,7 @@
     </w:tblStylePr>
     <w:tblStylePr w:type="lastRow">
       <w:rPr>
+        <w:rFonts w:eastAsia="黑体"/>
         <w:b/>
         <w:bCs/>
         <w:i w:val="0"/>
@@ -11567,6 +12058,7 @@
     </w:tblStylePr>
     <w:tblStylePr w:type="firstCol">
       <w:rPr>
+        <w:rFonts w:eastAsia="黑体"/>
         <w:b/>
         <w:bCs/>
         <w:i w:val="0"/>
@@ -11586,6 +12078,7 @@
     </w:tblStylePr>
     <w:tblStylePr w:type="lastCol">
       <w:rPr>
+        <w:rFonts w:eastAsia="黑体"/>
         <w:b/>
         <w:bCs/>
         <w:i w:val="0"/>
@@ -11666,6 +12159,7 @@
     </w:tcPr>
     <w:tblStylePr w:type="firstRow">
       <w:rPr>
+        <w:rFonts w:eastAsia="黑体"/>
         <w:b/>
         <w:bCs/>
         <w:i w:val="0"/>
@@ -11687,6 +12181,7 @@
     </w:tblStylePr>
     <w:tblStylePr w:type="lastRow">
       <w:rPr>
+        <w:rFonts w:eastAsia="黑体"/>
         <w:b/>
         <w:bCs/>
         <w:i w:val="0"/>
@@ -11708,6 +12203,7 @@
     </w:tblStylePr>
     <w:tblStylePr w:type="firstCol">
       <w:rPr>
+        <w:rFonts w:eastAsia="黑体"/>
         <w:b/>
         <w:bCs/>
         <w:i w:val="0"/>
@@ -11727,6 +12223,7 @@
     </w:tblStylePr>
     <w:tblStylePr w:type="lastCol">
       <w:rPr>
+        <w:rFonts w:eastAsia="黑体"/>
         <w:b/>
         <w:bCs/>
         <w:i w:val="0"/>
@@ -11807,6 +12304,7 @@
     </w:tcPr>
     <w:tblStylePr w:type="firstRow">
       <w:rPr>
+        <w:rFonts w:eastAsia="黑体"/>
         <w:b/>
         <w:bCs/>
         <w:i w:val="0"/>
@@ -11828,6 +12326,7 @@
     </w:tblStylePr>
     <w:tblStylePr w:type="lastRow">
       <w:rPr>
+        <w:rFonts w:eastAsia="黑体"/>
         <w:b/>
         <w:bCs/>
         <w:i w:val="0"/>
@@ -11849,6 +12348,7 @@
     </w:tblStylePr>
     <w:tblStylePr w:type="firstCol">
       <w:rPr>
+        <w:rFonts w:eastAsia="黑体"/>
         <w:b/>
         <w:bCs/>
         <w:i w:val="0"/>
@@ -11868,6 +12368,7 @@
     </w:tblStylePr>
     <w:tblStylePr w:type="lastCol">
       <w:rPr>
+        <w:rFonts w:eastAsia="黑体"/>
         <w:b/>
         <w:bCs/>
         <w:i w:val="0"/>
@@ -11948,6 +12449,7 @@
     </w:tcPr>
     <w:tblStylePr w:type="firstRow">
       <w:rPr>
+        <w:rFonts w:eastAsia="黑体"/>
         <w:b/>
         <w:bCs/>
         <w:i w:val="0"/>
@@ -11969,6 +12471,7 @@
     </w:tblStylePr>
     <w:tblStylePr w:type="lastRow">
       <w:rPr>
+        <w:rFonts w:eastAsia="黑体"/>
         <w:b/>
         <w:bCs/>
         <w:i w:val="0"/>
@@ -11990,6 +12493,7 @@
     </w:tblStylePr>
     <w:tblStylePr w:type="firstCol">
       <w:rPr>
+        <w:rFonts w:eastAsia="黑体"/>
         <w:b/>
         <w:bCs/>
         <w:i w:val="0"/>
@@ -12009,6 +12513,7 @@
     </w:tblStylePr>
     <w:tblStylePr w:type="lastCol">
       <w:rPr>
+        <w:rFonts w:eastAsia="黑体"/>
         <w:b/>
         <w:bCs/>
         <w:i w:val="0"/>
@@ -12089,6 +12594,7 @@
     </w:tcPr>
     <w:tblStylePr w:type="firstRow">
       <w:rPr>
+        <w:rFonts w:eastAsia="黑体"/>
         <w:b/>
         <w:bCs/>
         <w:i w:val="0"/>
@@ -12110,6 +12616,7 @@
     </w:tblStylePr>
     <w:tblStylePr w:type="lastRow">
       <w:rPr>
+        <w:rFonts w:eastAsia="黑体"/>
         <w:b/>
         <w:bCs/>
         <w:i w:val="0"/>
@@ -12131,6 +12638,7 @@
     </w:tblStylePr>
     <w:tblStylePr w:type="firstCol">
       <w:rPr>
+        <w:rFonts w:eastAsia="黑体"/>
         <w:b/>
         <w:bCs/>
         <w:i w:val="0"/>
@@ -12150,6 +12658,7 @@
     </w:tblStylePr>
     <w:tblStylePr w:type="lastCol">
       <w:rPr>
+        <w:rFonts w:eastAsia="黑体"/>
         <w:b/>
         <w:bCs/>
         <w:i w:val="0"/>
@@ -12230,6 +12739,7 @@
     </w:tcPr>
     <w:tblStylePr w:type="firstRow">
       <w:rPr>
+        <w:rFonts w:eastAsia="黑体"/>
         <w:b/>
         <w:bCs/>
         <w:i w:val="0"/>
@@ -12251,6 +12761,7 @@
     </w:tblStylePr>
     <w:tblStylePr w:type="lastRow">
       <w:rPr>
+        <w:rFonts w:eastAsia="黑体"/>
         <w:b/>
         <w:bCs/>
         <w:i w:val="0"/>
@@ -12272,6 +12783,7 @@
     </w:tblStylePr>
     <w:tblStylePr w:type="firstCol">
       <w:rPr>
+        <w:rFonts w:eastAsia="黑体"/>
         <w:b/>
         <w:bCs/>
         <w:i w:val="0"/>
@@ -12291,6 +12803,7 @@
     </w:tblStylePr>
     <w:tblStylePr w:type="lastCol">
       <w:rPr>
+        <w:rFonts w:eastAsia="黑体"/>
         <w:b/>
         <w:bCs/>
         <w:i w:val="0"/>
@@ -12348,6 +12861,7 @@
       <w:spacing w:after="0" w:line="240" w:lineRule="auto"/>
     </w:pPr>
     <w:rPr>
+      <w:rFonts w:eastAsia="黑体"/>
       <w:color w:themeColor="background1" w:val="FFFFFF"/>
     </w:rPr>
     <w:tblPr>
@@ -12366,6 +12880,7 @@
     </w:tcPr>
     <w:tblStylePr w:type="firstRow">
       <w:rPr>
+        <w:rFonts w:eastAsia="黑体"/>
         <w:b/>
         <w:bCs/>
       </w:rPr>
@@ -12462,6 +12977,7 @@
       <w:spacing w:after="0" w:line="240" w:lineRule="auto"/>
     </w:pPr>
     <w:rPr>
+      <w:rFonts w:eastAsia="黑体"/>
       <w:color w:themeColor="background1" w:val="FFFFFF"/>
     </w:rPr>
     <w:tblPr>
@@ -12480,6 +12996,7 @@
     </w:tcPr>
     <w:tblStylePr w:type="firstRow">
       <w:rPr>
+        <w:rFonts w:eastAsia="黑体"/>
         <w:b/>
         <w:bCs/>
       </w:rPr>
@@ -12576,6 +13093,7 @@
       <w:spacing w:after="0" w:line="240" w:lineRule="auto"/>
     </w:pPr>
     <w:rPr>
+      <w:rFonts w:eastAsia="黑体"/>
       <w:color w:themeColor="background1" w:val="FFFFFF"/>
     </w:rPr>
     <w:tblPr>
@@ -12594,6 +13112,7 @@
     </w:tcPr>
     <w:tblStylePr w:type="firstRow">
       <w:rPr>
+        <w:rFonts w:eastAsia="黑体"/>
         <w:b/>
         <w:bCs/>
       </w:rPr>
@@ -12690,6 +13209,7 @@
       <w:spacing w:after="0" w:line="240" w:lineRule="auto"/>
     </w:pPr>
     <w:rPr>
+      <w:rFonts w:eastAsia="黑体"/>
       <w:color w:themeColor="background1" w:val="FFFFFF"/>
     </w:rPr>
     <w:tblPr>
@@ -12708,6 +13228,7 @@
     </w:tcPr>
     <w:tblStylePr w:type="firstRow">
       <w:rPr>
+        <w:rFonts w:eastAsia="黑体"/>
         <w:b/>
         <w:bCs/>
       </w:rPr>
@@ -12804,6 +13325,7 @@
       <w:spacing w:after="0" w:line="240" w:lineRule="auto"/>
     </w:pPr>
     <w:rPr>
+      <w:rFonts w:eastAsia="黑体"/>
       <w:color w:themeColor="background1" w:val="FFFFFF"/>
     </w:rPr>
     <w:tblPr>
@@ -12822,6 +13344,7 @@
     </w:tcPr>
     <w:tblStylePr w:type="firstRow">
       <w:rPr>
+        <w:rFonts w:eastAsia="黑体"/>
         <w:b/>
         <w:bCs/>
       </w:rPr>
@@ -12918,6 +13441,7 @@
       <w:spacing w:after="0" w:line="240" w:lineRule="auto"/>
     </w:pPr>
     <w:rPr>
+      <w:rFonts w:eastAsia="黑体"/>
       <w:color w:themeColor="background1" w:val="FFFFFF"/>
     </w:rPr>
     <w:tblPr>
@@ -12936,6 +13460,7 @@
     </w:tcPr>
     <w:tblStylePr w:type="firstRow">
       <w:rPr>
+        <w:rFonts w:eastAsia="黑体"/>
         <w:b/>
         <w:bCs/>
       </w:rPr>
@@ -13032,6 +13557,7 @@
       <w:spacing w:after="0" w:line="240" w:lineRule="auto"/>
     </w:pPr>
     <w:rPr>
+      <w:rFonts w:eastAsia="黑体"/>
       <w:color w:themeColor="background1" w:val="FFFFFF"/>
     </w:rPr>
     <w:tblPr>
@@ -13050,6 +13576,7 @@
     </w:tcPr>
     <w:tblStylePr w:type="firstRow">
       <w:rPr>
+        <w:rFonts w:eastAsia="黑体"/>
         <w:b/>
         <w:bCs/>
       </w:rPr>
@@ -13146,6 +13673,7 @@
       <w:spacing w:after="0" w:line="240" w:lineRule="auto"/>
     </w:pPr>
     <w:rPr>
+      <w:rFonts w:eastAsia="黑体"/>
       <w:color w:themeColor="text1" w:val="000000"/>
     </w:rPr>
     <w:tblPr>
@@ -13172,6 +13700,7 @@
     </w:tcPr>
     <w:tblStylePr w:type="firstRow">
       <w:rPr>
+        <w:rFonts w:eastAsia="黑体"/>
         <w:b/>
         <w:bCs/>
       </w:rPr>
@@ -13190,6 +13719,7 @@
     </w:tblStylePr>
     <w:tblStylePr w:type="lastRow">
       <w:rPr>
+        <w:rFonts w:eastAsia="黑体"/>
         <w:b/>
         <w:bCs/>
         <w:color w:themeColor="background1" w:val="FFFFFF"/>
@@ -13204,6 +13734,7 @@
     </w:tblStylePr>
     <w:tblStylePr w:type="firstCol">
       <w:rPr>
+        <w:rFonts w:eastAsia="黑体"/>
         <w:color w:themeColor="background1" w:val="FFFFFF"/>
       </w:rPr>
       <w:tblPr/>
@@ -13221,6 +13752,7 @@
     </w:tblStylePr>
     <w:tblStylePr w:type="lastCol">
       <w:rPr>
+        <w:rFonts w:eastAsia="黑体"/>
         <w:color w:themeColor="background1" w:val="FFFFFF"/>
       </w:rPr>
       <w:tblPr/>
@@ -13250,11 +13782,13 @@
     </w:tblStylePr>
     <w:tblStylePr w:type="neCell">
       <w:rPr>
+        <w:rFonts w:eastAsia="黑体"/>
         <w:color w:themeColor="text1" w:val="000000"/>
       </w:rPr>
     </w:tblStylePr>
     <w:tblStylePr w:type="nwCell">
       <w:rPr>
+        <w:rFonts w:eastAsia="黑体"/>
         <w:color w:themeColor="text1" w:val="000000"/>
       </w:rPr>
     </w:tblStylePr>
@@ -13268,6 +13802,7 @@
       <w:spacing w:after="0" w:line="240" w:lineRule="auto"/>
     </w:pPr>
     <w:rPr>
+      <w:rFonts w:eastAsia="黑体"/>
       <w:color w:themeColor="text1" w:val="000000"/>
     </w:rPr>
     <w:tblPr>
@@ -13294,6 +13829,7 @@
     </w:tcPr>
     <w:tblStylePr w:type="firstRow">
       <w:rPr>
+        <w:rFonts w:eastAsia="黑体"/>
         <w:b/>
         <w:bCs/>
       </w:rPr>
@@ -13312,6 +13848,7 @@
     </w:tblStylePr>
     <w:tblStylePr w:type="lastRow">
       <w:rPr>
+        <w:rFonts w:eastAsia="黑体"/>
         <w:b/>
         <w:bCs/>
         <w:color w:themeColor="background1" w:val="FFFFFF"/>
@@ -13326,6 +13863,7 @@
     </w:tblStylePr>
     <w:tblStylePr w:type="firstCol">
       <w:rPr>
+        <w:rFonts w:eastAsia="黑体"/>
         <w:color w:themeColor="background1" w:val="FFFFFF"/>
       </w:rPr>
       <w:tblPr/>
@@ -13343,6 +13881,7 @@
     </w:tblStylePr>
     <w:tblStylePr w:type="lastCol">
       <w:rPr>
+        <w:rFonts w:eastAsia="黑体"/>
         <w:color w:themeColor="background1" w:val="FFFFFF"/>
       </w:rPr>
       <w:tblPr/>
@@ -13372,11 +13911,13 @@
     </w:tblStylePr>
     <w:tblStylePr w:type="neCell">
       <w:rPr>
+        <w:rFonts w:eastAsia="黑体"/>
         <w:color w:themeColor="text1" w:val="000000"/>
       </w:rPr>
     </w:tblStylePr>
     <w:tblStylePr w:type="nwCell">
       <w:rPr>
+        <w:rFonts w:eastAsia="黑体"/>
         <w:color w:themeColor="text1" w:val="000000"/>
       </w:rPr>
     </w:tblStylePr>
@@ -13390,6 +13931,7 @@
       <w:spacing w:after="0" w:line="240" w:lineRule="auto"/>
     </w:pPr>
     <w:rPr>
+      <w:rFonts w:eastAsia="黑体"/>
       <w:color w:themeColor="text1" w:val="000000"/>
     </w:rPr>
     <w:tblPr>
@@ -13416,6 +13958,7 @@
     </w:tcPr>
     <w:tblStylePr w:type="firstRow">
       <w:rPr>
+        <w:rFonts w:eastAsia="黑体"/>
         <w:b/>
         <w:bCs/>
       </w:rPr>
@@ -13434,6 +13977,7 @@
     </w:tblStylePr>
     <w:tblStylePr w:type="lastRow">
       <w:rPr>
+        <w:rFonts w:eastAsia="黑体"/>
         <w:b/>
         <w:bCs/>
         <w:color w:themeColor="background1" w:val="FFFFFF"/>
@@ -13448,6 +13992,7 @@
     </w:tblStylePr>
     <w:tblStylePr w:type="firstCol">
       <w:rPr>
+        <w:rFonts w:eastAsia="黑体"/>
         <w:color w:themeColor="background1" w:val="FFFFFF"/>
       </w:rPr>
       <w:tblPr/>
@@ -13465,6 +14010,7 @@
     </w:tblStylePr>
     <w:tblStylePr w:type="lastCol">
       <w:rPr>
+        <w:rFonts w:eastAsia="黑体"/>
         <w:color w:themeColor="background1" w:val="FFFFFF"/>
       </w:rPr>
       <w:tblPr/>
@@ -13494,11 +14040,13 @@
     </w:tblStylePr>
     <w:tblStylePr w:type="neCell">
       <w:rPr>
+        <w:rFonts w:eastAsia="黑体"/>
         <w:color w:themeColor="text1" w:val="000000"/>
       </w:rPr>
     </w:tblStylePr>
     <w:tblStylePr w:type="nwCell">
       <w:rPr>
+        <w:rFonts w:eastAsia="黑体"/>
         <w:color w:themeColor="text1" w:val="000000"/>
       </w:rPr>
     </w:tblStylePr>
@@ -13512,6 +14060,7 @@
       <w:spacing w:after="0" w:line="240" w:lineRule="auto"/>
     </w:pPr>
     <w:rPr>
+      <w:rFonts w:eastAsia="黑体"/>
       <w:color w:themeColor="text1" w:val="000000"/>
     </w:rPr>
     <w:tblPr>
@@ -13538,6 +14087,7 @@
     </w:tcPr>
     <w:tblStylePr w:type="firstRow">
       <w:rPr>
+        <w:rFonts w:eastAsia="黑体"/>
         <w:b/>
         <w:bCs/>
       </w:rPr>
@@ -13556,6 +14106,7 @@
     </w:tblStylePr>
     <w:tblStylePr w:type="lastRow">
       <w:rPr>
+        <w:rFonts w:eastAsia="黑体"/>
         <w:b/>
         <w:bCs/>
         <w:color w:themeColor="background1" w:val="FFFFFF"/>
@@ -13570,6 +14121,7 @@
     </w:tblStylePr>
     <w:tblStylePr w:type="firstCol">
       <w:rPr>
+        <w:rFonts w:eastAsia="黑体"/>
         <w:color w:themeColor="background1" w:val="FFFFFF"/>
       </w:rPr>
       <w:tblPr/>
@@ -13587,6 +14139,7 @@
     </w:tblStylePr>
     <w:tblStylePr w:type="lastCol">
       <w:rPr>
+        <w:rFonts w:eastAsia="黑体"/>
         <w:color w:themeColor="background1" w:val="FFFFFF"/>
       </w:rPr>
       <w:tblPr/>
@@ -13624,6 +14177,7 @@
       <w:spacing w:after="0" w:line="240" w:lineRule="auto"/>
     </w:pPr>
     <w:rPr>
+      <w:rFonts w:eastAsia="黑体"/>
       <w:color w:themeColor="text1" w:val="000000"/>
     </w:rPr>
     <w:tblPr>
@@ -13650,6 +14204,7 @@
     </w:tcPr>
     <w:tblStylePr w:type="firstRow">
       <w:rPr>
+        <w:rFonts w:eastAsia="黑体"/>
         <w:b/>
         <w:bCs/>
       </w:rPr>
@@ -13668,6 +14223,7 @@
     </w:tblStylePr>
     <w:tblStylePr w:type="lastRow">
       <w:rPr>
+        <w:rFonts w:eastAsia="黑体"/>
         <w:b/>
         <w:bCs/>
         <w:color w:themeColor="background1" w:val="FFFFFF"/>
@@ -13682,6 +14238,7 @@
     </w:tblStylePr>
     <w:tblStylePr w:type="firstCol">
       <w:rPr>
+        <w:rFonts w:eastAsia="黑体"/>
         <w:color w:themeColor="background1" w:val="FFFFFF"/>
       </w:rPr>
       <w:tblPr/>
@@ -13699,6 +14256,7 @@
     </w:tblStylePr>
     <w:tblStylePr w:type="lastCol">
       <w:rPr>
+        <w:rFonts w:eastAsia="黑体"/>
         <w:color w:themeColor="background1" w:val="FFFFFF"/>
       </w:rPr>
       <w:tblPr/>
@@ -13728,11 +14286,13 @@
     </w:tblStylePr>
     <w:tblStylePr w:type="neCell">
       <w:rPr>
+        <w:rFonts w:eastAsia="黑体"/>
         <w:color w:themeColor="text1" w:val="000000"/>
       </w:rPr>
     </w:tblStylePr>
     <w:tblStylePr w:type="nwCell">
       <w:rPr>
+        <w:rFonts w:eastAsia="黑体"/>
         <w:color w:themeColor="text1" w:val="000000"/>
       </w:rPr>
     </w:tblStylePr>
@@ -13746,6 +14306,7 @@
       <w:spacing w:after="0" w:line="240" w:lineRule="auto"/>
     </w:pPr>
     <w:rPr>
+      <w:rFonts w:eastAsia="黑体"/>
       <w:color w:themeColor="text1" w:val="000000"/>
     </w:rPr>
     <w:tblPr>
@@ -13772,6 +14333,7 @@
     </w:tcPr>
     <w:tblStylePr w:type="firstRow">
       <w:rPr>
+        <w:rFonts w:eastAsia="黑体"/>
         <w:b/>
         <w:bCs/>
       </w:rPr>
@@ -13790,6 +14352,7 @@
     </w:tblStylePr>
     <w:tblStylePr w:type="lastRow">
       <w:rPr>
+        <w:rFonts w:eastAsia="黑体"/>
         <w:b/>
         <w:bCs/>
         <w:color w:themeColor="background1" w:val="FFFFFF"/>
@@ -13804,6 +14367,7 @@
     </w:tblStylePr>
     <w:tblStylePr w:type="firstCol">
       <w:rPr>
+        <w:rFonts w:eastAsia="黑体"/>
         <w:color w:themeColor="background1" w:val="FFFFFF"/>
       </w:rPr>
       <w:tblPr/>
@@ -13821,6 +14385,7 @@
     </w:tblStylePr>
     <w:tblStylePr w:type="lastCol">
       <w:rPr>
+        <w:rFonts w:eastAsia="黑体"/>
         <w:color w:themeColor="background1" w:val="FFFFFF"/>
       </w:rPr>
       <w:tblPr/>
@@ -13850,11 +14415,13 @@
     </w:tblStylePr>
     <w:tblStylePr w:type="neCell">
       <w:rPr>
+        <w:rFonts w:eastAsia="黑体"/>
         <w:color w:themeColor="text1" w:val="000000"/>
       </w:rPr>
     </w:tblStylePr>
     <w:tblStylePr w:type="nwCell">
       <w:rPr>
+        <w:rFonts w:eastAsia="黑体"/>
         <w:color w:themeColor="text1" w:val="000000"/>
       </w:rPr>
     </w:tblStylePr>
@@ -13868,6 +14435,7 @@
       <w:spacing w:after="0" w:line="240" w:lineRule="auto"/>
     </w:pPr>
     <w:rPr>
+      <w:rFonts w:eastAsia="黑体"/>
       <w:color w:themeColor="text1" w:val="000000"/>
     </w:rPr>
     <w:tblPr>
@@ -13894,6 +14462,7 @@
     </w:tcPr>
     <w:tblStylePr w:type="firstRow">
       <w:rPr>
+        <w:rFonts w:eastAsia="黑体"/>
         <w:b/>
         <w:bCs/>
       </w:rPr>
@@ -13912,6 +14481,7 @@
     </w:tblStylePr>
     <w:tblStylePr w:type="lastRow">
       <w:rPr>
+        <w:rFonts w:eastAsia="黑体"/>
         <w:b/>
         <w:bCs/>
         <w:color w:themeColor="background1" w:val="FFFFFF"/>
@@ -13926,6 +14496,7 @@
     </w:tblStylePr>
     <w:tblStylePr w:type="firstCol">
       <w:rPr>
+        <w:rFonts w:eastAsia="黑体"/>
         <w:color w:themeColor="background1" w:val="FFFFFF"/>
       </w:rPr>
       <w:tblPr/>
@@ -13943,6 +14514,7 @@
     </w:tblStylePr>
     <w:tblStylePr w:type="lastCol">
       <w:rPr>
+        <w:rFonts w:eastAsia="黑体"/>
         <w:color w:themeColor="background1" w:val="FFFFFF"/>
       </w:rPr>
       <w:tblPr/>
@@ -13972,11 +14544,13 @@
     </w:tblStylePr>
     <w:tblStylePr w:type="neCell">
       <w:rPr>
+        <w:rFonts w:eastAsia="黑体"/>
         <w:color w:themeColor="text1" w:val="000000"/>
       </w:rPr>
     </w:tblStylePr>
     <w:tblStylePr w:type="nwCell">
       <w:rPr>
+        <w:rFonts w:eastAsia="黑体"/>
         <w:color w:themeColor="text1" w:val="000000"/>
       </w:rPr>
     </w:tblStylePr>
@@ -13990,6 +14564,7 @@
       <w:spacing w:after="0" w:line="240" w:lineRule="auto"/>
     </w:pPr>
     <w:rPr>
+      <w:rFonts w:eastAsia="黑体"/>
       <w:color w:themeColor="text1" w:val="000000"/>
     </w:rPr>
     <w:tblPr>
@@ -14008,6 +14583,7 @@
     </w:tcPr>
     <w:tblStylePr w:type="firstRow">
       <w:rPr>
+        <w:rFonts w:eastAsia="黑体"/>
         <w:b/>
         <w:bCs/>
         <w:color w:themeColor="background1" w:val="FFFFFF"/>
@@ -14022,6 +14598,7 @@
     </w:tblStylePr>
     <w:tblStylePr w:type="lastRow">
       <w:rPr>
+        <w:rFonts w:eastAsia="黑体"/>
         <w:b/>
         <w:bCs/>
         <w:color w:themeColor="accent2" w:themeShade="CC" w:val="9E3A38"/>
@@ -14036,12 +14613,14 @@
     </w:tblStylePr>
     <w:tblStylePr w:type="firstCol">
       <w:rPr>
+        <w:rFonts w:eastAsia="黑体"/>
         <w:b/>
         <w:bCs/>
       </w:rPr>
     </w:tblStylePr>
     <w:tblStylePr w:type="lastCol">
       <w:rPr>
+        <w:rFonts w:eastAsia="黑体"/>
         <w:b/>
         <w:bCs/>
       </w:rPr>
@@ -14076,6 +14655,7 @@
       <w:spacing w:after="0" w:line="240" w:lineRule="auto"/>
     </w:pPr>
     <w:rPr>
+      <w:rFonts w:eastAsia="黑体"/>
       <w:color w:themeColor="text1" w:val="000000"/>
     </w:rPr>
     <w:tblPr>
@@ -14094,6 +14674,7 @@
     </w:tcPr>
     <w:tblStylePr w:type="firstRow">
       <w:rPr>
+        <w:rFonts w:eastAsia="黑体"/>
         <w:b/>
         <w:bCs/>
         <w:color w:themeColor="background1" w:val="FFFFFF"/>
@@ -14108,6 +14689,7 @@
     </w:tblStylePr>
     <w:tblStylePr w:type="lastRow">
       <w:rPr>
+        <w:rFonts w:eastAsia="黑体"/>
         <w:b/>
         <w:bCs/>
         <w:color w:themeColor="accent2" w:themeShade="CC" w:val="9E3A38"/>
@@ -14122,12 +14704,14 @@
     </w:tblStylePr>
     <w:tblStylePr w:type="firstCol">
       <w:rPr>
+        <w:rFonts w:eastAsia="黑体"/>
         <w:b/>
         <w:bCs/>
       </w:rPr>
     </w:tblStylePr>
     <w:tblStylePr w:type="lastCol">
       <w:rPr>
+        <w:rFonts w:eastAsia="黑体"/>
         <w:b/>
         <w:bCs/>
       </w:rPr>
@@ -14162,6 +14746,7 @@
       <w:spacing w:after="0" w:line="240" w:lineRule="auto"/>
     </w:pPr>
     <w:rPr>
+      <w:rFonts w:eastAsia="黑体"/>
       <w:color w:themeColor="text1" w:val="000000"/>
     </w:rPr>
     <w:tblPr>
@@ -14180,6 +14765,7 @@
     </w:tcPr>
     <w:tblStylePr w:type="firstRow">
       <w:rPr>
+        <w:rFonts w:eastAsia="黑体"/>
         <w:b/>
         <w:bCs/>
         <w:color w:themeColor="background1" w:val="FFFFFF"/>
@@ -14194,6 +14780,7 @@
     </w:tblStylePr>
     <w:tblStylePr w:type="lastRow">
       <w:rPr>
+        <w:rFonts w:eastAsia="黑体"/>
         <w:b/>
         <w:bCs/>
         <w:color w:themeColor="accent2" w:themeShade="CC" w:val="9E3A38"/>
@@ -14208,12 +14795,14 @@
     </w:tblStylePr>
     <w:tblStylePr w:type="firstCol">
       <w:rPr>
+        <w:rFonts w:eastAsia="黑体"/>
         <w:b/>
         <w:bCs/>
       </w:rPr>
     </w:tblStylePr>
     <w:tblStylePr w:type="lastCol">
       <w:rPr>
+        <w:rFonts w:eastAsia="黑体"/>
         <w:b/>
         <w:bCs/>
       </w:rPr>
@@ -14248,6 +14837,7 @@
       <w:spacing w:after="0" w:line="240" w:lineRule="auto"/>
     </w:pPr>
     <w:rPr>
+      <w:rFonts w:eastAsia="黑体"/>
       <w:color w:themeColor="text1" w:val="000000"/>
     </w:rPr>
     <w:tblPr>
@@ -14266,6 +14856,7 @@
     </w:tcPr>
     <w:tblStylePr w:type="firstRow">
       <w:rPr>
+        <w:rFonts w:eastAsia="黑体"/>
         <w:b/>
         <w:bCs/>
         <w:color w:themeColor="background1" w:val="FFFFFF"/>
@@ -14280,6 +14871,7 @@
     </w:tblStylePr>
     <w:tblStylePr w:type="lastRow">
       <w:rPr>
+        <w:rFonts w:eastAsia="黑体"/>
         <w:b/>
         <w:bCs/>
         <w:color w:themeColor="accent4" w:themeShade="CC" w:val="664E82"/>
@@ -14294,12 +14886,14 @@
     </w:tblStylePr>
     <w:tblStylePr w:type="firstCol">
       <w:rPr>
+        <w:rFonts w:eastAsia="黑体"/>
         <w:b/>
         <w:bCs/>
       </w:rPr>
     </w:tblStylePr>
     <w:tblStylePr w:type="lastCol">
       <w:rPr>
+        <w:rFonts w:eastAsia="黑体"/>
         <w:b/>
         <w:bCs/>
       </w:rPr>
@@ -14334,6 +14928,7 @@
       <w:spacing w:after="0" w:line="240" w:lineRule="auto"/>
     </w:pPr>
     <w:rPr>
+      <w:rFonts w:eastAsia="黑体"/>
       <w:color w:themeColor="text1" w:val="000000"/>
     </w:rPr>
     <w:tblPr>
@@ -14352,6 +14947,7 @@
     </w:tcPr>
     <w:tblStylePr w:type="firstRow">
       <w:rPr>
+        <w:rFonts w:eastAsia="黑体"/>
         <w:b/>
         <w:bCs/>
         <w:color w:themeColor="background1" w:val="FFFFFF"/>
@@ -14366,6 +14962,7 @@
     </w:tblStylePr>
     <w:tblStylePr w:type="lastRow">
       <w:rPr>
+        <w:rFonts w:eastAsia="黑体"/>
         <w:b/>
         <w:bCs/>
         <w:color w:themeColor="accent3" w:themeShade="CC" w:val="7E9C40"/>
@@ -14380,12 +14977,14 @@
     </w:tblStylePr>
     <w:tblStylePr w:type="firstCol">
       <w:rPr>
+        <w:rFonts w:eastAsia="黑体"/>
         <w:b/>
         <w:bCs/>
       </w:rPr>
     </w:tblStylePr>
     <w:tblStylePr w:type="lastCol">
       <w:rPr>
+        <w:rFonts w:eastAsia="黑体"/>
         <w:b/>
         <w:bCs/>
       </w:rPr>
@@ -14420,6 +15019,7 @@
       <w:spacing w:after="0" w:line="240" w:lineRule="auto"/>
     </w:pPr>
     <w:rPr>
+      <w:rFonts w:eastAsia="黑体"/>
       <w:color w:themeColor="text1" w:val="000000"/>
     </w:rPr>
     <w:tblPr>
@@ -14438,6 +15038,7 @@
     </w:tcPr>
     <w:tblStylePr w:type="firstRow">
       <w:rPr>
+        <w:rFonts w:eastAsia="黑体"/>
         <w:b/>
         <w:bCs/>
         <w:color w:themeColor="background1" w:val="FFFFFF"/>
@@ -14452,6 +15053,7 @@
     </w:tblStylePr>
     <w:tblStylePr w:type="lastRow">
       <w:rPr>
+        <w:rFonts w:eastAsia="黑体"/>
         <w:b/>
         <w:bCs/>
         <w:color w:themeColor="accent6" w:themeShade="CC" w:val="F2730A"/>
@@ -14466,12 +15068,14 @@
     </w:tblStylePr>
     <w:tblStylePr w:type="firstCol">
       <w:rPr>
+        <w:rFonts w:eastAsia="黑体"/>
         <w:b/>
         <w:bCs/>
       </w:rPr>
     </w:tblStylePr>
     <w:tblStylePr w:type="lastCol">
       <w:rPr>
+        <w:rFonts w:eastAsia="黑体"/>
         <w:b/>
         <w:bCs/>
       </w:rPr>
@@ -14506,6 +15110,7 @@
       <w:spacing w:after="0" w:line="240" w:lineRule="auto"/>
     </w:pPr>
     <w:rPr>
+      <w:rFonts w:eastAsia="黑体"/>
       <w:color w:themeColor="text1" w:val="000000"/>
     </w:rPr>
     <w:tblPr>
@@ -14524,6 +15129,7 @@
     </w:tcPr>
     <w:tblStylePr w:type="firstRow">
       <w:rPr>
+        <w:rFonts w:eastAsia="黑体"/>
         <w:b/>
         <w:bCs/>
         <w:color w:themeColor="background1" w:val="FFFFFF"/>
@@ -14538,6 +15144,7 @@
     </w:tblStylePr>
     <w:tblStylePr w:type="lastRow">
       <w:rPr>
+        <w:rFonts w:eastAsia="黑体"/>
         <w:b/>
         <w:bCs/>
         <w:color w:themeColor="accent5" w:themeShade="CC" w:val="348DA5"/>
@@ -14552,12 +15159,14 @@
     </w:tblStylePr>
     <w:tblStylePr w:type="firstCol">
       <w:rPr>
+        <w:rFonts w:eastAsia="黑体"/>
         <w:b/>
         <w:bCs/>
       </w:rPr>
     </w:tblStylePr>
     <w:tblStylePr w:type="lastCol">
       <w:rPr>
+        <w:rFonts w:eastAsia="黑体"/>
         <w:b/>
         <w:bCs/>
       </w:rPr>
@@ -14592,6 +15201,7 @@
       <w:spacing w:after="0" w:line="240" w:lineRule="auto"/>
     </w:pPr>
     <w:rPr>
+      <w:rFonts w:eastAsia="黑体"/>
       <w:color w:themeColor="text1" w:val="000000"/>
     </w:rPr>
     <w:tblPr>
@@ -14613,6 +15223,7 @@
     </w:tcPr>
     <w:tblStylePr w:type="firstRow">
       <w:rPr>
+        <w:rFonts w:eastAsia="黑体"/>
         <w:b/>
         <w:bCs/>
       </w:rPr>
@@ -14623,6 +15234,7 @@
     </w:tblStylePr>
     <w:tblStylePr w:type="lastRow">
       <w:rPr>
+        <w:rFonts w:eastAsia="黑体"/>
         <w:b/>
         <w:bCs/>
         <w:color w:themeColor="text1" w:val="000000"/>
@@ -14634,6 +15246,7 @@
     </w:tblStylePr>
     <w:tblStylePr w:type="firstCol">
       <w:rPr>
+        <w:rFonts w:eastAsia="黑体"/>
         <w:color w:themeColor="background1" w:val="FFFFFF"/>
       </w:rPr>
       <w:tblPr/>
@@ -14643,6 +15256,7 @@
     </w:tblStylePr>
     <w:tblStylePr w:type="lastCol">
       <w:rPr>
+        <w:rFonts w:eastAsia="黑体"/>
         <w:color w:themeColor="background1" w:val="FFFFFF"/>
       </w:rPr>
       <w:tblPr/>
@@ -14672,6 +15286,7 @@
       <w:spacing w:after="0" w:line="240" w:lineRule="auto"/>
     </w:pPr>
     <w:rPr>
+      <w:rFonts w:eastAsia="黑体"/>
       <w:color w:themeColor="text1" w:val="000000"/>
     </w:rPr>
     <w:tblPr>
@@ -14693,6 +15308,7 @@
     </w:tcPr>
     <w:tblStylePr w:type="firstRow">
       <w:rPr>
+        <w:rFonts w:eastAsia="黑体"/>
         <w:b/>
         <w:bCs/>
       </w:rPr>
@@ -14703,6 +15319,7 @@
     </w:tblStylePr>
     <w:tblStylePr w:type="lastRow">
       <w:rPr>
+        <w:rFonts w:eastAsia="黑体"/>
         <w:b/>
         <w:bCs/>
         <w:color w:themeColor="text1" w:val="000000"/>
@@ -14714,6 +15331,7 @@
     </w:tblStylePr>
     <w:tblStylePr w:type="firstCol">
       <w:rPr>
+        <w:rFonts w:eastAsia="黑体"/>
         <w:color w:themeColor="background1" w:val="FFFFFF"/>
       </w:rPr>
       <w:tblPr/>
@@ -14723,6 +15341,7 @@
     </w:tblStylePr>
     <w:tblStylePr w:type="lastCol">
       <w:rPr>
+        <w:rFonts w:eastAsia="黑体"/>
         <w:color w:themeColor="background1" w:val="FFFFFF"/>
       </w:rPr>
       <w:tblPr/>
@@ -14752,6 +15371,7 @@
       <w:spacing w:after="0" w:line="240" w:lineRule="auto"/>
     </w:pPr>
     <w:rPr>
+      <w:rFonts w:eastAsia="黑体"/>
       <w:color w:themeColor="text1" w:val="000000"/>
     </w:rPr>
     <w:tblPr>
@@ -14773,6 +15393,7 @@
     </w:tcPr>
     <w:tblStylePr w:type="firstRow">
       <w:rPr>
+        <w:rFonts w:eastAsia="黑体"/>
         <w:b/>
         <w:bCs/>
       </w:rPr>
@@ -14783,6 +15404,7 @@
     </w:tblStylePr>
     <w:tblStylePr w:type="lastRow">
       <w:rPr>
+        <w:rFonts w:eastAsia="黑体"/>
         <w:b/>
         <w:bCs/>
         <w:color w:themeColor="text1" w:val="000000"/>
@@ -14794,6 +15416,7 @@
     </w:tblStylePr>
     <w:tblStylePr w:type="firstCol">
       <w:rPr>
+        <w:rFonts w:eastAsia="黑体"/>
         <w:color w:themeColor="background1" w:val="FFFFFF"/>
       </w:rPr>
       <w:tblPr/>
@@ -14803,6 +15426,7 @@
     </w:tblStylePr>
     <w:tblStylePr w:type="lastCol">
       <w:rPr>
+        <w:rFonts w:eastAsia="黑体"/>
         <w:color w:themeColor="background1" w:val="FFFFFF"/>
       </w:rPr>
       <w:tblPr/>
@@ -14832,6 +15456,7 @@
       <w:spacing w:after="0" w:line="240" w:lineRule="auto"/>
     </w:pPr>
     <w:rPr>
+      <w:rFonts w:eastAsia="黑体"/>
       <w:color w:themeColor="text1" w:val="000000"/>
     </w:rPr>
     <w:tblPr>
@@ -14853,6 +15478,7 @@
     </w:tcPr>
     <w:tblStylePr w:type="firstRow">
       <w:rPr>
+        <w:rFonts w:eastAsia="黑体"/>
         <w:b/>
         <w:bCs/>
       </w:rPr>
@@ -14863,6 +15489,7 @@
     </w:tblStylePr>
     <w:tblStylePr w:type="lastRow">
       <w:rPr>
+        <w:rFonts w:eastAsia="黑体"/>
         <w:b/>
         <w:bCs/>
         <w:color w:themeColor="text1" w:val="000000"/>
@@ -14874,6 +15501,7 @@
     </w:tblStylePr>
     <w:tblStylePr w:type="firstCol">
       <w:rPr>
+        <w:rFonts w:eastAsia="黑体"/>
         <w:color w:themeColor="background1" w:val="FFFFFF"/>
       </w:rPr>
       <w:tblPr/>
@@ -14883,6 +15511,7 @@
     </w:tblStylePr>
     <w:tblStylePr w:type="lastCol">
       <w:rPr>
+        <w:rFonts w:eastAsia="黑体"/>
         <w:color w:themeColor="background1" w:val="FFFFFF"/>
       </w:rPr>
       <w:tblPr/>
@@ -14912,6 +15541,7 @@
       <w:spacing w:after="0" w:line="240" w:lineRule="auto"/>
     </w:pPr>
     <w:rPr>
+      <w:rFonts w:eastAsia="黑体"/>
       <w:color w:themeColor="text1" w:val="000000"/>
     </w:rPr>
     <w:tblPr>
@@ -14933,6 +15563,7 @@
     </w:tcPr>
     <w:tblStylePr w:type="firstRow">
       <w:rPr>
+        <w:rFonts w:eastAsia="黑体"/>
         <w:b/>
         <w:bCs/>
       </w:rPr>
@@ -14943,6 +15574,7 @@
     </w:tblStylePr>
     <w:tblStylePr w:type="lastRow">
       <w:rPr>
+        <w:rFonts w:eastAsia="黑体"/>
         <w:b/>
         <w:bCs/>
         <w:color w:themeColor="text1" w:val="000000"/>
@@ -14954,6 +15586,7 @@
     </w:tblStylePr>
     <w:tblStylePr w:type="firstCol">
       <w:rPr>
+        <w:rFonts w:eastAsia="黑体"/>
         <w:color w:themeColor="background1" w:val="FFFFFF"/>
       </w:rPr>
       <w:tblPr/>
@@ -14963,6 +15596,7 @@
     </w:tblStylePr>
     <w:tblStylePr w:type="lastCol">
       <w:rPr>
+        <w:rFonts w:eastAsia="黑体"/>
         <w:color w:themeColor="background1" w:val="FFFFFF"/>
       </w:rPr>
       <w:tblPr/>
@@ -14992,6 +15626,7 @@
       <w:spacing w:after="0" w:line="240" w:lineRule="auto"/>
     </w:pPr>
     <w:rPr>
+      <w:rFonts w:eastAsia="黑体"/>
       <w:color w:themeColor="text1" w:val="000000"/>
     </w:rPr>
     <w:tblPr>
@@ -15013,6 +15648,7 @@
     </w:tcPr>
     <w:tblStylePr w:type="firstRow">
       <w:rPr>
+        <w:rFonts w:eastAsia="黑体"/>
         <w:b/>
         <w:bCs/>
       </w:rPr>
@@ -15023,6 +15659,7 @@
     </w:tblStylePr>
     <w:tblStylePr w:type="lastRow">
       <w:rPr>
+        <w:rFonts w:eastAsia="黑体"/>
         <w:b/>
         <w:bCs/>
         <w:color w:themeColor="text1" w:val="000000"/>
@@ -15034,6 +15671,7 @@
     </w:tblStylePr>
     <w:tblStylePr w:type="firstCol">
       <w:rPr>
+        <w:rFonts w:eastAsia="黑体"/>
         <w:color w:themeColor="background1" w:val="FFFFFF"/>
       </w:rPr>
       <w:tblPr/>
@@ -15043,6 +15681,7 @@
     </w:tblStylePr>
     <w:tblStylePr w:type="lastCol">
       <w:rPr>
+        <w:rFonts w:eastAsia="黑体"/>
         <w:color w:themeColor="background1" w:val="FFFFFF"/>
       </w:rPr>
       <w:tblPr/>
@@ -15072,6 +15711,7 @@
       <w:spacing w:after="0" w:line="240" w:lineRule="auto"/>
     </w:pPr>
     <w:rPr>
+      <w:rFonts w:eastAsia="黑体"/>
       <w:color w:themeColor="text1" w:val="000000"/>
     </w:rPr>
     <w:tblPr>
@@ -15093,6 +15733,7 @@
     </w:tcPr>
     <w:tblStylePr w:type="firstRow">
       <w:rPr>
+        <w:rFonts w:eastAsia="黑体"/>
         <w:b/>
         <w:bCs/>
       </w:rPr>
@@ -15103,6 +15744,7 @@
     </w:tblStylePr>
     <w:tblStylePr w:type="lastRow">
       <w:rPr>
+        <w:rFonts w:eastAsia="黑体"/>
         <w:b/>
         <w:bCs/>
         <w:color w:themeColor="text1" w:val="000000"/>
@@ -15114,6 +15756,7 @@
     </w:tblStylePr>
     <w:tblStylePr w:type="firstCol">
       <w:rPr>
+        <w:rFonts w:eastAsia="黑体"/>
         <w:color w:themeColor="background1" w:val="FFFFFF"/>
       </w:rPr>
       <w:tblPr/>
@@ -15123,6 +15766,7 @@
     </w:tblStylePr>
     <w:tblStylePr w:type="lastCol">
       <w:rPr>
+        <w:rFonts w:eastAsia="黑体"/>
         <w:color w:themeColor="background1" w:val="FFFFFF"/>
       </w:rPr>
       <w:tblPr/>
@@ -15155,6 +15799,7 @@
     <w:name w:val="KeywordTok"/>
     <w:basedOn w:val="VerbatimChar"/>
     <w:rPr>
+      <w:rFonts w:eastAsia="黑体"/>
       <w:b/>
       <w:color w:val="007020"/>
     </w:rPr>
@@ -15163,6 +15808,7 @@
     <w:name w:val="DataTypeTok"/>
     <w:basedOn w:val="VerbatimChar"/>
     <w:rPr>
+      <w:rFonts w:eastAsia="黑体"/>
       <w:color w:val="902000"/>
     </w:rPr>
   </w:style>
@@ -15170,6 +15816,7 @@
     <w:name w:val="DecValTok"/>
     <w:basedOn w:val="VerbatimChar"/>
     <w:rPr>
+      <w:rFonts w:eastAsia="黑体"/>
       <w:color w:val="40a070"/>
     </w:rPr>
   </w:style>
@@ -15177,6 +15824,7 @@
     <w:name w:val="BaseNTok"/>
     <w:basedOn w:val="VerbatimChar"/>
     <w:rPr>
+      <w:rFonts w:eastAsia="黑体"/>
       <w:color w:val="40a070"/>
     </w:rPr>
   </w:style>
@@ -15184,6 +15832,7 @@
     <w:name w:val="FloatTok"/>
     <w:basedOn w:val="VerbatimChar"/>
     <w:rPr>
+      <w:rFonts w:eastAsia="黑体"/>
       <w:color w:val="40a070"/>
     </w:rPr>
   </w:style>
@@ -15191,6 +15840,7 @@
     <w:name w:val="ConstantTok"/>
     <w:basedOn w:val="VerbatimChar"/>
     <w:rPr>
+      <w:rFonts w:eastAsia="黑体"/>
       <w:color w:val="880000"/>
     </w:rPr>
   </w:style>
@@ -15198,6 +15848,7 @@
     <w:name w:val="CharTok"/>
     <w:basedOn w:val="VerbatimChar"/>
     <w:rPr>
+      <w:rFonts w:eastAsia="黑体"/>
       <w:color w:val="4070a0"/>
     </w:rPr>
   </w:style>
@@ -15205,6 +15856,7 @@
     <w:name w:val="SpecialCharTok"/>
     <w:basedOn w:val="VerbatimChar"/>
     <w:rPr>
+      <w:rFonts w:eastAsia="黑体"/>
       <w:color w:val="4070a0"/>
     </w:rPr>
   </w:style>
@@ -15212,6 +15864,7 @@
     <w:name w:val="StringTok"/>
     <w:basedOn w:val="VerbatimChar"/>
     <w:rPr>
+      <w:rFonts w:eastAsia="黑体"/>
       <w:color w:val="4070a0"/>
     </w:rPr>
   </w:style>
@@ -15219,6 +15872,7 @@
     <w:name w:val="VerbatimStringTok"/>
     <w:basedOn w:val="VerbatimChar"/>
     <w:rPr>
+      <w:rFonts w:eastAsia="黑体"/>
       <w:color w:val="4070a0"/>
     </w:rPr>
   </w:style>
@@ -15226,6 +15880,7 @@
     <w:name w:val="SpecialStringTok"/>
     <w:basedOn w:val="VerbatimChar"/>
     <w:rPr>
+      <w:rFonts w:eastAsia="黑体"/>
       <w:color w:val="bb6688"/>
     </w:rPr>
   </w:style>
@@ -15233,6 +15888,7 @@
     <w:name w:val="ImportTok"/>
     <w:basedOn w:val="VerbatimChar"/>
     <w:rPr>
+      <w:rFonts w:eastAsia="黑体"/>
       <w:b/>
       <w:color w:val="008000"/>
     </w:rPr>
@@ -15241,6 +15897,7 @@
     <w:name w:val="CommentTok"/>
     <w:basedOn w:val="VerbatimChar"/>
     <w:rPr>
+      <w:rFonts w:eastAsia="黑体"/>
       <w:i/>
       <w:color w:val="60a0b0"/>
     </w:rPr>
@@ -15249,6 +15906,7 @@
     <w:name w:val="DocumentationTok"/>
     <w:basedOn w:val="VerbatimChar"/>
     <w:rPr>
+      <w:rFonts w:eastAsia="黑体"/>
       <w:i/>
       <w:color w:val="ba2121"/>
     </w:rPr>
@@ -15257,6 +15915,7 @@
     <w:name w:val="AnnotationTok"/>
     <w:basedOn w:val="VerbatimChar"/>
     <w:rPr>
+      <w:rFonts w:eastAsia="黑体"/>
       <w:b/>
       <w:i/>
       <w:color w:val="60a0b0"/>
@@ -15266,6 +15925,7 @@
     <w:name w:val="CommentVarTok"/>
     <w:basedOn w:val="VerbatimChar"/>
     <w:rPr>
+      <w:rFonts w:eastAsia="黑体"/>
       <w:b/>
       <w:i/>
       <w:color w:val="60a0b0"/>
@@ -15275,6 +15935,7 @@
     <w:name w:val="OtherTok"/>
     <w:basedOn w:val="VerbatimChar"/>
     <w:rPr>
+      <w:rFonts w:eastAsia="黑体"/>
       <w:color w:val="007020"/>
     </w:rPr>
   </w:style>
@@ -15282,6 +15943,7 @@
     <w:name w:val="FunctionTok"/>
     <w:basedOn w:val="VerbatimChar"/>
     <w:rPr>
+      <w:rFonts w:eastAsia="黑体"/>
       <w:color w:val="06287e"/>
     </w:rPr>
   </w:style>
@@ -15289,6 +15951,7 @@
     <w:name w:val="VariableTok"/>
     <w:basedOn w:val="VerbatimChar"/>
     <w:rPr>
+      <w:rFonts w:eastAsia="黑体"/>
       <w:color w:val="19177c"/>
     </w:rPr>
   </w:style>
@@ -15296,6 +15959,7 @@
     <w:name w:val="ControlFlowTok"/>
     <w:basedOn w:val="VerbatimChar"/>
     <w:rPr>
+      <w:rFonts w:eastAsia="黑体"/>
       <w:b/>
       <w:color w:val="007020"/>
     </w:rPr>
@@ -15304,6 +15968,7 @@
     <w:name w:val="OperatorTok"/>
     <w:basedOn w:val="VerbatimChar"/>
     <w:rPr>
+      <w:rFonts w:eastAsia="黑体"/>
       <w:color w:val="666666"/>
     </w:rPr>
   </w:style>
@@ -15311,18 +15976,22 @@
     <w:name w:val="BuiltInTok"/>
     <w:basedOn w:val="VerbatimChar"/>
     <w:rPr>
+      <w:rFonts w:eastAsia="黑体"/>
       <w:color w:val="008000"/>
     </w:rPr>
   </w:style>
   <w:style w:type="character" w:customStyle="1" w:styleId="ExtensionTok">
     <w:name w:val="ExtensionTok"/>
     <w:basedOn w:val="VerbatimChar"/>
-    <w:rPr/>
+    <w:rPr>
+      <w:rFonts w:eastAsia="黑体"/>
+    </w:rPr>
   </w:style>
   <w:style w:type="character" w:customStyle="1" w:styleId="PreprocessorTok">
     <w:name w:val="PreprocessorTok"/>
     <w:basedOn w:val="VerbatimChar"/>
     <w:rPr>
+      <w:rFonts w:eastAsia="黑体"/>
       <w:color w:val="bc7a00"/>
     </w:rPr>
   </w:style>
@@ -15330,18 +15999,22 @@
     <w:name w:val="AttributeTok"/>
     <w:basedOn w:val="VerbatimChar"/>
     <w:rPr>
+      <w:rFonts w:eastAsia="黑体"/>
       <w:color w:val="7d9029"/>
     </w:rPr>
   </w:style>
   <w:style w:type="character" w:customStyle="1" w:styleId="RegionMarkerTok">
     <w:name w:val="RegionMarkerTok"/>
     <w:basedOn w:val="VerbatimChar"/>
-    <w:rPr/>
+    <w:rPr>
+      <w:rFonts w:eastAsia="黑体"/>
+    </w:rPr>
   </w:style>
   <w:style w:type="character" w:customStyle="1" w:styleId="InformationTok">
     <w:name w:val="InformationTok"/>
     <w:basedOn w:val="VerbatimChar"/>
     <w:rPr>
+      <w:rFonts w:eastAsia="黑体"/>
       <w:b/>
       <w:i/>
       <w:color w:val="60a0b0"/>
@@ -15351,6 +16024,7 @@
     <w:name w:val="WarningTok"/>
     <w:basedOn w:val="VerbatimChar"/>
     <w:rPr>
+      <w:rFonts w:eastAsia="黑体"/>
       <w:b/>
       <w:i/>
       <w:color w:val="60a0b0"/>
@@ -15360,6 +16034,7 @@
     <w:name w:val="AlertTok"/>
     <w:basedOn w:val="VerbatimChar"/>
     <w:rPr>
+      <w:rFonts w:eastAsia="黑体"/>
       <w:b/>
       <w:color w:val="ff0000"/>
     </w:rPr>
@@ -15368,6 +16043,7 @@
     <w:name w:val="ErrorTok"/>
     <w:basedOn w:val="VerbatimChar"/>
     <w:rPr>
+      <w:rFonts w:eastAsia="黑体"/>
       <w:b/>
       <w:color w:val="ff0000"/>
     </w:rPr>
@@ -15375,7 +16051,9 @@
   <w:style w:type="character" w:customStyle="1" w:styleId="NormalTok">
     <w:name w:val="NormalTok"/>
     <w:basedOn w:val="VerbatimChar"/>
-    <w:rPr/>
+    <w:rPr>
+      <w:rFonts w:eastAsia="黑体"/>
+    </w:rPr>
   </w:style>
 </w:styles>
 </file>
@@ -15424,12 +16102,12 @@
     <a:fontScheme name="Office">
       <a:majorFont>
         <a:latin typeface="Calibri"/>
-        <a:ea typeface=""/>
+        <a:ea typeface="黑体"/>
         <a:cs typeface=""/>
         <a:font script="Jpan" typeface="ＭＳ ゴシック"/>
         <a:font script="Hang" typeface="맑은 고딕"/>
-        <a:font script="Hans" typeface="宋体"/>
-        <a:font script="Hant" typeface="新細明體"/>
+        <a:font script="Hans" typeface="黑体"/>
+        <a:font script="Hant" typeface="黑体"/>
         <a:font script="Arab" typeface="Times New Roman"/>
         <a:font script="Hebr" typeface="Times New Roman"/>
         <a:font script="Thai" typeface="Angsana New"/>
@@ -15459,12 +16137,12 @@
       </a:majorFont>
       <a:minorFont>
         <a:latin typeface="Cambria"/>
-        <a:ea typeface=""/>
+        <a:ea typeface="黑体"/>
         <a:cs typeface=""/>
         <a:font script="Jpan" typeface="ＭＳ 明朝"/>
         <a:font script="Hang" typeface="맑은 고딕"/>
-        <a:font script="Hans" typeface="宋体"/>
-        <a:font script="Hant" typeface="新細明體"/>
+        <a:font script="Hans" typeface="黑体"/>
+        <a:font script="Hant" typeface="黑体"/>
         <a:font script="Arab" typeface="Arial"/>
         <a:font script="Hebr" typeface="Arial"/>
         <a:font script="Thai" typeface="Cordia New"/>

--- a/09-通信电路/04-有线通信接口电路/光纤通信接口电路/光纤通信接口电路.docx
+++ b/09-通信电路/04-有线通信接口电路/光纤通信接口电路/光纤通信接口电路.docx
@@ -3031,7 +3031,7 @@
           <w:color w:val="555555"/>
           <w:sz w:val="21"/>
         </w:rPr>
-        <w:t>材料收集者：杜文杰，WX手机：19519196569，QQ:3478827729</w:t>
+        <w:t>材料收集者：杜文杰，微信/手机：19519196569，QQ:3478827729</w:t>
       </w:r>
     </w:p>
     <w:sectPr>
